--- a/Knowledge/3-Work knowledge/1-Software Engineering/1-Software Engineering Fundamentals/5-My Source/1-Network Traffic/1-Types of Network Traffic/5-Broadcast.docx
+++ b/Knowledge/3-Work knowledge/1-Software Engineering/1-Software Engineering Fundamentals/5-My Source/1-Network Traffic/1-Types of Network Traffic/5-Broadcast.docx
@@ -4,536 +4,942 @@
   <w:body>
     <w:p>
       <w:pPr>
-        <w:pStyle w:val="Heading1"/>
+        <w:keepNext/>
+        <w:keepLines/>
+        <w:spacing w:before="360" w:after="80" w:line="276" w:lineRule="auto"/>
+        <w:outlineLvl w:val="0"/>
+        <w:rPr>
+          <w:rFonts w:asciiTheme="majorHAnsi" w:eastAsiaTheme="majorEastAsia" w:hAnsiTheme="majorHAnsi" w:cstheme="majorBidi"/>
+          <w:color w:val="2F5496" w:themeColor="accent1" w:themeShade="BF"/>
+          <w:kern w:val="0"/>
+          <w:sz w:val="40"/>
+          <w:szCs w:val="40"/>
+          <w:lang w:val="en"/>
+          <w14:ligatures w14:val="none"/>
+        </w:rPr>
       </w:pPr>
       <w:bookmarkStart w:id="0" w:name="_4cgf9dw909jm" w:colFirst="0" w:colLast="0"/>
       <w:bookmarkEnd w:id="0"/>
       <w:r>
+        <w:rPr>
+          <w:rFonts w:asciiTheme="majorHAnsi" w:eastAsiaTheme="majorEastAsia" w:hAnsiTheme="majorHAnsi" w:cstheme="majorBidi"/>
+          <w:color w:val="2F5496" w:themeColor="accent1" w:themeShade="BF"/>
+          <w:kern w:val="0"/>
+          <w:sz w:val="40"/>
+          <w:szCs w:val="40"/>
+          <w:lang w:val="en"/>
+          <w14:ligatures w14:val="none"/>
+        </w:rPr>
         <w:t>Broadcast</w:t>
       </w:r>
     </w:p>
     <w:p>
       <w:pPr>
-        <w:pStyle w:val="Heading2"/>
-        <w:keepNext w:val="0"/>
-        <w:keepLines w:val="0"/>
-        <w:spacing w:before="280"/>
+        <w:spacing w:before="280" w:after="80" w:line="276" w:lineRule="auto"/>
+        <w:outlineLvl w:val="1"/>
+        <w:rPr>
+          <w:rFonts w:asciiTheme="majorHAnsi" w:eastAsiaTheme="majorEastAsia" w:hAnsiTheme="majorHAnsi" w:cstheme="majorBidi"/>
+          <w:color w:val="2F5496" w:themeColor="accent1" w:themeShade="BF"/>
+          <w:kern w:val="0"/>
+          <w:sz w:val="32"/>
+          <w:szCs w:val="32"/>
+          <w:lang w:val="en"/>
+          <w14:ligatures w14:val="none"/>
+        </w:rPr>
       </w:pPr>
       <w:bookmarkStart w:id="1" w:name="_mztb2npx7011" w:colFirst="0" w:colLast="0"/>
       <w:bookmarkEnd w:id="1"/>
       <w:r>
         <w:rPr>
-          <w:rFonts w:ascii="Segoe UI Emoji" w:hAnsi="Segoe UI Emoji" w:cs="Segoe UI Emoji"/>
+          <w:rFonts w:ascii="Segoe UI Emoji" w:eastAsiaTheme="majorEastAsia" w:hAnsi="Segoe UI Emoji" w:cs="Segoe UI Emoji"/>
+          <w:color w:val="2F5496" w:themeColor="accent1" w:themeShade="BF"/>
+          <w:kern w:val="0"/>
+          <w:sz w:val="32"/>
+          <w:szCs w:val="32"/>
+          <w:lang w:val="en"/>
+          <w14:ligatures w14:val="none"/>
         </w:rPr>
         <w:t>📢</w:t>
       </w:r>
       <w:r>
+        <w:rPr>
+          <w:rFonts w:asciiTheme="majorHAnsi" w:eastAsiaTheme="majorEastAsia" w:hAnsiTheme="majorHAnsi" w:cstheme="majorBidi"/>
+          <w:color w:val="2F5496" w:themeColor="accent1" w:themeShade="BF"/>
+          <w:kern w:val="0"/>
+          <w:sz w:val="32"/>
+          <w:szCs w:val="32"/>
+          <w:lang w:val="en"/>
+          <w14:ligatures w14:val="none"/>
+        </w:rPr>
         <w:t xml:space="preserve"> What Is Broadcast in Networking?</w:t>
       </w:r>
     </w:p>
     <w:p>
       <w:pPr>
-        <w:rPr>
-          <w:rFonts w:ascii="Roboto Mono" w:hAnsi="Roboto Mono"/>
-        </w:rPr>
-      </w:pPr>
-      <w:r>
-        <w:rPr>
-          <w:rFonts w:ascii="Arial" w:hAnsi="Arial" w:eastAsia="Arial"/>
-          <w:b/>
-          <w:sz w:val="22"/>
+        <w:spacing w:after="0" w:line="276" w:lineRule="auto"/>
+        <w:rPr>
+          <w:rFonts w:ascii="Roboto Mono" w:eastAsia="Arial" w:hAnsi="Roboto Mono" w:cs="Arial"/>
+          <w:kern w:val="0"/>
+          <w:sz w:val="22"/>
+          <w:szCs w:val="22"/>
+          <w:lang w:val="en"/>
+          <w14:ligatures w14:val="none"/>
+        </w:rPr>
+      </w:pPr>
+      <w:r>
+        <w:rPr>
+          <w:rFonts w:ascii="Arial" w:eastAsia="Arial" w:hAnsi="Arial" w:cs="Arial"/>
+          <w:b/>
+          <w:kern w:val="0"/>
+          <w:sz w:val="22"/>
+          <w:szCs w:val="22"/>
           <w:shd w:val="clear" w:color="auto" w:fill="B7B7B7"/>
+          <w:lang w:val="en"/>
+          <w14:ligatures w14:val="none"/>
         </w:rPr>
         <w:t># Source</w:t>
       </w:r>
       <w:r>
         <w:rPr>
-          <w:rFonts w:ascii="Arial" w:hAnsi="Arial" w:eastAsia="Arial"/>
-          <w:sz w:val="22"/>
+          <w:rFonts w:ascii="Arial" w:eastAsia="Arial" w:hAnsi="Arial" w:cs="Arial"/>
+          <w:kern w:val="0"/>
+          <w:sz w:val="22"/>
+          <w:szCs w:val="22"/>
           <w:shd w:val="clear" w:color="auto" w:fill="B7B7B7"/>
+          <w:lang w:val="en"/>
+          <w14:ligatures w14:val="none"/>
         </w:rPr>
         <w:t xml:space="preserve">: </w:t>
       </w:r>
       <w:r>
         <w:rPr>
-          <w:rFonts w:ascii="Arial" w:hAnsi="Arial" w:eastAsia="Arial"/>
-          <w:b/>
-          <w:sz w:val="22"/>
+          <w:rFonts w:ascii="Arial" w:eastAsia="Arial" w:hAnsi="Arial" w:cs="Arial"/>
+          <w:b/>
+          <w:kern w:val="0"/>
+          <w:sz w:val="22"/>
+          <w:szCs w:val="22"/>
           <w:shd w:val="clear" w:color="auto" w:fill="B7B7B7"/>
+          <w:lang w:val="en"/>
+          <w14:ligatures w14:val="none"/>
         </w:rPr>
         <w:t xml:space="preserve">Chatgpt </w:t>
       </w:r>
       <w:r>
         <w:rPr>
-          <w:rFonts w:ascii="Arial" w:hAnsi="Arial" w:eastAsia="Arial"/>
-          <w:b/>
+          <w:rFonts w:ascii="Arial" w:eastAsia="Arial" w:hAnsi="Arial" w:cs="Arial"/>
+          <w:b/>
+          <w:kern w:val="0"/>
           <w:sz w:val="22"/>
           <w:szCs w:val="14"/>
           <w:shd w:val="clear" w:color="auto" w:fill="B7B7B7"/>
+          <w:lang w:val="en"/>
+          <w14:ligatures w14:val="none"/>
         </w:rPr>
         <w:t>(GPT</w:t>
       </w:r>
       <w:r>
         <w:rPr>
-          <w:rFonts w:ascii="Arial" w:hAnsi="Arial" w:cs="Cambria Math" w:eastAsia="Arial"/>
-          <w:b/>
+          <w:rFonts w:ascii="Cambria Math" w:eastAsia="Arial" w:hAnsi="Cambria Math" w:cs="Cambria Math"/>
+          <w:b/>
+          <w:kern w:val="0"/>
           <w:sz w:val="22"/>
           <w:szCs w:val="14"/>
           <w:shd w:val="clear" w:color="auto" w:fill="B7B7B7"/>
+          <w:lang w:val="en"/>
+          <w14:ligatures w14:val="none"/>
         </w:rPr>
         <w:t>‑</w:t>
       </w:r>
       <w:r>
         <w:rPr>
-          <w:rFonts w:ascii="Arial" w:hAnsi="Arial" w:eastAsia="Arial"/>
-          <w:b/>
+          <w:rFonts w:ascii="Arial" w:eastAsia="Arial" w:hAnsi="Arial" w:cs="Arial"/>
+          <w:b/>
+          <w:kern w:val="0"/>
           <w:sz w:val="22"/>
           <w:szCs w:val="14"/>
           <w:shd w:val="clear" w:color="auto" w:fill="B7B7B7"/>
+          <w:lang w:val="en"/>
+          <w14:ligatures w14:val="none"/>
         </w:rPr>
         <w:t>5 Mini) at [12/9/2025]</w:t>
       </w:r>
     </w:p>
     <w:p>
       <w:pPr>
-        <w:spacing w:before="240" w:after="240"/>
-        <w:rPr>
-          <w:rFonts w:ascii="Roboto Mono" w:hAnsi="Roboto Mono"/>
-        </w:rPr>
-      </w:pPr>
-      <w:r>
-        <w:rPr>
-          <w:rFonts w:ascii="Roboto Mono" w:hAnsi="Roboto Mono"/>
+        <w:spacing w:before="240" w:after="240" w:line="276" w:lineRule="auto"/>
+        <w:rPr>
+          <w:rFonts w:ascii="Roboto Mono" w:eastAsia="Arial" w:hAnsi="Roboto Mono" w:cs="Arial"/>
+          <w:kern w:val="0"/>
+          <w:sz w:val="22"/>
+          <w:szCs w:val="22"/>
+          <w:lang w:val="en"/>
+          <w14:ligatures w14:val="none"/>
+        </w:rPr>
+      </w:pPr>
+      <w:r>
+        <w:rPr>
+          <w:rFonts w:ascii="Roboto Mono" w:eastAsia="Arial" w:hAnsi="Roboto Mono" w:cs="Arial"/>
           <w:b/>
           <w:bCs/>
+          <w:kern w:val="0"/>
+          <w:sz w:val="22"/>
+          <w:szCs w:val="22"/>
+          <w:lang w:val="en"/>
+          <w14:ligatures w14:val="none"/>
         </w:rPr>
         <w:t>Broadcast</w:t>
       </w:r>
       <w:r>
         <w:rPr>
-          <w:rFonts w:ascii="Roboto Mono" w:hAnsi="Roboto Mono"/>
+          <w:rFonts w:ascii="Roboto Mono" w:eastAsia="Arial" w:hAnsi="Roboto Mono" w:cs="Arial"/>
+          <w:kern w:val="0"/>
+          <w:sz w:val="22"/>
+          <w:szCs w:val="22"/>
+          <w:lang w:val="en"/>
+          <w14:ligatures w14:val="none"/>
         </w:rPr>
         <w:t xml:space="preserve"> is a </w:t>
       </w:r>
       <w:r>
         <w:rPr>
-          <w:rFonts w:ascii="Roboto Mono" w:hAnsi="Roboto Mono"/>
+          <w:rFonts w:ascii="Roboto Mono" w:eastAsia="Arial" w:hAnsi="Roboto Mono" w:cs="Arial"/>
           <w:b/>
           <w:bCs/>
+          <w:kern w:val="0"/>
+          <w:sz w:val="22"/>
+          <w:szCs w:val="22"/>
+          <w:lang w:val="en"/>
+          <w14:ligatures w14:val="none"/>
         </w:rPr>
         <w:t>one-to-all</w:t>
       </w:r>
       <w:r>
         <w:rPr>
-          <w:rFonts w:ascii="Roboto Mono" w:hAnsi="Roboto Mono"/>
+          <w:rFonts w:ascii="Roboto Mono" w:eastAsia="Arial" w:hAnsi="Roboto Mono" w:cs="Arial"/>
+          <w:kern w:val="0"/>
+          <w:sz w:val="22"/>
+          <w:szCs w:val="22"/>
+          <w:lang w:val="en"/>
+          <w14:ligatures w14:val="none"/>
         </w:rPr>
         <w:t xml:space="preserve"> communication method where a device sends data to </w:t>
       </w:r>
       <w:r>
         <w:rPr>
-          <w:rFonts w:ascii="Roboto Mono" w:hAnsi="Roboto Mono"/>
+          <w:rFonts w:ascii="Roboto Mono" w:eastAsia="Arial" w:hAnsi="Roboto Mono" w:cs="Arial"/>
           <w:b/>
           <w:bCs/>
+          <w:kern w:val="0"/>
+          <w:sz w:val="22"/>
+          <w:szCs w:val="22"/>
+          <w:lang w:val="en"/>
+          <w14:ligatures w14:val="none"/>
         </w:rPr>
         <w:t>all other devices</w:t>
       </w:r>
       <w:r>
         <w:rPr>
-          <w:rFonts w:ascii="Roboto Mono" w:hAnsi="Roboto Mono"/>
+          <w:rFonts w:ascii="Roboto Mono" w:eastAsia="Arial" w:hAnsi="Roboto Mono" w:cs="Arial"/>
+          <w:kern w:val="0"/>
+          <w:sz w:val="22"/>
+          <w:szCs w:val="22"/>
+          <w:lang w:val="en"/>
+          <w14:ligatures w14:val="none"/>
         </w:rPr>
         <w:t xml:space="preserve"> on the same network segment — whether they need it or not.</w:t>
       </w:r>
     </w:p>
     <w:p>
-      <w:r>
-        <w:pict w14:anchorId="5DD15324">
+      <w:pPr>
+        <w:spacing w:after="0" w:line="276" w:lineRule="auto"/>
+        <w:rPr>
+          <w:rFonts w:ascii="Arial" w:eastAsia="Arial" w:hAnsi="Arial" w:cs="Arial"/>
+          <w:kern w:val="0"/>
+          <w:sz w:val="22"/>
+          <w:szCs w:val="22"/>
+          <w:lang w:val="en"/>
+          <w14:ligatures w14:val="none"/>
+        </w:rPr>
+      </w:pPr>
+      <w:r>
+        <w:rPr>
+          <w:rFonts w:ascii="Arial" w:eastAsia="Arial" w:hAnsi="Arial" w:cs="Arial"/>
+          <w:kern w:val="0"/>
+          <w:sz w:val="22"/>
+          <w:szCs w:val="22"/>
+          <w:lang w:val="en"/>
+          <w14:ligatures w14:val="none"/>
+        </w:rPr>
+        <w:pict w14:anchorId="68A1D549">
           <v:rect id="_x0000_i1025" style="width:0;height:1.5pt" o:hralign="center" o:hrstd="t" o:hr="t" fillcolor="#a0a0a0" stroked="f"/>
         </w:pict>
       </w:r>
     </w:p>
     <w:p>
       <w:pPr>
-        <w:pStyle w:val="Heading2"/>
-        <w:keepNext w:val="0"/>
-        <w:keepLines w:val="0"/>
-        <w:spacing w:before="280"/>
+        <w:spacing w:before="280" w:after="80" w:line="276" w:lineRule="auto"/>
+        <w:outlineLvl w:val="1"/>
+        <w:rPr>
+          <w:rFonts w:asciiTheme="majorHAnsi" w:eastAsiaTheme="majorEastAsia" w:hAnsiTheme="majorHAnsi" w:cstheme="majorBidi"/>
+          <w:color w:val="2F5496" w:themeColor="accent1" w:themeShade="BF"/>
+          <w:kern w:val="0"/>
+          <w:sz w:val="32"/>
+          <w:szCs w:val="32"/>
+          <w:lang w:val="en"/>
+          <w14:ligatures w14:val="none"/>
+        </w:rPr>
       </w:pPr>
       <w:bookmarkStart w:id="2" w:name="_b71urqnp8jxp" w:colFirst="0" w:colLast="0"/>
       <w:bookmarkEnd w:id="2"/>
       <w:r>
         <w:rPr>
-          <w:rFonts w:ascii="Segoe UI Emoji" w:hAnsi="Segoe UI Emoji" w:cs="Segoe UI Emoji"/>
+          <w:rFonts w:ascii="Segoe UI Emoji" w:eastAsiaTheme="majorEastAsia" w:hAnsi="Segoe UI Emoji" w:cs="Segoe UI Emoji"/>
+          <w:color w:val="2F5496" w:themeColor="accent1" w:themeShade="BF"/>
+          <w:kern w:val="0"/>
+          <w:sz w:val="32"/>
+          <w:szCs w:val="32"/>
+          <w:lang w:val="en"/>
+          <w14:ligatures w14:val="none"/>
         </w:rPr>
         <w:t>📦</w:t>
       </w:r>
       <w:r>
+        <w:rPr>
+          <w:rFonts w:asciiTheme="majorHAnsi" w:eastAsiaTheme="majorEastAsia" w:hAnsiTheme="majorHAnsi" w:cstheme="majorBidi"/>
+          <w:color w:val="2F5496" w:themeColor="accent1" w:themeShade="BF"/>
+          <w:kern w:val="0"/>
+          <w:sz w:val="32"/>
+          <w:szCs w:val="32"/>
+          <w:lang w:val="en"/>
+          <w14:ligatures w14:val="none"/>
+        </w:rPr>
         <w:t xml:space="preserve"> Belongs to:</w:t>
       </w:r>
     </w:p>
     <w:p>
       <w:pPr>
-        <w:rPr>
-          <w:rFonts w:ascii="Roboto Mono" w:hAnsi="Roboto Mono"/>
-        </w:rPr>
-      </w:pPr>
-      <w:r>
-        <w:rPr>
-          <w:rFonts w:ascii="Arial" w:hAnsi="Arial" w:eastAsia="Arial"/>
-          <w:b/>
-          <w:sz w:val="22"/>
+        <w:spacing w:after="0" w:line="276" w:lineRule="auto"/>
+        <w:rPr>
+          <w:rFonts w:ascii="Roboto Mono" w:eastAsia="Arial" w:hAnsi="Roboto Mono" w:cs="Arial"/>
+          <w:kern w:val="0"/>
+          <w:sz w:val="22"/>
+          <w:szCs w:val="22"/>
+          <w:lang w:val="en"/>
+          <w14:ligatures w14:val="none"/>
+        </w:rPr>
+      </w:pPr>
+      <w:r>
+        <w:rPr>
+          <w:rFonts w:ascii="Arial" w:eastAsia="Arial" w:hAnsi="Arial" w:cs="Arial"/>
+          <w:b/>
+          <w:kern w:val="0"/>
+          <w:sz w:val="22"/>
+          <w:szCs w:val="22"/>
           <w:shd w:val="clear" w:color="auto" w:fill="B7B7B7"/>
+          <w:lang w:val="en"/>
+          <w14:ligatures w14:val="none"/>
         </w:rPr>
         <w:t># Source</w:t>
       </w:r>
       <w:r>
         <w:rPr>
-          <w:rFonts w:ascii="Arial" w:hAnsi="Arial" w:eastAsia="Arial"/>
-          <w:sz w:val="22"/>
+          <w:rFonts w:ascii="Arial" w:eastAsia="Arial" w:hAnsi="Arial" w:cs="Arial"/>
+          <w:kern w:val="0"/>
+          <w:sz w:val="22"/>
+          <w:szCs w:val="22"/>
           <w:shd w:val="clear" w:color="auto" w:fill="B7B7B7"/>
+          <w:lang w:val="en"/>
+          <w14:ligatures w14:val="none"/>
         </w:rPr>
         <w:t xml:space="preserve">: </w:t>
       </w:r>
       <w:r>
         <w:rPr>
-          <w:rFonts w:ascii="Arial" w:hAnsi="Arial" w:eastAsia="Arial"/>
-          <w:b/>
-          <w:sz w:val="22"/>
+          <w:rFonts w:ascii="Arial" w:eastAsia="Arial" w:hAnsi="Arial" w:cs="Arial"/>
+          <w:b/>
+          <w:kern w:val="0"/>
+          <w:sz w:val="22"/>
+          <w:szCs w:val="22"/>
           <w:shd w:val="clear" w:color="auto" w:fill="B7B7B7"/>
+          <w:lang w:val="en"/>
+          <w14:ligatures w14:val="none"/>
         </w:rPr>
         <w:t xml:space="preserve">Chatgpt </w:t>
       </w:r>
       <w:r>
         <w:rPr>
-          <w:rFonts w:ascii="Arial" w:hAnsi="Arial" w:eastAsia="Arial"/>
-          <w:b/>
+          <w:rFonts w:ascii="Arial" w:eastAsia="Arial" w:hAnsi="Arial" w:cs="Arial"/>
+          <w:b/>
+          <w:kern w:val="0"/>
           <w:sz w:val="22"/>
           <w:szCs w:val="14"/>
           <w:shd w:val="clear" w:color="auto" w:fill="B7B7B7"/>
+          <w:lang w:val="en"/>
+          <w14:ligatures w14:val="none"/>
         </w:rPr>
         <w:t>(GPT</w:t>
       </w:r>
       <w:r>
         <w:rPr>
-          <w:rFonts w:ascii="Arial" w:hAnsi="Arial" w:cs="Cambria Math" w:eastAsia="Arial"/>
-          <w:b/>
+          <w:rFonts w:ascii="Cambria Math" w:eastAsia="Arial" w:hAnsi="Cambria Math" w:cs="Cambria Math"/>
+          <w:b/>
+          <w:kern w:val="0"/>
           <w:sz w:val="22"/>
           <w:szCs w:val="14"/>
           <w:shd w:val="clear" w:color="auto" w:fill="B7B7B7"/>
+          <w:lang w:val="en"/>
+          <w14:ligatures w14:val="none"/>
         </w:rPr>
         <w:t>‑</w:t>
       </w:r>
       <w:r>
         <w:rPr>
-          <w:rFonts w:ascii="Arial" w:hAnsi="Arial" w:eastAsia="Arial"/>
-          <w:b/>
+          <w:rFonts w:ascii="Arial" w:eastAsia="Arial" w:hAnsi="Arial" w:cs="Arial"/>
+          <w:b/>
+          <w:kern w:val="0"/>
           <w:sz w:val="22"/>
           <w:szCs w:val="14"/>
           <w:shd w:val="clear" w:color="auto" w:fill="B7B7B7"/>
+          <w:lang w:val="en"/>
+          <w14:ligatures w14:val="none"/>
         </w:rPr>
         <w:t>5 Mini) at [12/9/2025]</w:t>
       </w:r>
     </w:p>
     <w:p>
       <w:pPr>
-        <w:spacing w:before="240" w:after="240"/>
-        <w:rPr>
-          <w:rFonts w:ascii="Roboto Mono" w:hAnsi="Roboto Mono"/>
+        <w:spacing w:before="240" w:after="240" w:line="276" w:lineRule="auto"/>
+        <w:rPr>
+          <w:rFonts w:ascii="Roboto Mono" w:eastAsia="Arial" w:hAnsi="Roboto Mono" w:cs="Arial"/>
           <w:b/>
           <w:bCs/>
+          <w:kern w:val="0"/>
+          <w:sz w:val="22"/>
+          <w:szCs w:val="22"/>
+          <w:lang w:val="en"/>
+          <w14:ligatures w14:val="none"/>
         </w:rPr>
       </w:pPr>
       <w:r>
         <w:rPr>
           <w:rFonts w:ascii="Segoe UI Emoji" w:eastAsia="Arial Unicode MS" w:hAnsi="Segoe UI Emoji" w:cs="Segoe UI Emoji"/>
+          <w:kern w:val="0"/>
+          <w:sz w:val="22"/>
+          <w:szCs w:val="22"/>
+          <w:lang w:val="en"/>
+          <w14:ligatures w14:val="none"/>
         </w:rPr>
         <w:t>✅</w:t>
       </w:r>
       <w:r>
         <w:rPr>
           <w:rFonts w:ascii="Roboto Mono" w:eastAsia="Arial Unicode MS" w:hAnsi="Roboto Mono" w:cs="Arial Unicode MS"/>
+          <w:kern w:val="0"/>
+          <w:sz w:val="22"/>
+          <w:szCs w:val="22"/>
+          <w:lang w:val="en"/>
+          <w14:ligatures w14:val="none"/>
         </w:rPr>
         <w:t xml:space="preserve"> </w:t>
       </w:r>
       <w:r>
         <w:rPr>
-          <w:rFonts w:ascii="Roboto Mono" w:hAnsi="Roboto Mono"/>
+          <w:rFonts w:ascii="Roboto Mono" w:eastAsia="Arial" w:hAnsi="Roboto Mono" w:cs="Arial"/>
           <w:b/>
           <w:bCs/>
+          <w:kern w:val="0"/>
+          <w:sz w:val="22"/>
+          <w:szCs w:val="22"/>
+          <w:lang w:val="en"/>
+          <w14:ligatures w14:val="none"/>
         </w:rPr>
         <w:t>Types of Network Transmission Modes</w:t>
       </w:r>
     </w:p>
     <w:p>
       <w:pPr>
-        <w:spacing w:before="240" w:after="240"/>
+        <w:spacing w:before="240" w:after="240" w:line="276" w:lineRule="auto"/>
         <w:ind w:left="600" w:right="600"/>
         <w:rPr>
-          <w:rFonts w:ascii="Roboto Mono" w:hAnsi="Roboto Mono"/>
-        </w:rPr>
-      </w:pPr>
-      <w:r>
-        <w:rPr>
-          <w:rFonts w:ascii="Roboto Mono" w:hAnsi="Roboto Mono"/>
+          <w:rFonts w:ascii="Roboto Mono" w:eastAsia="Arial" w:hAnsi="Roboto Mono" w:cs="Arial"/>
+          <w:kern w:val="0"/>
+          <w:sz w:val="22"/>
+          <w:szCs w:val="22"/>
+          <w:lang w:val="en"/>
+          <w14:ligatures w14:val="none"/>
+        </w:rPr>
+      </w:pPr>
+      <w:r>
+        <w:rPr>
+          <w:rFonts w:ascii="Roboto Mono" w:eastAsia="Arial" w:hAnsi="Roboto Mono" w:cs="Arial"/>
+          <w:kern w:val="0"/>
+          <w:sz w:val="22"/>
+          <w:szCs w:val="22"/>
+          <w:lang w:val="en"/>
+          <w14:ligatures w14:val="none"/>
         </w:rPr>
         <w:t xml:space="preserve">Alongside </w:t>
       </w:r>
       <w:r>
         <w:rPr>
-          <w:rFonts w:ascii="Roboto Mono" w:hAnsi="Roboto Mono"/>
+          <w:rFonts w:ascii="Roboto Mono" w:eastAsia="Arial" w:hAnsi="Roboto Mono" w:cs="Arial"/>
           <w:b/>
           <w:bCs/>
+          <w:kern w:val="0"/>
+          <w:sz w:val="22"/>
+          <w:szCs w:val="22"/>
+          <w:lang w:val="en"/>
+          <w14:ligatures w14:val="none"/>
         </w:rPr>
         <w:t>Unicast</w:t>
       </w:r>
       <w:r>
         <w:rPr>
-          <w:rFonts w:ascii="Roboto Mono" w:hAnsi="Roboto Mono"/>
+          <w:rFonts w:ascii="Roboto Mono" w:eastAsia="Arial" w:hAnsi="Roboto Mono" w:cs="Arial"/>
+          <w:kern w:val="0"/>
+          <w:sz w:val="22"/>
+          <w:szCs w:val="22"/>
+          <w:lang w:val="en"/>
+          <w14:ligatures w14:val="none"/>
         </w:rPr>
         <w:t xml:space="preserve"> (one-to-one) and </w:t>
       </w:r>
       <w:r>
         <w:rPr>
-          <w:rFonts w:ascii="Roboto Mono" w:hAnsi="Roboto Mono"/>
+          <w:rFonts w:ascii="Roboto Mono" w:eastAsia="Arial" w:hAnsi="Roboto Mono" w:cs="Arial"/>
           <w:b/>
           <w:bCs/>
+          <w:kern w:val="0"/>
+          <w:sz w:val="22"/>
+          <w:szCs w:val="22"/>
+          <w:lang w:val="en"/>
+          <w14:ligatures w14:val="none"/>
         </w:rPr>
         <w:t>Multicast</w:t>
       </w:r>
       <w:r>
         <w:rPr>
-          <w:rFonts w:ascii="Roboto Mono" w:hAnsi="Roboto Mono"/>
+          <w:rFonts w:ascii="Roboto Mono" w:eastAsia="Arial" w:hAnsi="Roboto Mono" w:cs="Arial"/>
+          <w:kern w:val="0"/>
+          <w:sz w:val="22"/>
+          <w:szCs w:val="22"/>
+          <w:lang w:val="en"/>
+          <w14:ligatures w14:val="none"/>
         </w:rPr>
         <w:t xml:space="preserve"> (one-to-many)</w:t>
       </w:r>
     </w:p>
     <w:p>
-      <w:r>
-        <w:pict w14:anchorId="426F8131">
+      <w:pPr>
+        <w:spacing w:after="0" w:line="276" w:lineRule="auto"/>
+        <w:rPr>
+          <w:rFonts w:ascii="Arial" w:eastAsia="Arial" w:hAnsi="Arial" w:cs="Arial"/>
+          <w:kern w:val="0"/>
+          <w:sz w:val="22"/>
+          <w:szCs w:val="22"/>
+          <w:lang w:val="en"/>
+          <w14:ligatures w14:val="none"/>
+        </w:rPr>
+      </w:pPr>
+      <w:r>
+        <w:rPr>
+          <w:rFonts w:ascii="Arial" w:eastAsia="Arial" w:hAnsi="Arial" w:cs="Arial"/>
+          <w:kern w:val="0"/>
+          <w:sz w:val="22"/>
+          <w:szCs w:val="22"/>
+          <w:lang w:val="en"/>
+          <w14:ligatures w14:val="none"/>
+        </w:rPr>
+        <w:pict w14:anchorId="238035C7">
           <v:rect id="_x0000_i1026" style="width:0;height:1.5pt" o:hralign="center" o:hrstd="t" o:hr="t" fillcolor="#a0a0a0" stroked="f"/>
         </w:pict>
       </w:r>
     </w:p>
     <w:p>
       <w:pPr>
-        <w:pStyle w:val="Heading2"/>
-        <w:keepNext w:val="0"/>
-        <w:keepLines w:val="0"/>
-        <w:spacing w:before="280"/>
+        <w:spacing w:before="280" w:after="80" w:line="276" w:lineRule="auto"/>
+        <w:outlineLvl w:val="1"/>
+        <w:rPr>
+          <w:rFonts w:asciiTheme="majorHAnsi" w:eastAsiaTheme="majorEastAsia" w:hAnsiTheme="majorHAnsi" w:cstheme="majorBidi"/>
+          <w:color w:val="2F5496" w:themeColor="accent1" w:themeShade="BF"/>
+          <w:kern w:val="0"/>
+          <w:sz w:val="32"/>
+          <w:szCs w:val="32"/>
+          <w:lang w:val="en"/>
+          <w14:ligatures w14:val="none"/>
+        </w:rPr>
       </w:pPr>
       <w:bookmarkStart w:id="3" w:name="_5r6vfejz1wvc" w:colFirst="0" w:colLast="0"/>
       <w:bookmarkEnd w:id="3"/>
       <w:r>
         <w:rPr>
-          <w:rFonts w:ascii="Segoe UI Emoji" w:hAnsi="Segoe UI Emoji" w:cs="Segoe UI Emoji"/>
+          <w:rFonts w:ascii="Segoe UI Emoji" w:eastAsiaTheme="majorEastAsia" w:hAnsi="Segoe UI Emoji" w:cs="Segoe UI Emoji"/>
+          <w:color w:val="2F5496" w:themeColor="accent1" w:themeShade="BF"/>
+          <w:kern w:val="0"/>
+          <w:sz w:val="32"/>
+          <w:szCs w:val="32"/>
+          <w:lang w:val="en"/>
+          <w14:ligatures w14:val="none"/>
         </w:rPr>
         <w:t>🧠</w:t>
       </w:r>
       <w:r>
+        <w:rPr>
+          <w:rFonts w:asciiTheme="majorHAnsi" w:eastAsiaTheme="majorEastAsia" w:hAnsiTheme="majorHAnsi" w:cstheme="majorBidi"/>
+          <w:color w:val="2F5496" w:themeColor="accent1" w:themeShade="BF"/>
+          <w:kern w:val="0"/>
+          <w:sz w:val="32"/>
+          <w:szCs w:val="32"/>
+          <w:lang w:val="en"/>
+          <w14:ligatures w14:val="none"/>
+        </w:rPr>
         <w:t xml:space="preserve"> Definition:</w:t>
       </w:r>
     </w:p>
     <w:p>
       <w:pPr>
-        <w:rPr>
-          <w:rFonts w:ascii="Roboto Mono" w:hAnsi="Roboto Mono"/>
-        </w:rPr>
-      </w:pPr>
-      <w:r>
-        <w:rPr>
-          <w:rFonts w:ascii="Arial" w:hAnsi="Arial" w:eastAsia="Arial"/>
-          <w:b/>
-          <w:sz w:val="22"/>
+        <w:spacing w:after="0" w:line="276" w:lineRule="auto"/>
+        <w:rPr>
+          <w:rFonts w:ascii="Roboto Mono" w:eastAsia="Arial" w:hAnsi="Roboto Mono" w:cs="Arial"/>
+          <w:kern w:val="0"/>
+          <w:sz w:val="22"/>
+          <w:szCs w:val="22"/>
+          <w:lang w:val="en"/>
+          <w14:ligatures w14:val="none"/>
+        </w:rPr>
+      </w:pPr>
+      <w:r>
+        <w:rPr>
+          <w:rFonts w:ascii="Arial" w:eastAsia="Arial" w:hAnsi="Arial" w:cs="Arial"/>
+          <w:b/>
+          <w:kern w:val="0"/>
+          <w:sz w:val="22"/>
+          <w:szCs w:val="22"/>
           <w:shd w:val="clear" w:color="auto" w:fill="B7B7B7"/>
+          <w:lang w:val="en"/>
+          <w14:ligatures w14:val="none"/>
         </w:rPr>
         <w:t># Source</w:t>
       </w:r>
       <w:r>
         <w:rPr>
-          <w:rFonts w:ascii="Arial" w:hAnsi="Arial" w:eastAsia="Arial"/>
-          <w:sz w:val="22"/>
+          <w:rFonts w:ascii="Arial" w:eastAsia="Arial" w:hAnsi="Arial" w:cs="Arial"/>
+          <w:kern w:val="0"/>
+          <w:sz w:val="22"/>
+          <w:szCs w:val="22"/>
           <w:shd w:val="clear" w:color="auto" w:fill="B7B7B7"/>
+          <w:lang w:val="en"/>
+          <w14:ligatures w14:val="none"/>
         </w:rPr>
         <w:t xml:space="preserve">: </w:t>
       </w:r>
       <w:r>
         <w:rPr>
-          <w:rFonts w:ascii="Arial" w:hAnsi="Arial" w:eastAsia="Arial"/>
-          <w:b/>
-          <w:sz w:val="22"/>
+          <w:rFonts w:ascii="Arial" w:eastAsia="Arial" w:hAnsi="Arial" w:cs="Arial"/>
+          <w:b/>
+          <w:kern w:val="0"/>
+          <w:sz w:val="22"/>
+          <w:szCs w:val="22"/>
           <w:shd w:val="clear" w:color="auto" w:fill="B7B7B7"/>
+          <w:lang w:val="en"/>
+          <w14:ligatures w14:val="none"/>
         </w:rPr>
         <w:t xml:space="preserve">Chatgpt </w:t>
       </w:r>
       <w:r>
         <w:rPr>
-          <w:rFonts w:ascii="Arial" w:hAnsi="Arial" w:eastAsia="Arial"/>
-          <w:b/>
+          <w:rFonts w:ascii="Arial" w:eastAsia="Arial" w:hAnsi="Arial" w:cs="Arial"/>
+          <w:b/>
+          <w:kern w:val="0"/>
           <w:sz w:val="22"/>
           <w:szCs w:val="14"/>
           <w:shd w:val="clear" w:color="auto" w:fill="B7B7B7"/>
+          <w:lang w:val="en"/>
+          <w14:ligatures w14:val="none"/>
         </w:rPr>
         <w:t>(GPT</w:t>
       </w:r>
       <w:r>
         <w:rPr>
-          <w:rFonts w:ascii="Arial" w:hAnsi="Arial" w:cs="Cambria Math" w:eastAsia="Arial"/>
-          <w:b/>
+          <w:rFonts w:ascii="Cambria Math" w:eastAsia="Arial" w:hAnsi="Cambria Math" w:cs="Cambria Math"/>
+          <w:b/>
+          <w:kern w:val="0"/>
           <w:sz w:val="22"/>
           <w:szCs w:val="14"/>
           <w:shd w:val="clear" w:color="auto" w:fill="B7B7B7"/>
+          <w:lang w:val="en"/>
+          <w14:ligatures w14:val="none"/>
         </w:rPr>
         <w:t>‑</w:t>
       </w:r>
       <w:r>
         <w:rPr>
-          <w:rFonts w:ascii="Arial" w:hAnsi="Arial" w:eastAsia="Arial"/>
-          <w:b/>
+          <w:rFonts w:ascii="Arial" w:eastAsia="Arial" w:hAnsi="Arial" w:cs="Arial"/>
+          <w:b/>
+          <w:kern w:val="0"/>
           <w:sz w:val="22"/>
           <w:szCs w:val="14"/>
           <w:shd w:val="clear" w:color="auto" w:fill="B7B7B7"/>
+          <w:lang w:val="en"/>
+          <w14:ligatures w14:val="none"/>
         </w:rPr>
         <w:t>5 Mini) at [12/9/2025]</w:t>
       </w:r>
     </w:p>
     <w:p>
       <w:pPr>
-        <w:spacing w:before="240" w:after="240"/>
+        <w:spacing w:before="240" w:after="240" w:line="276" w:lineRule="auto"/>
         <w:ind w:left="600" w:right="600"/>
         <w:rPr>
-          <w:rFonts w:ascii="Roboto Mono" w:hAnsi="Roboto Mono"/>
-        </w:rPr>
-      </w:pPr>
-      <w:r>
-        <w:rPr>
-          <w:rFonts w:ascii="Roboto Mono" w:hAnsi="Roboto Mono"/>
+          <w:rFonts w:ascii="Roboto Mono" w:eastAsia="Arial" w:hAnsi="Roboto Mono" w:cs="Arial"/>
+          <w:kern w:val="0"/>
+          <w:sz w:val="22"/>
+          <w:szCs w:val="22"/>
+          <w:lang w:val="en"/>
+          <w14:ligatures w14:val="none"/>
+        </w:rPr>
+      </w:pPr>
+      <w:r>
+        <w:rPr>
+          <w:rFonts w:ascii="Roboto Mono" w:eastAsia="Arial" w:hAnsi="Roboto Mono" w:cs="Arial"/>
+          <w:kern w:val="0"/>
+          <w:sz w:val="22"/>
+          <w:szCs w:val="22"/>
+          <w:lang w:val="en"/>
+          <w14:ligatures w14:val="none"/>
         </w:rPr>
         <w:t xml:space="preserve">In </w:t>
       </w:r>
       <w:r>
         <w:rPr>
-          <w:rFonts w:ascii="Roboto Mono" w:hAnsi="Roboto Mono"/>
+          <w:rFonts w:ascii="Roboto Mono" w:eastAsia="Arial" w:hAnsi="Roboto Mono" w:cs="Arial"/>
           <w:b/>
           <w:bCs/>
+          <w:kern w:val="0"/>
+          <w:sz w:val="22"/>
+          <w:szCs w:val="22"/>
+          <w:lang w:val="en"/>
+          <w14:ligatures w14:val="none"/>
         </w:rPr>
         <w:t>broadcast</w:t>
       </w:r>
       <w:r>
         <w:rPr>
-          <w:rFonts w:ascii="Roboto Mono" w:hAnsi="Roboto Mono"/>
+          <w:rFonts w:ascii="Roboto Mono" w:eastAsia="Arial" w:hAnsi="Roboto Mono" w:cs="Arial"/>
+          <w:kern w:val="0"/>
+          <w:sz w:val="22"/>
+          <w:szCs w:val="22"/>
+          <w:lang w:val="en"/>
+          <w14:ligatures w14:val="none"/>
         </w:rPr>
         <w:t xml:space="preserve">, the sender transmits a message to </w:t>
       </w:r>
       <w:r>
         <w:rPr>
-          <w:rFonts w:ascii="Roboto Mono" w:hAnsi="Roboto Mono"/>
+          <w:rFonts w:ascii="Roboto Mono" w:eastAsia="Arial" w:hAnsi="Roboto Mono" w:cs="Arial"/>
           <w:b/>
           <w:bCs/>
+          <w:kern w:val="0"/>
+          <w:sz w:val="22"/>
+          <w:szCs w:val="22"/>
+          <w:lang w:val="en"/>
+          <w14:ligatures w14:val="none"/>
         </w:rPr>
         <w:t>all devices</w:t>
       </w:r>
       <w:r>
         <w:rPr>
-          <w:rFonts w:ascii="Roboto Mono" w:hAnsi="Roboto Mono"/>
+          <w:rFonts w:ascii="Roboto Mono" w:eastAsia="Arial" w:hAnsi="Roboto Mono" w:cs="Arial"/>
+          <w:kern w:val="0"/>
+          <w:sz w:val="22"/>
+          <w:szCs w:val="22"/>
+          <w:lang w:val="en"/>
+          <w14:ligatures w14:val="none"/>
         </w:rPr>
         <w:t xml:space="preserve"> in the local network (broadcast domain).</w:t>
       </w:r>
     </w:p>
     <w:p>
-      <w:r>
-        <w:pict w14:anchorId="4ABC0AF8">
+      <w:pPr>
+        <w:spacing w:after="0" w:line="276" w:lineRule="auto"/>
+        <w:rPr>
+          <w:rFonts w:ascii="Arial" w:eastAsia="Arial" w:hAnsi="Arial" w:cs="Arial"/>
+          <w:kern w:val="0"/>
+          <w:sz w:val="22"/>
+          <w:szCs w:val="22"/>
+          <w:lang w:val="en"/>
+          <w14:ligatures w14:val="none"/>
+        </w:rPr>
+      </w:pPr>
+      <w:r>
+        <w:rPr>
+          <w:rFonts w:ascii="Arial" w:eastAsia="Arial" w:hAnsi="Arial" w:cs="Arial"/>
+          <w:kern w:val="0"/>
+          <w:sz w:val="22"/>
+          <w:szCs w:val="22"/>
+          <w:lang w:val="en"/>
+          <w14:ligatures w14:val="none"/>
+        </w:rPr>
+        <w:pict w14:anchorId="089BC81F">
           <v:rect id="_x0000_i1027" style="width:0;height:1.5pt" o:hralign="center" o:hrstd="t" o:hr="t" fillcolor="#a0a0a0" stroked="f"/>
         </w:pict>
       </w:r>
     </w:p>
     <w:p>
       <w:pPr>
-        <w:pStyle w:val="Heading2"/>
-        <w:keepNext w:val="0"/>
-        <w:keepLines w:val="0"/>
-        <w:spacing w:before="280"/>
+        <w:spacing w:before="280" w:after="80" w:line="276" w:lineRule="auto"/>
+        <w:outlineLvl w:val="1"/>
+        <w:rPr>
+          <w:rFonts w:asciiTheme="majorHAnsi" w:eastAsiaTheme="majorEastAsia" w:hAnsiTheme="majorHAnsi" w:cstheme="majorBidi"/>
+          <w:color w:val="2F5496" w:themeColor="accent1" w:themeShade="BF"/>
+          <w:kern w:val="0"/>
+          <w:sz w:val="32"/>
+          <w:szCs w:val="32"/>
+          <w:lang w:val="en"/>
+          <w14:ligatures w14:val="none"/>
+        </w:rPr>
       </w:pPr>
       <w:bookmarkStart w:id="4" w:name="_k6oewusyr04l" w:colFirst="0" w:colLast="0"/>
       <w:bookmarkEnd w:id="4"/>
       <w:r>
         <w:rPr>
-          <w:rFonts w:ascii="Segoe UI Emoji" w:hAnsi="Segoe UI Emoji" w:cs="Segoe UI Emoji"/>
+          <w:rFonts w:ascii="Segoe UI Emoji" w:eastAsiaTheme="majorEastAsia" w:hAnsi="Segoe UI Emoji" w:cs="Segoe UI Emoji"/>
+          <w:color w:val="2F5496" w:themeColor="accent1" w:themeShade="BF"/>
+          <w:kern w:val="0"/>
+          <w:sz w:val="32"/>
+          <w:szCs w:val="32"/>
+          <w:lang w:val="en"/>
+          <w14:ligatures w14:val="none"/>
         </w:rPr>
         <w:t>📡</w:t>
       </w:r>
       <w:r>
+        <w:rPr>
+          <w:rFonts w:asciiTheme="majorHAnsi" w:eastAsiaTheme="majorEastAsia" w:hAnsiTheme="majorHAnsi" w:cstheme="majorBidi"/>
+          <w:color w:val="2F5496" w:themeColor="accent1" w:themeShade="BF"/>
+          <w:kern w:val="0"/>
+          <w:sz w:val="32"/>
+          <w:szCs w:val="32"/>
+          <w:lang w:val="en"/>
+          <w14:ligatures w14:val="none"/>
+        </w:rPr>
         <w:t xml:space="preserve"> Example Use Cases:</w:t>
       </w:r>
     </w:p>
     <w:p>
       <w:pPr>
-        <w:rPr>
-          <w:rFonts w:ascii="Roboto Mono" w:hAnsi="Roboto Mono"/>
-        </w:rPr>
-      </w:pPr>
-      <w:r>
-        <w:rPr>
-          <w:rFonts w:ascii="Arial" w:hAnsi="Arial" w:eastAsia="Arial"/>
-          <w:b/>
-          <w:sz w:val="22"/>
+        <w:spacing w:after="0" w:line="276" w:lineRule="auto"/>
+        <w:rPr>
+          <w:rFonts w:ascii="Roboto Mono" w:eastAsia="Arial" w:hAnsi="Roboto Mono" w:cs="Arial"/>
+          <w:kern w:val="0"/>
+          <w:sz w:val="22"/>
+          <w:szCs w:val="22"/>
+          <w:lang w:val="en"/>
+          <w14:ligatures w14:val="none"/>
+        </w:rPr>
+      </w:pPr>
+      <w:r>
+        <w:rPr>
+          <w:rFonts w:ascii="Arial" w:eastAsia="Arial" w:hAnsi="Arial" w:cs="Arial"/>
+          <w:b/>
+          <w:kern w:val="0"/>
+          <w:sz w:val="22"/>
+          <w:szCs w:val="22"/>
           <w:shd w:val="clear" w:color="auto" w:fill="B7B7B7"/>
+          <w:lang w:val="en"/>
+          <w14:ligatures w14:val="none"/>
         </w:rPr>
         <w:t># Source</w:t>
       </w:r>
       <w:r>
         <w:rPr>
-          <w:rFonts w:ascii="Arial" w:hAnsi="Arial" w:eastAsia="Arial"/>
-          <w:sz w:val="22"/>
+          <w:rFonts w:ascii="Arial" w:eastAsia="Arial" w:hAnsi="Arial" w:cs="Arial"/>
+          <w:kern w:val="0"/>
+          <w:sz w:val="22"/>
+          <w:szCs w:val="22"/>
           <w:shd w:val="clear" w:color="auto" w:fill="B7B7B7"/>
+          <w:lang w:val="en"/>
+          <w14:ligatures w14:val="none"/>
         </w:rPr>
         <w:t xml:space="preserve">: </w:t>
       </w:r>
       <w:r>
         <w:rPr>
-          <w:rFonts w:ascii="Arial" w:hAnsi="Arial" w:eastAsia="Arial"/>
-          <w:b/>
-          <w:sz w:val="22"/>
+          <w:rFonts w:ascii="Arial" w:eastAsia="Arial" w:hAnsi="Arial" w:cs="Arial"/>
+          <w:b/>
+          <w:kern w:val="0"/>
+          <w:sz w:val="22"/>
+          <w:szCs w:val="22"/>
           <w:shd w:val="clear" w:color="auto" w:fill="B7B7B7"/>
+          <w:lang w:val="en"/>
+          <w14:ligatures w14:val="none"/>
         </w:rPr>
         <w:t xml:space="preserve">Chatgpt </w:t>
       </w:r>
       <w:r>
         <w:rPr>
-          <w:rFonts w:ascii="Arial" w:hAnsi="Arial" w:eastAsia="Arial"/>
-          <w:b/>
+          <w:rFonts w:ascii="Arial" w:eastAsia="Arial" w:hAnsi="Arial" w:cs="Arial"/>
+          <w:b/>
+          <w:kern w:val="0"/>
           <w:sz w:val="22"/>
           <w:szCs w:val="14"/>
           <w:shd w:val="clear" w:color="auto" w:fill="B7B7B7"/>
+          <w:lang w:val="en"/>
+          <w14:ligatures w14:val="none"/>
         </w:rPr>
         <w:t>(GPT</w:t>
       </w:r>
       <w:r>
         <w:rPr>
-          <w:rFonts w:ascii="Arial" w:hAnsi="Arial" w:cs="Cambria Math" w:eastAsia="Arial"/>
-          <w:b/>
+          <w:rFonts w:ascii="Cambria Math" w:eastAsia="Arial" w:hAnsi="Cambria Math" w:cs="Cambria Math"/>
+          <w:b/>
+          <w:kern w:val="0"/>
           <w:sz w:val="22"/>
           <w:szCs w:val="14"/>
           <w:shd w:val="clear" w:color="auto" w:fill="B7B7B7"/>
+          <w:lang w:val="en"/>
+          <w14:ligatures w14:val="none"/>
         </w:rPr>
         <w:t>‑</w:t>
       </w:r>
       <w:r>
         <w:rPr>
-          <w:rFonts w:ascii="Arial" w:hAnsi="Arial" w:eastAsia="Arial"/>
-          <w:b/>
+          <w:rFonts w:ascii="Arial" w:eastAsia="Arial" w:hAnsi="Arial" w:cs="Arial"/>
+          <w:b/>
+          <w:kern w:val="0"/>
           <w:sz w:val="22"/>
           <w:szCs w:val="14"/>
           <w:shd w:val="clear" w:color="auto" w:fill="B7B7B7"/>
+          <w:lang w:val="en"/>
+          <w14:ligatures w14:val="none"/>
         </w:rPr>
         <w:t>5 Mini) at [12/9/2025]</w:t>
       </w:r>
     </w:p>
     <w:p>
-      <w:r>
-        <w:rPr>
+      <w:pPr>
+        <w:spacing w:after="0" w:line="276" w:lineRule="auto"/>
+        <w:rPr>
+          <w:rFonts w:ascii="Arial" w:eastAsia="Arial" w:hAnsi="Arial" w:cs="Arial"/>
+          <w:kern w:val="0"/>
+          <w:sz w:val="22"/>
+          <w:szCs w:val="22"/>
+          <w:lang w:val="en"/>
+          <w14:ligatures w14:val="none"/>
+        </w:rPr>
+      </w:pPr>
+      <w:r>
+        <w:rPr>
+          <w:rFonts w:ascii="Arial" w:eastAsia="Arial" w:hAnsi="Arial" w:cs="Arial"/>
           <w:noProof/>
+          <w:kern w:val="0"/>
+          <w:sz w:val="22"/>
+          <w:szCs w:val="22"/>
+          <w:lang w:val="en"/>
+          <w14:ligatures w14:val="none"/>
         </w:rPr>
         <w:drawing>
-          <wp:inline distT="114300" distB="114300" distL="114300" distR="114300" wp14:anchorId="56CBD64B" wp14:editId="64E8D648">
+          <wp:inline distT="114300" distB="114300" distL="114300" distR="114300" wp14:anchorId="219D6EE1" wp14:editId="2FB36B1B">
             <wp:extent cx="5943600" cy="1257300"/>
             <wp:effectExtent l="0" t="0" r="0" b="0"/>
             <wp:docPr id="3" name="image4.png"/>
@@ -609,18 +1015,28 @@
           </w:tcPr>
           <w:p>
             <w:pPr>
+              <w:spacing w:after="0" w:line="276" w:lineRule="auto"/>
               <w:jc w:val="center"/>
               <w:rPr>
-                <w:rFonts w:ascii="Roboto Mono" w:hAnsi="Roboto Mono"/>
+                <w:rFonts w:ascii="Roboto Mono" w:eastAsia="Arial" w:hAnsi="Roboto Mono" w:cs="Arial"/>
+                <w:kern w:val="0"/>
+                <w:sz w:val="22"/>
+                <w:szCs w:val="22"/>
+                <w:lang w:val="en"/>
+                <w14:ligatures w14:val="none"/>
               </w:rPr>
             </w:pPr>
             <w:r>
               <w:rPr>
-                <w:rFonts w:ascii="Roboto Mono" w:hAnsi="Roboto Mono"/>
+                <w:rFonts w:ascii="Roboto Mono" w:eastAsia="Arial" w:hAnsi="Roboto Mono" w:cs="Arial"/>
                 <w:b/>
                 <w:bCs/>
-              </w:rPr>
-              <w:lastRenderedPageBreak/>
+                <w:kern w:val="0"/>
+                <w:sz w:val="22"/>
+                <w:szCs w:val="22"/>
+                <w:lang w:val="en"/>
+                <w14:ligatures w14:val="none"/>
+              </w:rPr>
               <w:t>Scenario</w:t>
             </w:r>
           </w:p>
@@ -643,16 +1059,27 @@
           </w:tcPr>
           <w:p>
             <w:pPr>
+              <w:spacing w:after="0" w:line="276" w:lineRule="auto"/>
               <w:jc w:val="center"/>
               <w:rPr>
-                <w:rFonts w:ascii="Roboto Mono" w:hAnsi="Roboto Mono"/>
+                <w:rFonts w:ascii="Roboto Mono" w:eastAsia="Arial" w:hAnsi="Roboto Mono" w:cs="Arial"/>
+                <w:kern w:val="0"/>
+                <w:sz w:val="22"/>
+                <w:szCs w:val="22"/>
+                <w:lang w:val="en"/>
+                <w14:ligatures w14:val="none"/>
               </w:rPr>
             </w:pPr>
             <w:r>
               <w:rPr>
-                <w:rFonts w:ascii="Roboto Mono" w:hAnsi="Roboto Mono"/>
+                <w:rFonts w:ascii="Roboto Mono" w:eastAsia="Arial" w:hAnsi="Roboto Mono" w:cs="Arial"/>
                 <w:b/>
                 <w:bCs/>
+                <w:kern w:val="0"/>
+                <w:sz w:val="22"/>
+                <w:szCs w:val="22"/>
+                <w:lang w:val="en"/>
+                <w14:ligatures w14:val="none"/>
               </w:rPr>
               <w:t>Description</w:t>
             </w:r>
@@ -681,27 +1108,48 @@
           </w:tcPr>
           <w:p>
             <w:pPr>
-              <w:rPr>
-                <w:rFonts w:ascii="Roboto Mono" w:hAnsi="Roboto Mono"/>
+              <w:spacing w:after="0" w:line="276" w:lineRule="auto"/>
+              <w:rPr>
+                <w:rFonts w:ascii="Roboto Mono" w:eastAsia="Arial" w:hAnsi="Roboto Mono" w:cs="Arial"/>
+                <w:kern w:val="0"/>
+                <w:sz w:val="22"/>
+                <w:szCs w:val="22"/>
+                <w:lang w:val="en"/>
+                <w14:ligatures w14:val="none"/>
               </w:rPr>
             </w:pPr>
             <w:r>
               <w:rPr>
-                <w:rFonts w:ascii="Segoe UI Emoji" w:hAnsi="Segoe UI Emoji" w:cs="Segoe UI Emoji"/>
+                <w:rFonts w:ascii="Segoe UI Emoji" w:eastAsia="Arial" w:hAnsi="Segoe UI Emoji" w:cs="Segoe UI Emoji"/>
+                <w:kern w:val="0"/>
+                <w:sz w:val="22"/>
+                <w:szCs w:val="22"/>
+                <w:lang w:val="en"/>
+                <w14:ligatures w14:val="none"/>
               </w:rPr>
               <w:t>🧭</w:t>
             </w:r>
             <w:r>
               <w:rPr>
-                <w:rFonts w:ascii="Roboto Mono" w:hAnsi="Roboto Mono"/>
+                <w:rFonts w:ascii="Roboto Mono" w:eastAsia="Arial" w:hAnsi="Roboto Mono" w:cs="Arial"/>
+                <w:kern w:val="0"/>
+                <w:sz w:val="22"/>
+                <w:szCs w:val="22"/>
+                <w:lang w:val="en"/>
+                <w14:ligatures w14:val="none"/>
               </w:rPr>
               <w:t xml:space="preserve"> </w:t>
             </w:r>
             <w:r>
               <w:rPr>
-                <w:rFonts w:ascii="Roboto Mono" w:hAnsi="Roboto Mono"/>
+                <w:rFonts w:ascii="Roboto Mono" w:eastAsia="Arial" w:hAnsi="Roboto Mono" w:cs="Arial"/>
                 <w:b/>
                 <w:bCs/>
+                <w:kern w:val="0"/>
+                <w:sz w:val="22"/>
+                <w:szCs w:val="22"/>
+                <w:lang w:val="en"/>
+                <w14:ligatures w14:val="none"/>
               </w:rPr>
               <w:t>ARP Requests</w:t>
             </w:r>
@@ -725,25 +1173,46 @@
           </w:tcPr>
           <w:p>
             <w:pPr>
-              <w:rPr>
-                <w:rFonts w:ascii="Roboto Mono" w:hAnsi="Roboto Mono"/>
+              <w:spacing w:after="0" w:line="276" w:lineRule="auto"/>
+              <w:rPr>
+                <w:rFonts w:ascii="Roboto Mono" w:eastAsia="Arial" w:hAnsi="Roboto Mono" w:cs="Arial"/>
+                <w:kern w:val="0"/>
+                <w:sz w:val="22"/>
+                <w:szCs w:val="22"/>
+                <w:lang w:val="en"/>
+                <w14:ligatures w14:val="none"/>
               </w:rPr>
             </w:pPr>
             <w:r>
               <w:rPr>
                 <w:rFonts w:ascii="Roboto Mono" w:eastAsia="Arial Unicode MS" w:hAnsi="Roboto Mono" w:cs="Arial Unicode MS"/>
+                <w:kern w:val="0"/>
+                <w:sz w:val="22"/>
+                <w:szCs w:val="22"/>
+                <w:lang w:val="en"/>
+                <w14:ligatures w14:val="none"/>
               </w:rPr>
               <w:t xml:space="preserve">"Who has IP 192.168.1.1?" </w:t>
             </w:r>
             <w:r>
               <w:rPr>
-                <w:rFonts w:eastAsia="Arial Unicode MS"/>
+                <w:rFonts w:ascii="Arial" w:eastAsia="Arial Unicode MS" w:hAnsi="Arial" w:cs="Arial"/>
+                <w:kern w:val="0"/>
+                <w:sz w:val="22"/>
+                <w:szCs w:val="22"/>
+                <w:lang w:val="en"/>
+                <w14:ligatures w14:val="none"/>
               </w:rPr>
               <w:t>→</w:t>
             </w:r>
             <w:r>
               <w:rPr>
                 <w:rFonts w:ascii="Roboto Mono" w:eastAsia="Arial Unicode MS" w:hAnsi="Roboto Mono" w:cs="Arial Unicode MS"/>
+                <w:kern w:val="0"/>
+                <w:sz w:val="22"/>
+                <w:szCs w:val="22"/>
+                <w:lang w:val="en"/>
+                <w14:ligatures w14:val="none"/>
               </w:rPr>
               <w:t xml:space="preserve"> all devices hear it</w:t>
             </w:r>
@@ -772,27 +1241,48 @@
           </w:tcPr>
           <w:p>
             <w:pPr>
-              <w:rPr>
-                <w:rFonts w:ascii="Roboto Mono" w:hAnsi="Roboto Mono"/>
+              <w:spacing w:after="0" w:line="276" w:lineRule="auto"/>
+              <w:rPr>
+                <w:rFonts w:ascii="Roboto Mono" w:eastAsia="Arial" w:hAnsi="Roboto Mono" w:cs="Arial"/>
+                <w:kern w:val="0"/>
+                <w:sz w:val="22"/>
+                <w:szCs w:val="22"/>
+                <w:lang w:val="en"/>
+                <w14:ligatures w14:val="none"/>
               </w:rPr>
             </w:pPr>
             <w:r>
               <w:rPr>
-                <w:rFonts w:ascii="Segoe UI Emoji" w:hAnsi="Segoe UI Emoji" w:cs="Segoe UI Emoji"/>
+                <w:rFonts w:ascii="Segoe UI Emoji" w:eastAsia="Arial" w:hAnsi="Segoe UI Emoji" w:cs="Segoe UI Emoji"/>
+                <w:kern w:val="0"/>
+                <w:sz w:val="22"/>
+                <w:szCs w:val="22"/>
+                <w:lang w:val="en"/>
+                <w14:ligatures w14:val="none"/>
               </w:rPr>
               <w:t>📥</w:t>
             </w:r>
             <w:r>
               <w:rPr>
-                <w:rFonts w:ascii="Roboto Mono" w:hAnsi="Roboto Mono"/>
+                <w:rFonts w:ascii="Roboto Mono" w:eastAsia="Arial" w:hAnsi="Roboto Mono" w:cs="Arial"/>
+                <w:kern w:val="0"/>
+                <w:sz w:val="22"/>
+                <w:szCs w:val="22"/>
+                <w:lang w:val="en"/>
+                <w14:ligatures w14:val="none"/>
               </w:rPr>
               <w:t xml:space="preserve"> </w:t>
             </w:r>
             <w:r>
               <w:rPr>
-                <w:rFonts w:ascii="Roboto Mono" w:hAnsi="Roboto Mono"/>
+                <w:rFonts w:ascii="Roboto Mono" w:eastAsia="Arial" w:hAnsi="Roboto Mono" w:cs="Arial"/>
                 <w:b/>
                 <w:bCs/>
+                <w:kern w:val="0"/>
+                <w:sz w:val="22"/>
+                <w:szCs w:val="22"/>
+                <w:lang w:val="en"/>
+                <w14:ligatures w14:val="none"/>
               </w:rPr>
               <w:t>DHCP Discover</w:t>
             </w:r>
@@ -816,13 +1306,24 @@
           </w:tcPr>
           <w:p>
             <w:pPr>
-              <w:rPr>
-                <w:rFonts w:ascii="Roboto Mono" w:hAnsi="Roboto Mono"/>
+              <w:spacing w:after="0" w:line="276" w:lineRule="auto"/>
+              <w:rPr>
+                <w:rFonts w:ascii="Roboto Mono" w:eastAsia="Arial" w:hAnsi="Roboto Mono" w:cs="Arial"/>
+                <w:kern w:val="0"/>
+                <w:sz w:val="22"/>
+                <w:szCs w:val="22"/>
+                <w:lang w:val="en"/>
+                <w14:ligatures w14:val="none"/>
               </w:rPr>
             </w:pPr>
             <w:r>
               <w:rPr>
-                <w:rFonts w:ascii="Roboto Mono" w:hAnsi="Roboto Mono"/>
+                <w:rFonts w:ascii="Roboto Mono" w:eastAsia="Arial" w:hAnsi="Roboto Mono" w:cs="Arial"/>
+                <w:kern w:val="0"/>
+                <w:sz w:val="22"/>
+                <w:szCs w:val="22"/>
+                <w:lang w:val="en"/>
+                <w14:ligatures w14:val="none"/>
               </w:rPr>
               <w:t>A new device says: "Any DHCP server out there?"</w:t>
             </w:r>
@@ -851,27 +1352,48 @@
           </w:tcPr>
           <w:p>
             <w:pPr>
-              <w:rPr>
-                <w:rFonts w:ascii="Roboto Mono" w:hAnsi="Roboto Mono"/>
+              <w:spacing w:after="0" w:line="276" w:lineRule="auto"/>
+              <w:rPr>
+                <w:rFonts w:ascii="Roboto Mono" w:eastAsia="Arial" w:hAnsi="Roboto Mono" w:cs="Arial"/>
+                <w:kern w:val="0"/>
+                <w:sz w:val="22"/>
+                <w:szCs w:val="22"/>
+                <w:lang w:val="en"/>
+                <w14:ligatures w14:val="none"/>
               </w:rPr>
             </w:pPr>
             <w:r>
               <w:rPr>
-                <w:rFonts w:ascii="Segoe UI Emoji" w:hAnsi="Segoe UI Emoji" w:cs="Segoe UI Emoji"/>
+                <w:rFonts w:ascii="Segoe UI Emoji" w:eastAsia="Arial" w:hAnsi="Segoe UI Emoji" w:cs="Segoe UI Emoji"/>
+                <w:kern w:val="0"/>
+                <w:sz w:val="22"/>
+                <w:szCs w:val="22"/>
+                <w:lang w:val="en"/>
+                <w14:ligatures w14:val="none"/>
               </w:rPr>
               <w:t>📢</w:t>
             </w:r>
             <w:r>
               <w:rPr>
-                <w:rFonts w:ascii="Roboto Mono" w:hAnsi="Roboto Mono"/>
+                <w:rFonts w:ascii="Roboto Mono" w:eastAsia="Arial" w:hAnsi="Roboto Mono" w:cs="Arial"/>
+                <w:kern w:val="0"/>
+                <w:sz w:val="22"/>
+                <w:szCs w:val="22"/>
+                <w:lang w:val="en"/>
+                <w14:ligatures w14:val="none"/>
               </w:rPr>
               <w:t xml:space="preserve"> </w:t>
             </w:r>
             <w:r>
               <w:rPr>
-                <w:rFonts w:ascii="Roboto Mono" w:hAnsi="Roboto Mono"/>
+                <w:rFonts w:ascii="Roboto Mono" w:eastAsia="Arial" w:hAnsi="Roboto Mono" w:cs="Arial"/>
                 <w:b/>
                 <w:bCs/>
+                <w:kern w:val="0"/>
+                <w:sz w:val="22"/>
+                <w:szCs w:val="22"/>
+                <w:lang w:val="en"/>
+                <w14:ligatures w14:val="none"/>
               </w:rPr>
               <w:t>NetBIOS name resolution</w:t>
             </w:r>
@@ -895,13 +1417,24 @@
           </w:tcPr>
           <w:p>
             <w:pPr>
-              <w:rPr>
-                <w:rFonts w:ascii="Roboto Mono" w:hAnsi="Roboto Mono"/>
+              <w:spacing w:after="0" w:line="276" w:lineRule="auto"/>
+              <w:rPr>
+                <w:rFonts w:ascii="Roboto Mono" w:eastAsia="Arial" w:hAnsi="Roboto Mono" w:cs="Arial"/>
+                <w:kern w:val="0"/>
+                <w:sz w:val="22"/>
+                <w:szCs w:val="22"/>
+                <w:lang w:val="en"/>
+                <w14:ligatures w14:val="none"/>
               </w:rPr>
             </w:pPr>
             <w:r>
               <w:rPr>
-                <w:rFonts w:ascii="Roboto Mono" w:hAnsi="Roboto Mono"/>
+                <w:rFonts w:ascii="Roboto Mono" w:eastAsia="Arial" w:hAnsi="Roboto Mono" w:cs="Arial"/>
+                <w:kern w:val="0"/>
+                <w:sz w:val="22"/>
+                <w:szCs w:val="22"/>
+                <w:lang w:val="en"/>
+                <w14:ligatures w14:val="none"/>
               </w:rPr>
               <w:t>Legacy systems ask the network: "Who is SERVER1?"</w:t>
             </w:r>
@@ -910,101 +1443,186 @@
       </w:tr>
     </w:tbl>
     <w:p>
-      <w:r>
-        <w:pict w14:anchorId="2AFDA197">
+      <w:pPr>
+        <w:spacing w:after="0" w:line="276" w:lineRule="auto"/>
+        <w:rPr>
+          <w:rFonts w:ascii="Arial" w:eastAsia="Arial" w:hAnsi="Arial" w:cs="Arial"/>
+          <w:kern w:val="0"/>
+          <w:sz w:val="22"/>
+          <w:szCs w:val="22"/>
+          <w:lang w:val="en"/>
+          <w14:ligatures w14:val="none"/>
+        </w:rPr>
+      </w:pPr>
+      <w:r>
+        <w:rPr>
+          <w:rFonts w:ascii="Arial" w:eastAsia="Arial" w:hAnsi="Arial" w:cs="Arial"/>
+          <w:kern w:val="0"/>
+          <w:sz w:val="22"/>
+          <w:szCs w:val="22"/>
+          <w:lang w:val="en"/>
+          <w14:ligatures w14:val="none"/>
+        </w:rPr>
+        <w:pict w14:anchorId="5B5902E9">
           <v:rect id="_x0000_i1028" style="width:0;height:1.5pt" o:hralign="center" o:hrstd="t" o:hr="t" fillcolor="#a0a0a0" stroked="f"/>
         </w:pict>
       </w:r>
     </w:p>
     <w:p>
       <w:pPr>
-        <w:pStyle w:val="Heading2"/>
-        <w:keepNext w:val="0"/>
-        <w:keepLines w:val="0"/>
-        <w:spacing w:before="280"/>
+        <w:spacing w:before="280" w:after="80" w:line="276" w:lineRule="auto"/>
+        <w:outlineLvl w:val="1"/>
+        <w:rPr>
+          <w:rFonts w:asciiTheme="majorHAnsi" w:eastAsiaTheme="majorEastAsia" w:hAnsiTheme="majorHAnsi" w:cstheme="majorBidi"/>
+          <w:color w:val="2F5496" w:themeColor="accent1" w:themeShade="BF"/>
+          <w:kern w:val="0"/>
+          <w:sz w:val="32"/>
+          <w:szCs w:val="32"/>
+          <w:lang w:val="en"/>
+          <w14:ligatures w14:val="none"/>
+        </w:rPr>
       </w:pPr>
       <w:bookmarkStart w:id="5" w:name="_sc6a4k3070dp" w:colFirst="0" w:colLast="0"/>
       <w:bookmarkEnd w:id="5"/>
       <w:r>
         <w:rPr>
-          <w:rFonts w:ascii="Segoe UI Emoji" w:hAnsi="Segoe UI Emoji" w:cs="Segoe UI Emoji"/>
+          <w:rFonts w:ascii="Segoe UI Emoji" w:eastAsiaTheme="majorEastAsia" w:hAnsi="Segoe UI Emoji" w:cs="Segoe UI Emoji"/>
+          <w:color w:val="2F5496" w:themeColor="accent1" w:themeShade="BF"/>
+          <w:kern w:val="0"/>
+          <w:sz w:val="32"/>
+          <w:szCs w:val="32"/>
+          <w:lang w:val="en"/>
+          <w14:ligatures w14:val="none"/>
         </w:rPr>
         <w:t>🔢</w:t>
       </w:r>
       <w:r>
+        <w:rPr>
+          <w:rFonts w:asciiTheme="majorHAnsi" w:eastAsiaTheme="majorEastAsia" w:hAnsiTheme="majorHAnsi" w:cstheme="majorBidi"/>
+          <w:color w:val="2F5496" w:themeColor="accent1" w:themeShade="BF"/>
+          <w:kern w:val="0"/>
+          <w:sz w:val="32"/>
+          <w:szCs w:val="32"/>
+          <w:lang w:val="en"/>
+          <w14:ligatures w14:val="none"/>
+        </w:rPr>
         <w:t xml:space="preserve"> IPv4 Broadcast Address</w:t>
       </w:r>
     </w:p>
     <w:p>
       <w:pPr>
-        <w:rPr>
-          <w:rFonts w:ascii="Roboto Mono" w:hAnsi="Roboto Mono"/>
-        </w:rPr>
-      </w:pPr>
-      <w:r>
-        <w:rPr>
-          <w:rFonts w:ascii="Arial" w:hAnsi="Arial" w:eastAsia="Arial"/>
-          <w:b/>
-          <w:sz w:val="22"/>
+        <w:spacing w:after="0" w:line="276" w:lineRule="auto"/>
+        <w:rPr>
+          <w:rFonts w:ascii="Roboto Mono" w:eastAsia="Arial" w:hAnsi="Roboto Mono" w:cs="Arial"/>
+          <w:kern w:val="0"/>
+          <w:sz w:val="22"/>
+          <w:szCs w:val="22"/>
+          <w:lang w:val="en"/>
+          <w14:ligatures w14:val="none"/>
+        </w:rPr>
+      </w:pPr>
+      <w:r>
+        <w:rPr>
+          <w:rFonts w:ascii="Arial" w:eastAsia="Arial" w:hAnsi="Arial" w:cs="Arial"/>
+          <w:b/>
+          <w:kern w:val="0"/>
+          <w:sz w:val="22"/>
+          <w:szCs w:val="22"/>
           <w:shd w:val="clear" w:color="auto" w:fill="B7B7B7"/>
+          <w:lang w:val="en"/>
+          <w14:ligatures w14:val="none"/>
         </w:rPr>
         <w:t># Source</w:t>
       </w:r>
       <w:r>
         <w:rPr>
-          <w:rFonts w:ascii="Arial" w:hAnsi="Arial" w:eastAsia="Arial"/>
-          <w:sz w:val="22"/>
+          <w:rFonts w:ascii="Arial" w:eastAsia="Arial" w:hAnsi="Arial" w:cs="Arial"/>
+          <w:kern w:val="0"/>
+          <w:sz w:val="22"/>
+          <w:szCs w:val="22"/>
           <w:shd w:val="clear" w:color="auto" w:fill="B7B7B7"/>
+          <w:lang w:val="en"/>
+          <w14:ligatures w14:val="none"/>
         </w:rPr>
         <w:t xml:space="preserve">: </w:t>
       </w:r>
       <w:r>
         <w:rPr>
-          <w:rFonts w:ascii="Arial" w:hAnsi="Arial" w:eastAsia="Arial"/>
-          <w:b/>
-          <w:sz w:val="22"/>
+          <w:rFonts w:ascii="Arial" w:eastAsia="Arial" w:hAnsi="Arial" w:cs="Arial"/>
+          <w:b/>
+          <w:kern w:val="0"/>
+          <w:sz w:val="22"/>
+          <w:szCs w:val="22"/>
           <w:shd w:val="clear" w:color="auto" w:fill="B7B7B7"/>
+          <w:lang w:val="en"/>
+          <w14:ligatures w14:val="none"/>
         </w:rPr>
         <w:t xml:space="preserve">Chatgpt </w:t>
       </w:r>
       <w:r>
         <w:rPr>
-          <w:rFonts w:ascii="Arial" w:hAnsi="Arial" w:eastAsia="Arial"/>
-          <w:b/>
+          <w:rFonts w:ascii="Arial" w:eastAsia="Arial" w:hAnsi="Arial" w:cs="Arial"/>
+          <w:b/>
+          <w:kern w:val="0"/>
           <w:sz w:val="22"/>
           <w:szCs w:val="14"/>
           <w:shd w:val="clear" w:color="auto" w:fill="B7B7B7"/>
+          <w:lang w:val="en"/>
+          <w14:ligatures w14:val="none"/>
         </w:rPr>
         <w:t>(GPT</w:t>
       </w:r>
       <w:r>
         <w:rPr>
-          <w:rFonts w:ascii="Arial" w:hAnsi="Arial" w:cs="Cambria Math" w:eastAsia="Arial"/>
-          <w:b/>
+          <w:rFonts w:ascii="Cambria Math" w:eastAsia="Arial" w:hAnsi="Cambria Math" w:cs="Cambria Math"/>
+          <w:b/>
+          <w:kern w:val="0"/>
           <w:sz w:val="22"/>
           <w:szCs w:val="14"/>
           <w:shd w:val="clear" w:color="auto" w:fill="B7B7B7"/>
+          <w:lang w:val="en"/>
+          <w14:ligatures w14:val="none"/>
         </w:rPr>
         <w:t>‑</w:t>
       </w:r>
       <w:r>
         <w:rPr>
-          <w:rFonts w:ascii="Arial" w:hAnsi="Arial" w:eastAsia="Arial"/>
-          <w:b/>
+          <w:rFonts w:ascii="Arial" w:eastAsia="Arial" w:hAnsi="Arial" w:cs="Arial"/>
+          <w:b/>
+          <w:kern w:val="0"/>
           <w:sz w:val="22"/>
           <w:szCs w:val="14"/>
           <w:shd w:val="clear" w:color="auto" w:fill="B7B7B7"/>
+          <w:lang w:val="en"/>
+          <w14:ligatures w14:val="none"/>
         </w:rPr>
         <w:t>5 Mini) at [12/9/2025]</w:t>
       </w:r>
     </w:p>
     <w:p>
-      <w:r>
-        <w:rPr>
+      <w:pPr>
+        <w:spacing w:after="0" w:line="276" w:lineRule="auto"/>
+        <w:rPr>
+          <w:rFonts w:ascii="Arial" w:eastAsia="Arial" w:hAnsi="Arial" w:cs="Arial"/>
+          <w:kern w:val="0"/>
+          <w:sz w:val="22"/>
+          <w:szCs w:val="22"/>
+          <w:lang w:val="en"/>
+          <w14:ligatures w14:val="none"/>
+        </w:rPr>
+      </w:pPr>
+      <w:r>
+        <w:rPr>
+          <w:rFonts w:ascii="Arial" w:eastAsia="Arial" w:hAnsi="Arial" w:cs="Arial"/>
           <w:noProof/>
+          <w:kern w:val="0"/>
+          <w:sz w:val="22"/>
+          <w:szCs w:val="22"/>
+          <w:lang w:val="en"/>
+          <w14:ligatures w14:val="none"/>
         </w:rPr>
         <w:drawing>
-          <wp:inline distT="114300" distB="114300" distL="114300" distR="114300" wp14:anchorId="53717C98" wp14:editId="43C5B766">
+          <wp:inline distT="114300" distB="114300" distL="114300" distR="114300" wp14:anchorId="1120BB96" wp14:editId="2FC915A0">
             <wp:extent cx="5943600" cy="914400"/>
             <wp:effectExtent l="0" t="0" r="0" b="0"/>
             <wp:docPr id="1" name="image2.png"/>
@@ -1081,16 +1699,27 @@
           </w:tcPr>
           <w:p>
             <w:pPr>
+              <w:spacing w:after="0" w:line="276" w:lineRule="auto"/>
               <w:jc w:val="center"/>
               <w:rPr>
-                <w:rFonts w:ascii="Roboto Mono" w:hAnsi="Roboto Mono"/>
+                <w:rFonts w:ascii="Roboto Mono" w:eastAsia="Arial" w:hAnsi="Roboto Mono" w:cs="Arial"/>
+                <w:kern w:val="0"/>
+                <w:sz w:val="22"/>
+                <w:szCs w:val="22"/>
+                <w:lang w:val="en"/>
+                <w14:ligatures w14:val="none"/>
               </w:rPr>
             </w:pPr>
             <w:r>
               <w:rPr>
-                <w:rFonts w:ascii="Roboto Mono" w:hAnsi="Roboto Mono"/>
+                <w:rFonts w:ascii="Roboto Mono" w:eastAsia="Arial" w:hAnsi="Roboto Mono" w:cs="Arial"/>
                 <w:b/>
                 <w:bCs/>
+                <w:kern w:val="0"/>
+                <w:sz w:val="22"/>
+                <w:szCs w:val="22"/>
+                <w:lang w:val="en"/>
+                <w14:ligatures w14:val="none"/>
               </w:rPr>
               <w:t>Type</w:t>
             </w:r>
@@ -1114,16 +1743,27 @@
           </w:tcPr>
           <w:p>
             <w:pPr>
+              <w:spacing w:after="0" w:line="276" w:lineRule="auto"/>
               <w:jc w:val="center"/>
               <w:rPr>
-                <w:rFonts w:ascii="Roboto Mono" w:hAnsi="Roboto Mono"/>
+                <w:rFonts w:ascii="Roboto Mono" w:eastAsia="Arial" w:hAnsi="Roboto Mono" w:cs="Arial"/>
+                <w:kern w:val="0"/>
+                <w:sz w:val="22"/>
+                <w:szCs w:val="22"/>
+                <w:lang w:val="en"/>
+                <w14:ligatures w14:val="none"/>
               </w:rPr>
             </w:pPr>
             <w:r>
               <w:rPr>
-                <w:rFonts w:ascii="Roboto Mono" w:hAnsi="Roboto Mono"/>
+                <w:rFonts w:ascii="Roboto Mono" w:eastAsia="Arial" w:hAnsi="Roboto Mono" w:cs="Arial"/>
                 <w:b/>
                 <w:bCs/>
+                <w:kern w:val="0"/>
+                <w:sz w:val="22"/>
+                <w:szCs w:val="22"/>
+                <w:lang w:val="en"/>
+                <w14:ligatures w14:val="none"/>
               </w:rPr>
               <w:t>Address</w:t>
             </w:r>
@@ -1147,16 +1787,27 @@
           </w:tcPr>
           <w:p>
             <w:pPr>
+              <w:spacing w:after="0" w:line="276" w:lineRule="auto"/>
               <w:jc w:val="center"/>
               <w:rPr>
-                <w:rFonts w:ascii="Roboto Mono" w:hAnsi="Roboto Mono"/>
+                <w:rFonts w:ascii="Roboto Mono" w:eastAsia="Arial" w:hAnsi="Roboto Mono" w:cs="Arial"/>
+                <w:kern w:val="0"/>
+                <w:sz w:val="22"/>
+                <w:szCs w:val="22"/>
+                <w:lang w:val="en"/>
+                <w14:ligatures w14:val="none"/>
               </w:rPr>
             </w:pPr>
             <w:r>
               <w:rPr>
-                <w:rFonts w:ascii="Roboto Mono" w:hAnsi="Roboto Mono"/>
+                <w:rFonts w:ascii="Roboto Mono" w:eastAsia="Arial" w:hAnsi="Roboto Mono" w:cs="Arial"/>
                 <w:b/>
                 <w:bCs/>
+                <w:kern w:val="0"/>
+                <w:sz w:val="22"/>
+                <w:szCs w:val="22"/>
+                <w:lang w:val="en"/>
+                <w14:ligatures w14:val="none"/>
               </w:rPr>
               <w:t>Description</w:t>
             </w:r>
@@ -1185,15 +1836,26 @@
           </w:tcPr>
           <w:p>
             <w:pPr>
-              <w:rPr>
-                <w:rFonts w:ascii="Roboto Mono" w:hAnsi="Roboto Mono"/>
+              <w:spacing w:after="0" w:line="276" w:lineRule="auto"/>
+              <w:rPr>
+                <w:rFonts w:ascii="Roboto Mono" w:eastAsia="Arial" w:hAnsi="Roboto Mono" w:cs="Arial"/>
+                <w:kern w:val="0"/>
+                <w:sz w:val="22"/>
+                <w:szCs w:val="22"/>
+                <w:lang w:val="en"/>
+                <w14:ligatures w14:val="none"/>
               </w:rPr>
             </w:pPr>
             <w:r>
               <w:rPr>
-                <w:rFonts w:ascii="Roboto Mono" w:hAnsi="Roboto Mono"/>
+                <w:rFonts w:ascii="Roboto Mono" w:eastAsia="Arial" w:hAnsi="Roboto Mono" w:cs="Arial"/>
                 <w:b/>
                 <w:bCs/>
+                <w:kern w:val="0"/>
+                <w:sz w:val="22"/>
+                <w:szCs w:val="22"/>
+                <w:lang w:val="en"/>
+                <w14:ligatures w14:val="none"/>
               </w:rPr>
               <w:t>Limited Broadcast</w:t>
             </w:r>
@@ -1217,14 +1879,25 @@
           </w:tcPr>
           <w:p>
             <w:pPr>
-              <w:rPr>
-                <w:rFonts w:ascii="Roboto Mono" w:hAnsi="Roboto Mono"/>
+              <w:spacing w:after="0" w:line="276" w:lineRule="auto"/>
+              <w:rPr>
+                <w:rFonts w:ascii="Roboto Mono" w:eastAsia="Arial" w:hAnsi="Roboto Mono" w:cs="Arial"/>
+                <w:kern w:val="0"/>
+                <w:sz w:val="22"/>
+                <w:szCs w:val="22"/>
+                <w:lang w:val="en"/>
+                <w14:ligatures w14:val="none"/>
               </w:rPr>
             </w:pPr>
             <w:r>
               <w:rPr>
                 <w:rFonts w:ascii="Roboto Mono" w:eastAsia="Roboto Mono" w:hAnsi="Roboto Mono" w:cs="Roboto Mono"/>
                 <w:color w:val="188038"/>
+                <w:kern w:val="0"/>
+                <w:sz w:val="22"/>
+                <w:szCs w:val="22"/>
+                <w:lang w:val="en"/>
+                <w14:ligatures w14:val="none"/>
               </w:rPr>
               <w:t>255.255.255.255</w:t>
             </w:r>
@@ -1248,13 +1921,24 @@
           </w:tcPr>
           <w:p>
             <w:pPr>
-              <w:rPr>
-                <w:rFonts w:ascii="Roboto Mono" w:hAnsi="Roboto Mono"/>
+              <w:spacing w:after="0" w:line="276" w:lineRule="auto"/>
+              <w:rPr>
+                <w:rFonts w:ascii="Roboto Mono" w:eastAsia="Arial" w:hAnsi="Roboto Mono" w:cs="Arial"/>
+                <w:kern w:val="0"/>
+                <w:sz w:val="22"/>
+                <w:szCs w:val="22"/>
+                <w:lang w:val="en"/>
+                <w14:ligatures w14:val="none"/>
               </w:rPr>
             </w:pPr>
             <w:r>
               <w:rPr>
-                <w:rFonts w:ascii="Roboto Mono" w:hAnsi="Roboto Mono"/>
+                <w:rFonts w:ascii="Roboto Mono" w:eastAsia="Arial" w:hAnsi="Roboto Mono" w:cs="Arial"/>
+                <w:kern w:val="0"/>
+                <w:sz w:val="22"/>
+                <w:szCs w:val="22"/>
+                <w:lang w:val="en"/>
+                <w14:ligatures w14:val="none"/>
               </w:rPr>
               <w:t>Sent to all devices on the local network</w:t>
             </w:r>
@@ -1283,15 +1967,26 @@
           </w:tcPr>
           <w:p>
             <w:pPr>
-              <w:rPr>
-                <w:rFonts w:ascii="Roboto Mono" w:hAnsi="Roboto Mono"/>
+              <w:spacing w:after="0" w:line="276" w:lineRule="auto"/>
+              <w:rPr>
+                <w:rFonts w:ascii="Roboto Mono" w:eastAsia="Arial" w:hAnsi="Roboto Mono" w:cs="Arial"/>
+                <w:kern w:val="0"/>
+                <w:sz w:val="22"/>
+                <w:szCs w:val="22"/>
+                <w:lang w:val="en"/>
+                <w14:ligatures w14:val="none"/>
               </w:rPr>
             </w:pPr>
             <w:r>
               <w:rPr>
-                <w:rFonts w:ascii="Roboto Mono" w:hAnsi="Roboto Mono"/>
+                <w:rFonts w:ascii="Roboto Mono" w:eastAsia="Arial" w:hAnsi="Roboto Mono" w:cs="Arial"/>
                 <w:b/>
                 <w:bCs/>
+                <w:kern w:val="0"/>
+                <w:sz w:val="22"/>
+                <w:szCs w:val="22"/>
+                <w:lang w:val="en"/>
+                <w14:ligatures w14:val="none"/>
               </w:rPr>
               <w:t>Directed Broadcast</w:t>
             </w:r>
@@ -1315,13 +2010,24 @@
           </w:tcPr>
           <w:p>
             <w:pPr>
-              <w:rPr>
-                <w:rFonts w:ascii="Roboto Mono" w:hAnsi="Roboto Mono"/>
+              <w:spacing w:after="0" w:line="276" w:lineRule="auto"/>
+              <w:rPr>
+                <w:rFonts w:ascii="Roboto Mono" w:eastAsia="Arial" w:hAnsi="Roboto Mono" w:cs="Arial"/>
+                <w:kern w:val="0"/>
+                <w:sz w:val="22"/>
+                <w:szCs w:val="22"/>
+                <w:lang w:val="en"/>
+                <w14:ligatures w14:val="none"/>
               </w:rPr>
             </w:pPr>
             <w:r>
               <w:rPr>
-                <w:rFonts w:ascii="Roboto Mono" w:hAnsi="Roboto Mono"/>
+                <w:rFonts w:ascii="Roboto Mono" w:eastAsia="Arial" w:hAnsi="Roboto Mono" w:cs="Arial"/>
+                <w:kern w:val="0"/>
+                <w:sz w:val="22"/>
+                <w:szCs w:val="22"/>
+                <w:lang w:val="en"/>
+                <w14:ligatures w14:val="none"/>
               </w:rPr>
               <w:t xml:space="preserve">e.g. </w:t>
             </w:r>
@@ -1329,6 +2035,11 @@
               <w:rPr>
                 <w:rFonts w:ascii="Roboto Mono" w:eastAsia="Roboto Mono" w:hAnsi="Roboto Mono" w:cs="Roboto Mono"/>
                 <w:color w:val="188038"/>
+                <w:kern w:val="0"/>
+                <w:sz w:val="22"/>
+                <w:szCs w:val="22"/>
+                <w:lang w:val="en"/>
+                <w14:ligatures w14:val="none"/>
               </w:rPr>
               <w:t>192.168.1.255</w:t>
             </w:r>
@@ -1352,13 +2063,24 @@
           </w:tcPr>
           <w:p>
             <w:pPr>
-              <w:rPr>
-                <w:rFonts w:ascii="Roboto Mono" w:hAnsi="Roboto Mono"/>
+              <w:spacing w:after="0" w:line="276" w:lineRule="auto"/>
+              <w:rPr>
+                <w:rFonts w:ascii="Roboto Mono" w:eastAsia="Arial" w:hAnsi="Roboto Mono" w:cs="Arial"/>
+                <w:kern w:val="0"/>
+                <w:sz w:val="22"/>
+                <w:szCs w:val="22"/>
+                <w:lang w:val="en"/>
+                <w14:ligatures w14:val="none"/>
               </w:rPr>
             </w:pPr>
             <w:r>
               <w:rPr>
-                <w:rFonts w:ascii="Roboto Mono" w:hAnsi="Roboto Mono"/>
+                <w:rFonts w:ascii="Roboto Mono" w:eastAsia="Arial" w:hAnsi="Roboto Mono" w:cs="Arial"/>
+                <w:kern w:val="0"/>
+                <w:sz w:val="22"/>
+                <w:szCs w:val="22"/>
+                <w:lang w:val="en"/>
+                <w14:ligatures w14:val="none"/>
               </w:rPr>
               <w:t>Broadcast to all hosts in a specific subnet</w:t>
             </w:r>
@@ -1368,164 +2090,293 @@
     </w:tbl>
     <w:p>
       <w:pPr>
-        <w:spacing w:before="240" w:after="240"/>
+        <w:spacing w:before="240" w:after="240" w:line="276" w:lineRule="auto"/>
         <w:ind w:left="600" w:right="600"/>
         <w:rPr>
-          <w:rFonts w:ascii="Roboto Mono" w:hAnsi="Roboto Mono"/>
-        </w:rPr>
-      </w:pPr>
-      <w:r>
-        <w:rPr>
-          <w:rFonts w:ascii="Segoe UI Emoji" w:hAnsi="Segoe UI Emoji" w:cs="Segoe UI Emoji"/>
+          <w:rFonts w:ascii="Roboto Mono" w:eastAsia="Arial" w:hAnsi="Roboto Mono" w:cs="Arial"/>
+          <w:kern w:val="0"/>
+          <w:sz w:val="22"/>
+          <w:szCs w:val="22"/>
+          <w:lang w:val="en"/>
+          <w14:ligatures w14:val="none"/>
+        </w:rPr>
+      </w:pPr>
+      <w:r>
+        <w:rPr>
+          <w:rFonts w:ascii="Segoe UI Emoji" w:eastAsia="Arial" w:hAnsi="Segoe UI Emoji" w:cs="Segoe UI Emoji"/>
+          <w:kern w:val="0"/>
+          <w:sz w:val="22"/>
+          <w:szCs w:val="22"/>
+          <w:lang w:val="en"/>
+          <w14:ligatures w14:val="none"/>
         </w:rPr>
         <w:t>📌</w:t>
       </w:r>
       <w:r>
         <w:rPr>
-          <w:rFonts w:ascii="Roboto Mono" w:hAnsi="Roboto Mono"/>
+          <w:rFonts w:ascii="Roboto Mono" w:eastAsia="Arial" w:hAnsi="Roboto Mono" w:cs="Arial"/>
+          <w:kern w:val="0"/>
+          <w:sz w:val="22"/>
+          <w:szCs w:val="22"/>
+          <w:lang w:val="en"/>
+          <w14:ligatures w14:val="none"/>
         </w:rPr>
         <w:t xml:space="preserve"> </w:t>
       </w:r>
       <w:r>
         <w:rPr>
-          <w:rFonts w:ascii="Roboto Mono" w:hAnsi="Roboto Mono"/>
+          <w:rFonts w:ascii="Roboto Mono" w:eastAsia="Arial" w:hAnsi="Roboto Mono" w:cs="Arial"/>
           <w:b/>
           <w:bCs/>
+          <w:kern w:val="0"/>
+          <w:sz w:val="22"/>
+          <w:szCs w:val="22"/>
+          <w:lang w:val="en"/>
+          <w14:ligatures w14:val="none"/>
         </w:rPr>
         <w:t>Note</w:t>
       </w:r>
       <w:r>
         <w:rPr>
-          <w:rFonts w:ascii="Roboto Mono" w:hAnsi="Roboto Mono"/>
+          <w:rFonts w:ascii="Roboto Mono" w:eastAsia="Arial" w:hAnsi="Roboto Mono" w:cs="Arial"/>
+          <w:kern w:val="0"/>
+          <w:sz w:val="22"/>
+          <w:szCs w:val="22"/>
+          <w:lang w:val="en"/>
+          <w14:ligatures w14:val="none"/>
         </w:rPr>
         <w:t xml:space="preserve">: IPv6 </w:t>
       </w:r>
       <w:r>
         <w:rPr>
-          <w:rFonts w:ascii="Roboto Mono" w:hAnsi="Roboto Mono"/>
+          <w:rFonts w:ascii="Roboto Mono" w:eastAsia="Arial" w:hAnsi="Roboto Mono" w:cs="Arial"/>
           <w:b/>
           <w:bCs/>
+          <w:kern w:val="0"/>
+          <w:sz w:val="22"/>
+          <w:szCs w:val="22"/>
+          <w:lang w:val="en"/>
+          <w14:ligatures w14:val="none"/>
         </w:rPr>
         <w:t>does not use broadcast</w:t>
       </w:r>
       <w:r>
         <w:rPr>
-          <w:rFonts w:ascii="Roboto Mono" w:hAnsi="Roboto Mono"/>
+          <w:rFonts w:ascii="Roboto Mono" w:eastAsia="Arial" w:hAnsi="Roboto Mono" w:cs="Arial"/>
+          <w:kern w:val="0"/>
+          <w:sz w:val="22"/>
+          <w:szCs w:val="22"/>
+          <w:lang w:val="en"/>
+          <w14:ligatures w14:val="none"/>
         </w:rPr>
         <w:t xml:space="preserve">. It uses </w:t>
       </w:r>
       <w:r>
         <w:rPr>
-          <w:rFonts w:ascii="Roboto Mono" w:hAnsi="Roboto Mono"/>
+          <w:rFonts w:ascii="Roboto Mono" w:eastAsia="Arial" w:hAnsi="Roboto Mono" w:cs="Arial"/>
           <w:b/>
           <w:bCs/>
+          <w:kern w:val="0"/>
+          <w:sz w:val="22"/>
+          <w:szCs w:val="22"/>
+          <w:lang w:val="en"/>
+          <w14:ligatures w14:val="none"/>
         </w:rPr>
         <w:t>multicast</w:t>
       </w:r>
       <w:r>
         <w:rPr>
-          <w:rFonts w:ascii="Roboto Mono" w:hAnsi="Roboto Mono"/>
+          <w:rFonts w:ascii="Roboto Mono" w:eastAsia="Arial" w:hAnsi="Roboto Mono" w:cs="Arial"/>
+          <w:kern w:val="0"/>
+          <w:sz w:val="22"/>
+          <w:szCs w:val="22"/>
+          <w:lang w:val="en"/>
+          <w14:ligatures w14:val="none"/>
         </w:rPr>
         <w:t xml:space="preserve"> instead.</w:t>
       </w:r>
     </w:p>
     <w:p>
-      <w:r>
-        <w:pict w14:anchorId="5F2CDAFF">
+      <w:pPr>
+        <w:spacing w:after="0" w:line="276" w:lineRule="auto"/>
+        <w:rPr>
+          <w:rFonts w:ascii="Arial" w:eastAsia="Arial" w:hAnsi="Arial" w:cs="Arial"/>
+          <w:kern w:val="0"/>
+          <w:sz w:val="22"/>
+          <w:szCs w:val="22"/>
+          <w:lang w:val="en"/>
+          <w14:ligatures w14:val="none"/>
+        </w:rPr>
+      </w:pPr>
+      <w:r>
+        <w:rPr>
+          <w:rFonts w:ascii="Arial" w:eastAsia="Arial" w:hAnsi="Arial" w:cs="Arial"/>
+          <w:kern w:val="0"/>
+          <w:sz w:val="22"/>
+          <w:szCs w:val="22"/>
+          <w:lang w:val="en"/>
+          <w14:ligatures w14:val="none"/>
+        </w:rPr>
+        <w:pict w14:anchorId="00D18096">
           <v:rect id="_x0000_i1029" style="width:0;height:1.5pt" o:hralign="center" o:hrstd="t" o:hr="t" fillcolor="#a0a0a0" stroked="f"/>
         </w:pict>
       </w:r>
     </w:p>
     <w:p>
       <w:pPr>
-        <w:pStyle w:val="Heading2"/>
-        <w:keepNext w:val="0"/>
-        <w:keepLines w:val="0"/>
-        <w:spacing w:before="280"/>
+        <w:spacing w:before="280" w:after="80" w:line="276" w:lineRule="auto"/>
+        <w:outlineLvl w:val="1"/>
+        <w:rPr>
+          <w:rFonts w:asciiTheme="majorHAnsi" w:eastAsiaTheme="majorEastAsia" w:hAnsiTheme="majorHAnsi" w:cstheme="majorBidi"/>
+          <w:color w:val="2F5496" w:themeColor="accent1" w:themeShade="BF"/>
+          <w:kern w:val="0"/>
+          <w:sz w:val="32"/>
+          <w:szCs w:val="32"/>
+          <w:lang w:val="en"/>
+          <w14:ligatures w14:val="none"/>
+        </w:rPr>
       </w:pPr>
       <w:bookmarkStart w:id="6" w:name="_ng8oxl72f67h" w:colFirst="0" w:colLast="0"/>
       <w:bookmarkEnd w:id="6"/>
       <w:r>
         <w:rPr>
-          <w:rFonts w:ascii="Segoe UI Emoji" w:hAnsi="Segoe UI Emoji" w:cs="Segoe UI Emoji"/>
+          <w:rFonts w:ascii="Segoe UI Emoji" w:eastAsiaTheme="majorEastAsia" w:hAnsi="Segoe UI Emoji" w:cs="Segoe UI Emoji"/>
+          <w:color w:val="2F5496" w:themeColor="accent1" w:themeShade="BF"/>
+          <w:kern w:val="0"/>
+          <w:sz w:val="32"/>
+          <w:szCs w:val="32"/>
+          <w:lang w:val="en"/>
+          <w14:ligatures w14:val="none"/>
         </w:rPr>
         <w:t>🧰</w:t>
       </w:r>
       <w:r>
+        <w:rPr>
+          <w:rFonts w:asciiTheme="majorHAnsi" w:eastAsiaTheme="majorEastAsia" w:hAnsiTheme="majorHAnsi" w:cstheme="majorBidi"/>
+          <w:color w:val="2F5496" w:themeColor="accent1" w:themeShade="BF"/>
+          <w:kern w:val="0"/>
+          <w:sz w:val="32"/>
+          <w:szCs w:val="32"/>
+          <w:lang w:val="en"/>
+          <w14:ligatures w14:val="none"/>
+        </w:rPr>
         <w:t xml:space="preserve"> Characteristics</w:t>
       </w:r>
     </w:p>
     <w:p>
       <w:pPr>
-        <w:rPr>
-          <w:rFonts w:ascii="Roboto Mono" w:hAnsi="Roboto Mono"/>
-        </w:rPr>
-      </w:pPr>
-      <w:r>
-        <w:rPr>
-          <w:rFonts w:ascii="Arial" w:hAnsi="Arial" w:eastAsia="Arial"/>
-          <w:b/>
-          <w:sz w:val="22"/>
+        <w:spacing w:after="0" w:line="276" w:lineRule="auto"/>
+        <w:rPr>
+          <w:rFonts w:ascii="Roboto Mono" w:eastAsia="Arial" w:hAnsi="Roboto Mono" w:cs="Arial"/>
+          <w:kern w:val="0"/>
+          <w:sz w:val="22"/>
+          <w:szCs w:val="22"/>
+          <w:lang w:val="en"/>
+          <w14:ligatures w14:val="none"/>
+        </w:rPr>
+      </w:pPr>
+      <w:r>
+        <w:rPr>
+          <w:rFonts w:ascii="Arial" w:eastAsia="Arial" w:hAnsi="Arial" w:cs="Arial"/>
+          <w:b/>
+          <w:kern w:val="0"/>
+          <w:sz w:val="22"/>
+          <w:szCs w:val="22"/>
           <w:shd w:val="clear" w:color="auto" w:fill="B7B7B7"/>
+          <w:lang w:val="en"/>
+          <w14:ligatures w14:val="none"/>
         </w:rPr>
         <w:t># Source</w:t>
       </w:r>
       <w:r>
         <w:rPr>
-          <w:rFonts w:ascii="Arial" w:hAnsi="Arial" w:eastAsia="Arial"/>
-          <w:sz w:val="22"/>
+          <w:rFonts w:ascii="Arial" w:eastAsia="Arial" w:hAnsi="Arial" w:cs="Arial"/>
+          <w:kern w:val="0"/>
+          <w:sz w:val="22"/>
+          <w:szCs w:val="22"/>
           <w:shd w:val="clear" w:color="auto" w:fill="B7B7B7"/>
+          <w:lang w:val="en"/>
+          <w14:ligatures w14:val="none"/>
         </w:rPr>
         <w:t xml:space="preserve">: </w:t>
       </w:r>
       <w:r>
         <w:rPr>
-          <w:rFonts w:ascii="Arial" w:hAnsi="Arial" w:eastAsia="Arial"/>
-          <w:b/>
-          <w:sz w:val="22"/>
+          <w:rFonts w:ascii="Arial" w:eastAsia="Arial" w:hAnsi="Arial" w:cs="Arial"/>
+          <w:b/>
+          <w:kern w:val="0"/>
+          <w:sz w:val="22"/>
+          <w:szCs w:val="22"/>
           <w:shd w:val="clear" w:color="auto" w:fill="B7B7B7"/>
+          <w:lang w:val="en"/>
+          <w14:ligatures w14:val="none"/>
         </w:rPr>
         <w:t xml:space="preserve">Chatgpt </w:t>
       </w:r>
       <w:r>
         <w:rPr>
-          <w:rFonts w:ascii="Arial" w:hAnsi="Arial" w:eastAsia="Arial"/>
-          <w:b/>
+          <w:rFonts w:ascii="Arial" w:eastAsia="Arial" w:hAnsi="Arial" w:cs="Arial"/>
+          <w:b/>
+          <w:kern w:val="0"/>
           <w:sz w:val="22"/>
           <w:szCs w:val="14"/>
           <w:shd w:val="clear" w:color="auto" w:fill="B7B7B7"/>
+          <w:lang w:val="en"/>
+          <w14:ligatures w14:val="none"/>
         </w:rPr>
         <w:t>(GPT</w:t>
       </w:r>
       <w:r>
         <w:rPr>
-          <w:rFonts w:ascii="Arial" w:hAnsi="Arial" w:cs="Cambria Math" w:eastAsia="Arial"/>
-          <w:b/>
+          <w:rFonts w:ascii="Cambria Math" w:eastAsia="Arial" w:hAnsi="Cambria Math" w:cs="Cambria Math"/>
+          <w:b/>
+          <w:kern w:val="0"/>
           <w:sz w:val="22"/>
           <w:szCs w:val="14"/>
           <w:shd w:val="clear" w:color="auto" w:fill="B7B7B7"/>
+          <w:lang w:val="en"/>
+          <w14:ligatures w14:val="none"/>
         </w:rPr>
         <w:t>‑</w:t>
       </w:r>
       <w:r>
         <w:rPr>
-          <w:rFonts w:ascii="Arial" w:hAnsi="Arial" w:eastAsia="Arial"/>
-          <w:b/>
+          <w:rFonts w:ascii="Arial" w:eastAsia="Arial" w:hAnsi="Arial" w:cs="Arial"/>
+          <w:b/>
+          <w:kern w:val="0"/>
           <w:sz w:val="22"/>
           <w:szCs w:val="14"/>
           <w:shd w:val="clear" w:color="auto" w:fill="B7B7B7"/>
+          <w:lang w:val="en"/>
+          <w14:ligatures w14:val="none"/>
         </w:rPr>
         <w:t>5 Mini) at [12/9/2025]</w:t>
       </w:r>
     </w:p>
     <w:p>
-      <w:r>
-        <w:rPr>
+      <w:pPr>
+        <w:spacing w:after="0" w:line="276" w:lineRule="auto"/>
+        <w:rPr>
+          <w:rFonts w:ascii="Arial" w:eastAsia="Arial" w:hAnsi="Arial" w:cs="Arial"/>
+          <w:kern w:val="0"/>
+          <w:sz w:val="22"/>
+          <w:szCs w:val="22"/>
+          <w:lang w:val="en"/>
+          <w14:ligatures w14:val="none"/>
+        </w:rPr>
+      </w:pPr>
+      <w:r>
+        <w:rPr>
+          <w:rFonts w:ascii="Arial" w:eastAsia="Arial" w:hAnsi="Arial" w:cs="Arial"/>
           <w:noProof/>
-        </w:rPr>
-        <w:lastRenderedPageBreak/>
+          <w:kern w:val="0"/>
+          <w:sz w:val="22"/>
+          <w:szCs w:val="22"/>
+          <w:lang w:val="en"/>
+          <w14:ligatures w14:val="none"/>
+        </w:rPr>
         <w:drawing>
-          <wp:inline distT="114300" distB="114300" distL="114300" distR="114300" wp14:anchorId="13199847" wp14:editId="57F39590">
+          <wp:inline distT="114300" distB="114300" distL="114300" distR="114300" wp14:anchorId="504F7470" wp14:editId="1332DA50">
             <wp:extent cx="5943600" cy="1625600"/>
             <wp:effectExtent l="0" t="0" r="0" b="0"/>
             <wp:docPr id="4" name="image3.png"/>
@@ -1601,16 +2452,27 @@
           </w:tcPr>
           <w:p>
             <w:pPr>
+              <w:spacing w:after="0" w:line="276" w:lineRule="auto"/>
               <w:jc w:val="center"/>
               <w:rPr>
-                <w:rFonts w:ascii="Roboto Mono" w:hAnsi="Roboto Mono"/>
+                <w:rFonts w:ascii="Roboto Mono" w:eastAsia="Arial" w:hAnsi="Roboto Mono" w:cs="Arial"/>
+                <w:kern w:val="0"/>
+                <w:sz w:val="22"/>
+                <w:szCs w:val="22"/>
+                <w:lang w:val="en"/>
+                <w14:ligatures w14:val="none"/>
               </w:rPr>
             </w:pPr>
             <w:r>
               <w:rPr>
-                <w:rFonts w:ascii="Roboto Mono" w:hAnsi="Roboto Mono"/>
+                <w:rFonts w:ascii="Roboto Mono" w:eastAsia="Arial" w:hAnsi="Roboto Mono" w:cs="Arial"/>
                 <w:b/>
                 <w:bCs/>
+                <w:kern w:val="0"/>
+                <w:sz w:val="22"/>
+                <w:szCs w:val="22"/>
+                <w:lang w:val="en"/>
+                <w14:ligatures w14:val="none"/>
               </w:rPr>
               <w:t>Property</w:t>
             </w:r>
@@ -1634,16 +2496,27 @@
           </w:tcPr>
           <w:p>
             <w:pPr>
+              <w:spacing w:after="0" w:line="276" w:lineRule="auto"/>
               <w:jc w:val="center"/>
               <w:rPr>
-                <w:rFonts w:ascii="Roboto Mono" w:hAnsi="Roboto Mono"/>
+                <w:rFonts w:ascii="Roboto Mono" w:eastAsia="Arial" w:hAnsi="Roboto Mono" w:cs="Arial"/>
+                <w:kern w:val="0"/>
+                <w:sz w:val="22"/>
+                <w:szCs w:val="22"/>
+                <w:lang w:val="en"/>
+                <w14:ligatures w14:val="none"/>
               </w:rPr>
             </w:pPr>
             <w:r>
               <w:rPr>
-                <w:rFonts w:ascii="Roboto Mono" w:hAnsi="Roboto Mono"/>
+                <w:rFonts w:ascii="Roboto Mono" w:eastAsia="Arial" w:hAnsi="Roboto Mono" w:cs="Arial"/>
                 <w:b/>
                 <w:bCs/>
+                <w:kern w:val="0"/>
+                <w:sz w:val="22"/>
+                <w:szCs w:val="22"/>
+                <w:lang w:val="en"/>
+                <w14:ligatures w14:val="none"/>
               </w:rPr>
               <w:t>Value</w:t>
             </w:r>
@@ -1672,15 +2545,26 @@
           </w:tcPr>
           <w:p>
             <w:pPr>
-              <w:rPr>
-                <w:rFonts w:ascii="Roboto Mono" w:hAnsi="Roboto Mono"/>
+              <w:spacing w:after="0" w:line="276" w:lineRule="auto"/>
+              <w:rPr>
+                <w:rFonts w:ascii="Roboto Mono" w:eastAsia="Arial" w:hAnsi="Roboto Mono" w:cs="Arial"/>
+                <w:kern w:val="0"/>
+                <w:sz w:val="22"/>
+                <w:szCs w:val="22"/>
+                <w:lang w:val="en"/>
+                <w14:ligatures w14:val="none"/>
               </w:rPr>
             </w:pPr>
             <w:r>
               <w:rPr>
-                <w:rFonts w:ascii="Roboto Mono" w:hAnsi="Roboto Mono"/>
+                <w:rFonts w:ascii="Roboto Mono" w:eastAsia="Arial" w:hAnsi="Roboto Mono" w:cs="Arial"/>
                 <w:b/>
                 <w:bCs/>
+                <w:kern w:val="0"/>
+                <w:sz w:val="22"/>
+                <w:szCs w:val="22"/>
+                <w:lang w:val="en"/>
+                <w14:ligatures w14:val="none"/>
               </w:rPr>
               <w:t>Direction</w:t>
             </w:r>
@@ -1704,13 +2588,24 @@
           </w:tcPr>
           <w:p>
             <w:pPr>
-              <w:rPr>
-                <w:rFonts w:ascii="Roboto Mono" w:hAnsi="Roboto Mono"/>
+              <w:spacing w:after="0" w:line="276" w:lineRule="auto"/>
+              <w:rPr>
+                <w:rFonts w:ascii="Roboto Mono" w:eastAsia="Arial" w:hAnsi="Roboto Mono" w:cs="Arial"/>
+                <w:kern w:val="0"/>
+                <w:sz w:val="22"/>
+                <w:szCs w:val="22"/>
+                <w:lang w:val="en"/>
+                <w14:ligatures w14:val="none"/>
               </w:rPr>
             </w:pPr>
             <w:r>
               <w:rPr>
-                <w:rFonts w:ascii="Roboto Mono" w:hAnsi="Roboto Mono"/>
+                <w:rFonts w:ascii="Roboto Mono" w:eastAsia="Arial" w:hAnsi="Roboto Mono" w:cs="Arial"/>
+                <w:kern w:val="0"/>
+                <w:sz w:val="22"/>
+                <w:szCs w:val="22"/>
+                <w:lang w:val="en"/>
+                <w14:ligatures w14:val="none"/>
               </w:rPr>
               <w:t>One-to-All (same subnet)</w:t>
             </w:r>
@@ -1739,15 +2634,26 @@
           </w:tcPr>
           <w:p>
             <w:pPr>
-              <w:rPr>
-                <w:rFonts w:ascii="Roboto Mono" w:hAnsi="Roboto Mono"/>
+              <w:spacing w:after="0" w:line="276" w:lineRule="auto"/>
+              <w:rPr>
+                <w:rFonts w:ascii="Roboto Mono" w:eastAsia="Arial" w:hAnsi="Roboto Mono" w:cs="Arial"/>
+                <w:kern w:val="0"/>
+                <w:sz w:val="22"/>
+                <w:szCs w:val="22"/>
+                <w:lang w:val="en"/>
+                <w14:ligatures w14:val="none"/>
               </w:rPr>
             </w:pPr>
             <w:r>
               <w:rPr>
-                <w:rFonts w:ascii="Roboto Mono" w:hAnsi="Roboto Mono"/>
+                <w:rFonts w:ascii="Roboto Mono" w:eastAsia="Arial" w:hAnsi="Roboto Mono" w:cs="Arial"/>
                 <w:b/>
                 <w:bCs/>
+                <w:kern w:val="0"/>
+                <w:sz w:val="22"/>
+                <w:szCs w:val="22"/>
+                <w:lang w:val="en"/>
+                <w14:ligatures w14:val="none"/>
               </w:rPr>
               <w:t>IP Level</w:t>
             </w:r>
@@ -1771,13 +2677,24 @@
           </w:tcPr>
           <w:p>
             <w:pPr>
-              <w:rPr>
-                <w:rFonts w:ascii="Roboto Mono" w:hAnsi="Roboto Mono"/>
+              <w:spacing w:after="0" w:line="276" w:lineRule="auto"/>
+              <w:rPr>
+                <w:rFonts w:ascii="Roboto Mono" w:eastAsia="Arial" w:hAnsi="Roboto Mono" w:cs="Arial"/>
+                <w:kern w:val="0"/>
+                <w:sz w:val="22"/>
+                <w:szCs w:val="22"/>
+                <w:lang w:val="en"/>
+                <w14:ligatures w14:val="none"/>
               </w:rPr>
             </w:pPr>
             <w:r>
               <w:rPr>
-                <w:rFonts w:ascii="Roboto Mono" w:hAnsi="Roboto Mono"/>
+                <w:rFonts w:ascii="Roboto Mono" w:eastAsia="Arial" w:hAnsi="Roboto Mono" w:cs="Arial"/>
+                <w:kern w:val="0"/>
+                <w:sz w:val="22"/>
+                <w:szCs w:val="22"/>
+                <w:lang w:val="en"/>
+                <w14:ligatures w14:val="none"/>
               </w:rPr>
               <w:t>Uses special broadcast addresses</w:t>
             </w:r>
@@ -1806,15 +2723,26 @@
           </w:tcPr>
           <w:p>
             <w:pPr>
-              <w:rPr>
-                <w:rFonts w:ascii="Roboto Mono" w:hAnsi="Roboto Mono"/>
+              <w:spacing w:after="0" w:line="276" w:lineRule="auto"/>
+              <w:rPr>
+                <w:rFonts w:ascii="Roboto Mono" w:eastAsia="Arial" w:hAnsi="Roboto Mono" w:cs="Arial"/>
+                <w:kern w:val="0"/>
+                <w:sz w:val="22"/>
+                <w:szCs w:val="22"/>
+                <w:lang w:val="en"/>
+                <w14:ligatures w14:val="none"/>
               </w:rPr>
             </w:pPr>
             <w:r>
               <w:rPr>
-                <w:rFonts w:ascii="Roboto Mono" w:hAnsi="Roboto Mono"/>
+                <w:rFonts w:ascii="Roboto Mono" w:eastAsia="Arial" w:hAnsi="Roboto Mono" w:cs="Arial"/>
                 <w:b/>
                 <w:bCs/>
+                <w:kern w:val="0"/>
+                <w:sz w:val="22"/>
+                <w:szCs w:val="22"/>
+                <w:lang w:val="en"/>
+                <w14:ligatures w14:val="none"/>
               </w:rPr>
               <w:t>MAC Level</w:t>
             </w:r>
@@ -1838,13 +2766,24 @@
           </w:tcPr>
           <w:p>
             <w:pPr>
-              <w:rPr>
-                <w:rFonts w:ascii="Roboto Mono" w:hAnsi="Roboto Mono"/>
+              <w:spacing w:after="0" w:line="276" w:lineRule="auto"/>
+              <w:rPr>
+                <w:rFonts w:ascii="Roboto Mono" w:eastAsia="Arial" w:hAnsi="Roboto Mono" w:cs="Arial"/>
+                <w:kern w:val="0"/>
+                <w:sz w:val="22"/>
+                <w:szCs w:val="22"/>
+                <w:lang w:val="en"/>
+                <w14:ligatures w14:val="none"/>
               </w:rPr>
             </w:pPr>
             <w:r>
               <w:rPr>
-                <w:rFonts w:ascii="Roboto Mono" w:hAnsi="Roboto Mono"/>
+                <w:rFonts w:ascii="Roboto Mono" w:eastAsia="Arial" w:hAnsi="Roboto Mono" w:cs="Arial"/>
+                <w:kern w:val="0"/>
+                <w:sz w:val="22"/>
+                <w:szCs w:val="22"/>
+                <w:lang w:val="en"/>
+                <w14:ligatures w14:val="none"/>
               </w:rPr>
               <w:t xml:space="preserve">Sent to MAC address </w:t>
             </w:r>
@@ -1852,6 +2791,11 @@
               <w:rPr>
                 <w:rFonts w:ascii="Roboto Mono" w:eastAsia="Roboto Mono" w:hAnsi="Roboto Mono" w:cs="Roboto Mono"/>
                 <w:color w:val="188038"/>
+                <w:kern w:val="0"/>
+                <w:sz w:val="22"/>
+                <w:szCs w:val="22"/>
+                <w:lang w:val="en"/>
+                <w14:ligatures w14:val="none"/>
               </w:rPr>
               <w:t>FF:FF:FF:FF:FF:FF</w:t>
             </w:r>
@@ -1880,15 +2824,26 @@
           </w:tcPr>
           <w:p>
             <w:pPr>
-              <w:rPr>
-                <w:rFonts w:ascii="Roboto Mono" w:hAnsi="Roboto Mono"/>
+              <w:spacing w:after="0" w:line="276" w:lineRule="auto"/>
+              <w:rPr>
+                <w:rFonts w:ascii="Roboto Mono" w:eastAsia="Arial" w:hAnsi="Roboto Mono" w:cs="Arial"/>
+                <w:kern w:val="0"/>
+                <w:sz w:val="22"/>
+                <w:szCs w:val="22"/>
+                <w:lang w:val="en"/>
+                <w14:ligatures w14:val="none"/>
               </w:rPr>
             </w:pPr>
             <w:r>
               <w:rPr>
-                <w:rFonts w:ascii="Roboto Mono" w:hAnsi="Roboto Mono"/>
+                <w:rFonts w:ascii="Roboto Mono" w:eastAsia="Arial" w:hAnsi="Roboto Mono" w:cs="Arial"/>
                 <w:b/>
                 <w:bCs/>
+                <w:kern w:val="0"/>
+                <w:sz w:val="22"/>
+                <w:szCs w:val="22"/>
+                <w:lang w:val="en"/>
+                <w14:ligatures w14:val="none"/>
               </w:rPr>
               <w:t>Scope</w:t>
             </w:r>
@@ -1912,13 +2867,24 @@
           </w:tcPr>
           <w:p>
             <w:pPr>
-              <w:rPr>
-                <w:rFonts w:ascii="Roboto Mono" w:hAnsi="Roboto Mono"/>
+              <w:spacing w:after="0" w:line="276" w:lineRule="auto"/>
+              <w:rPr>
+                <w:rFonts w:ascii="Roboto Mono" w:eastAsia="Arial" w:hAnsi="Roboto Mono" w:cs="Arial"/>
+                <w:kern w:val="0"/>
+                <w:sz w:val="22"/>
+                <w:szCs w:val="22"/>
+                <w:lang w:val="en"/>
+                <w14:ligatures w14:val="none"/>
               </w:rPr>
             </w:pPr>
             <w:r>
               <w:rPr>
-                <w:rFonts w:ascii="Roboto Mono" w:hAnsi="Roboto Mono"/>
+                <w:rFonts w:ascii="Roboto Mono" w:eastAsia="Arial" w:hAnsi="Roboto Mono" w:cs="Arial"/>
+                <w:kern w:val="0"/>
+                <w:sz w:val="22"/>
+                <w:szCs w:val="22"/>
+                <w:lang w:val="en"/>
+                <w14:ligatures w14:val="none"/>
               </w:rPr>
               <w:t>Limited to local network (cannot cross routers)</w:t>
             </w:r>
@@ -1927,93 +2893,158 @@
       </w:tr>
     </w:tbl>
     <w:p>
-      <w:r>
-        <w:pict w14:anchorId="56DA4ADE">
+      <w:pPr>
+        <w:spacing w:after="0" w:line="276" w:lineRule="auto"/>
+        <w:rPr>
+          <w:rFonts w:ascii="Arial" w:eastAsia="Arial" w:hAnsi="Arial" w:cs="Arial"/>
+          <w:kern w:val="0"/>
+          <w:sz w:val="22"/>
+          <w:szCs w:val="22"/>
+          <w:lang w:val="en"/>
+          <w14:ligatures w14:val="none"/>
+        </w:rPr>
+      </w:pPr>
+      <w:r>
+        <w:rPr>
+          <w:rFonts w:ascii="Arial" w:eastAsia="Arial" w:hAnsi="Arial" w:cs="Arial"/>
+          <w:kern w:val="0"/>
+          <w:sz w:val="22"/>
+          <w:szCs w:val="22"/>
+          <w:lang w:val="en"/>
+          <w14:ligatures w14:val="none"/>
+        </w:rPr>
+        <w:pict w14:anchorId="003EA91A">
           <v:rect id="_x0000_i1030" style="width:0;height:1.5pt" o:hralign="center" o:hrstd="t" o:hr="t" fillcolor="#a0a0a0" stroked="f"/>
         </w:pict>
       </w:r>
     </w:p>
     <w:p>
       <w:pPr>
-        <w:pStyle w:val="Heading2"/>
-        <w:keepNext w:val="0"/>
-        <w:keepLines w:val="0"/>
-        <w:spacing w:before="280"/>
+        <w:spacing w:before="280" w:after="80" w:line="276" w:lineRule="auto"/>
+        <w:outlineLvl w:val="1"/>
+        <w:rPr>
+          <w:rFonts w:asciiTheme="majorHAnsi" w:eastAsiaTheme="majorEastAsia" w:hAnsiTheme="majorHAnsi" w:cstheme="majorBidi"/>
+          <w:color w:val="2F5496" w:themeColor="accent1" w:themeShade="BF"/>
+          <w:kern w:val="0"/>
+          <w:sz w:val="32"/>
+          <w:szCs w:val="32"/>
+          <w:lang w:val="en"/>
+          <w14:ligatures w14:val="none"/>
+        </w:rPr>
       </w:pPr>
       <w:bookmarkStart w:id="7" w:name="_ymgu979ahfze" w:colFirst="0" w:colLast="0"/>
       <w:bookmarkEnd w:id="7"/>
       <w:r>
         <w:rPr>
           <w:rFonts w:ascii="Segoe UI Emoji" w:eastAsia="Arial Unicode MS" w:hAnsi="Segoe UI Emoji" w:cs="Segoe UI Emoji"/>
+          <w:color w:val="2F5496" w:themeColor="accent1" w:themeShade="BF"/>
+          <w:kern w:val="0"/>
+          <w:sz w:val="32"/>
+          <w:szCs w:val="32"/>
+          <w:lang w:val="en"/>
+          <w14:ligatures w14:val="none"/>
         </w:rPr>
         <w:t>✅</w:t>
       </w:r>
       <w:r>
         <w:rPr>
           <w:rFonts w:ascii="Arial Unicode MS" w:eastAsia="Arial Unicode MS" w:hAnsi="Arial Unicode MS" w:cs="Arial Unicode MS"/>
+          <w:color w:val="2F5496" w:themeColor="accent1" w:themeShade="BF"/>
+          <w:kern w:val="0"/>
+          <w:sz w:val="32"/>
+          <w:szCs w:val="32"/>
+          <w:lang w:val="en"/>
+          <w14:ligatures w14:val="none"/>
         </w:rPr>
         <w:t xml:space="preserve"> Advantages</w:t>
       </w:r>
     </w:p>
     <w:p>
       <w:pPr>
-        <w:rPr>
-          <w:rFonts w:ascii="Roboto Mono" w:hAnsi="Roboto Mono"/>
-        </w:rPr>
-      </w:pPr>
-      <w:r>
-        <w:rPr>
-          <w:rFonts w:ascii="Arial" w:hAnsi="Arial" w:eastAsia="Arial"/>
-          <w:b/>
-          <w:sz w:val="22"/>
+        <w:spacing w:after="0" w:line="276" w:lineRule="auto"/>
+        <w:rPr>
+          <w:rFonts w:ascii="Roboto Mono" w:eastAsia="Arial" w:hAnsi="Roboto Mono" w:cs="Arial"/>
+          <w:kern w:val="0"/>
+          <w:sz w:val="22"/>
+          <w:szCs w:val="22"/>
+          <w:lang w:val="en"/>
+          <w14:ligatures w14:val="none"/>
+        </w:rPr>
+      </w:pPr>
+      <w:r>
+        <w:rPr>
+          <w:rFonts w:ascii="Arial" w:eastAsia="Arial" w:hAnsi="Arial" w:cs="Arial"/>
+          <w:b/>
+          <w:kern w:val="0"/>
+          <w:sz w:val="22"/>
+          <w:szCs w:val="22"/>
           <w:shd w:val="clear" w:color="auto" w:fill="B7B7B7"/>
+          <w:lang w:val="en"/>
+          <w14:ligatures w14:val="none"/>
         </w:rPr>
         <w:t># Source</w:t>
       </w:r>
       <w:r>
         <w:rPr>
-          <w:rFonts w:ascii="Arial" w:hAnsi="Arial" w:eastAsia="Arial"/>
-          <w:sz w:val="22"/>
+          <w:rFonts w:ascii="Arial" w:eastAsia="Arial" w:hAnsi="Arial" w:cs="Arial"/>
+          <w:kern w:val="0"/>
+          <w:sz w:val="22"/>
+          <w:szCs w:val="22"/>
           <w:shd w:val="clear" w:color="auto" w:fill="B7B7B7"/>
+          <w:lang w:val="en"/>
+          <w14:ligatures w14:val="none"/>
         </w:rPr>
         <w:t xml:space="preserve">: </w:t>
       </w:r>
       <w:r>
         <w:rPr>
-          <w:rFonts w:ascii="Arial" w:hAnsi="Arial" w:eastAsia="Arial"/>
-          <w:b/>
-          <w:sz w:val="22"/>
+          <w:rFonts w:ascii="Arial" w:eastAsia="Arial" w:hAnsi="Arial" w:cs="Arial"/>
+          <w:b/>
+          <w:kern w:val="0"/>
+          <w:sz w:val="22"/>
+          <w:szCs w:val="22"/>
           <w:shd w:val="clear" w:color="auto" w:fill="B7B7B7"/>
+          <w:lang w:val="en"/>
+          <w14:ligatures w14:val="none"/>
         </w:rPr>
         <w:t xml:space="preserve">Chatgpt </w:t>
       </w:r>
       <w:r>
         <w:rPr>
-          <w:rFonts w:ascii="Arial" w:hAnsi="Arial" w:eastAsia="Arial"/>
-          <w:b/>
+          <w:rFonts w:ascii="Arial" w:eastAsia="Arial" w:hAnsi="Arial" w:cs="Arial"/>
+          <w:b/>
+          <w:kern w:val="0"/>
           <w:sz w:val="22"/>
           <w:szCs w:val="14"/>
           <w:shd w:val="clear" w:color="auto" w:fill="B7B7B7"/>
+          <w:lang w:val="en"/>
+          <w14:ligatures w14:val="none"/>
         </w:rPr>
         <w:t>(GPT</w:t>
       </w:r>
       <w:r>
         <w:rPr>
-          <w:rFonts w:ascii="Arial" w:hAnsi="Arial" w:cs="Cambria Math" w:eastAsia="Arial"/>
-          <w:b/>
+          <w:rFonts w:ascii="Cambria Math" w:eastAsia="Arial" w:hAnsi="Cambria Math" w:cs="Cambria Math"/>
+          <w:b/>
+          <w:kern w:val="0"/>
           <w:sz w:val="22"/>
           <w:szCs w:val="14"/>
           <w:shd w:val="clear" w:color="auto" w:fill="B7B7B7"/>
+          <w:lang w:val="en"/>
+          <w14:ligatures w14:val="none"/>
         </w:rPr>
         <w:t>‑</w:t>
       </w:r>
       <w:r>
         <w:rPr>
-          <w:rFonts w:ascii="Arial" w:hAnsi="Arial" w:eastAsia="Arial"/>
-          <w:b/>
+          <w:rFonts w:ascii="Arial" w:eastAsia="Arial" w:hAnsi="Arial" w:cs="Arial"/>
+          <w:b/>
+          <w:kern w:val="0"/>
           <w:sz w:val="22"/>
           <w:szCs w:val="14"/>
           <w:shd w:val="clear" w:color="auto" w:fill="B7B7B7"/>
+          <w:lang w:val="en"/>
+          <w14:ligatures w14:val="none"/>
         </w:rPr>
         <w:t>5 Mini) at [12/9/2025]</w:t>
       </w:r>
@@ -2024,40 +3055,70 @@
           <w:ilvl w:val="0"/>
           <w:numId w:val="2"/>
         </w:numPr>
-        <w:spacing w:before="240"/>
-        <w:rPr>
-          <w:rFonts w:ascii="Roboto Mono" w:hAnsi="Roboto Mono"/>
+        <w:spacing w:before="240" w:after="0" w:line="276" w:lineRule="auto"/>
+        <w:rPr>
+          <w:rFonts w:ascii="Roboto Mono" w:eastAsia="Arial" w:hAnsi="Roboto Mono" w:cs="Arial"/>
+          <w:kern w:val="0"/>
+          <w:sz w:val="22"/>
+          <w:szCs w:val="22"/>
+          <w:lang w:val="en"/>
+          <w14:ligatures w14:val="none"/>
         </w:rPr>
       </w:pPr>
       <w:r>
         <w:rPr>
           <w:rFonts w:ascii="Segoe UI Emoji" w:eastAsia="Arial Unicode MS" w:hAnsi="Segoe UI Emoji" w:cs="Segoe UI Emoji"/>
+          <w:kern w:val="0"/>
+          <w:sz w:val="22"/>
+          <w:szCs w:val="22"/>
+          <w:lang w:val="en"/>
+          <w14:ligatures w14:val="none"/>
         </w:rPr>
         <w:t>✅</w:t>
       </w:r>
       <w:r>
         <w:rPr>
           <w:rFonts w:ascii="Roboto Mono" w:eastAsia="Arial Unicode MS" w:hAnsi="Roboto Mono" w:cs="Arial Unicode MS"/>
+          <w:kern w:val="0"/>
+          <w:sz w:val="22"/>
+          <w:szCs w:val="22"/>
+          <w:lang w:val="en"/>
+          <w14:ligatures w14:val="none"/>
         </w:rPr>
         <w:t xml:space="preserve"> Simple way to </w:t>
       </w:r>
       <w:r>
         <w:rPr>
-          <w:rFonts w:ascii="Roboto Mono" w:hAnsi="Roboto Mono"/>
+          <w:rFonts w:ascii="Roboto Mono" w:eastAsia="Arial" w:hAnsi="Roboto Mono" w:cs="Arial"/>
           <w:b/>
           <w:bCs/>
+          <w:kern w:val="0"/>
+          <w:sz w:val="22"/>
+          <w:szCs w:val="22"/>
+          <w:lang w:val="en"/>
+          <w14:ligatures w14:val="none"/>
         </w:rPr>
         <w:t>discover</w:t>
       </w:r>
       <w:r>
         <w:rPr>
-          <w:rFonts w:ascii="Roboto Mono" w:hAnsi="Roboto Mono"/>
+          <w:rFonts w:ascii="Roboto Mono" w:eastAsia="Arial" w:hAnsi="Roboto Mono" w:cs="Arial"/>
+          <w:kern w:val="0"/>
+          <w:sz w:val="22"/>
+          <w:szCs w:val="22"/>
+          <w:lang w:val="en"/>
+          <w14:ligatures w14:val="none"/>
         </w:rPr>
         <w:t xml:space="preserve"> services (like DHCP)</w:t>
       </w:r>
       <w:r>
         <w:rPr>
-          <w:rFonts w:ascii="Roboto Mono" w:hAnsi="Roboto Mono"/>
+          <w:rFonts w:ascii="Roboto Mono" w:eastAsia="Arial" w:hAnsi="Roboto Mono" w:cs="Arial"/>
+          <w:kern w:val="0"/>
+          <w:sz w:val="22"/>
+          <w:szCs w:val="22"/>
+          <w:lang w:val="en"/>
+          <w14:ligatures w14:val="none"/>
         </w:rPr>
         <w:br/>
       </w:r>
@@ -2068,129 +3129,227 @@
           <w:ilvl w:val="0"/>
           <w:numId w:val="2"/>
         </w:numPr>
-        <w:spacing w:after="240"/>
+        <w:spacing w:after="240" w:line="276" w:lineRule="auto"/>
+        <w:rPr>
+          <w:rFonts w:ascii="Arial" w:eastAsia="Arial" w:hAnsi="Arial" w:cs="Arial"/>
+          <w:kern w:val="0"/>
+          <w:sz w:val="22"/>
+          <w:szCs w:val="22"/>
+          <w:lang w:val="en"/>
+          <w14:ligatures w14:val="none"/>
+        </w:rPr>
       </w:pPr>
       <w:r>
         <w:rPr>
           <w:rFonts w:ascii="Segoe UI Emoji" w:eastAsia="Arial Unicode MS" w:hAnsi="Segoe UI Emoji" w:cs="Segoe UI Emoji"/>
+          <w:kern w:val="0"/>
+          <w:sz w:val="22"/>
+          <w:szCs w:val="22"/>
+          <w:lang w:val="en"/>
+          <w14:ligatures w14:val="none"/>
         </w:rPr>
         <w:t>✅</w:t>
       </w:r>
       <w:r>
         <w:rPr>
           <w:rFonts w:ascii="Roboto Mono" w:eastAsia="Arial Unicode MS" w:hAnsi="Roboto Mono" w:cs="Arial Unicode MS"/>
+          <w:kern w:val="0"/>
+          <w:sz w:val="22"/>
+          <w:szCs w:val="22"/>
+          <w:lang w:val="en"/>
+          <w14:ligatures w14:val="none"/>
         </w:rPr>
         <w:t xml:space="preserve"> Useful for </w:t>
       </w:r>
       <w:r>
         <w:rPr>
-          <w:rFonts w:ascii="Roboto Mono" w:hAnsi="Roboto Mono"/>
+          <w:rFonts w:ascii="Roboto Mono" w:eastAsia="Arial" w:hAnsi="Roboto Mono" w:cs="Arial"/>
           <w:b/>
           <w:bCs/>
+          <w:kern w:val="0"/>
+          <w:sz w:val="22"/>
+          <w:szCs w:val="22"/>
+          <w:lang w:val="en"/>
+          <w14:ligatures w14:val="none"/>
         </w:rPr>
         <w:t>network booting</w:t>
       </w:r>
       <w:r>
         <w:rPr>
-          <w:rFonts w:ascii="Roboto Mono" w:hAnsi="Roboto Mono"/>
+          <w:rFonts w:ascii="Roboto Mono" w:eastAsia="Arial" w:hAnsi="Roboto Mono" w:cs="Arial"/>
+          <w:kern w:val="0"/>
+          <w:sz w:val="22"/>
+          <w:szCs w:val="22"/>
+          <w:lang w:val="en"/>
+          <w14:ligatures w14:val="none"/>
         </w:rPr>
         <w:t>, resolution, etc.</w:t>
       </w:r>
       <w:r>
         <w:rPr>
-          <w:rFonts w:ascii="Roboto Mono" w:hAnsi="Roboto Mono"/>
+          <w:rFonts w:ascii="Roboto Mono" w:eastAsia="Arial" w:hAnsi="Roboto Mono" w:cs="Arial"/>
+          <w:kern w:val="0"/>
+          <w:sz w:val="22"/>
+          <w:szCs w:val="22"/>
+          <w:lang w:val="en"/>
+          <w14:ligatures w14:val="none"/>
         </w:rPr>
         <w:br/>
       </w:r>
     </w:p>
     <w:p>
-      <w:r>
-        <w:pict w14:anchorId="0F770583">
+      <w:pPr>
+        <w:spacing w:after="0" w:line="276" w:lineRule="auto"/>
+        <w:rPr>
+          <w:rFonts w:ascii="Arial" w:eastAsia="Arial" w:hAnsi="Arial" w:cs="Arial"/>
+          <w:kern w:val="0"/>
+          <w:sz w:val="22"/>
+          <w:szCs w:val="22"/>
+          <w:lang w:val="en"/>
+          <w14:ligatures w14:val="none"/>
+        </w:rPr>
+      </w:pPr>
+      <w:r>
+        <w:rPr>
+          <w:rFonts w:ascii="Arial" w:eastAsia="Arial" w:hAnsi="Arial" w:cs="Arial"/>
+          <w:kern w:val="0"/>
+          <w:sz w:val="22"/>
+          <w:szCs w:val="22"/>
+          <w:lang w:val="en"/>
+          <w14:ligatures w14:val="none"/>
+        </w:rPr>
+        <w:pict w14:anchorId="7EE9FD2B">
           <v:rect id="_x0000_i1031" style="width:0;height:1.5pt" o:hralign="center" o:hrstd="t" o:hr="t" fillcolor="#a0a0a0" stroked="f"/>
         </w:pict>
       </w:r>
     </w:p>
     <w:p>
       <w:pPr>
-        <w:pStyle w:val="Heading2"/>
-        <w:keepNext w:val="0"/>
-        <w:keepLines w:val="0"/>
-        <w:spacing w:before="280"/>
+        <w:spacing w:before="280" w:after="80" w:line="276" w:lineRule="auto"/>
+        <w:outlineLvl w:val="1"/>
+        <w:rPr>
+          <w:rFonts w:asciiTheme="majorHAnsi" w:eastAsiaTheme="majorEastAsia" w:hAnsiTheme="majorHAnsi" w:cstheme="majorBidi"/>
+          <w:color w:val="2F5496" w:themeColor="accent1" w:themeShade="BF"/>
+          <w:kern w:val="0"/>
+          <w:sz w:val="32"/>
+          <w:szCs w:val="32"/>
+          <w:lang w:val="en"/>
+          <w14:ligatures w14:val="none"/>
+        </w:rPr>
       </w:pPr>
       <w:bookmarkStart w:id="8" w:name="_cix7x0dk95ie" w:colFirst="0" w:colLast="0"/>
       <w:bookmarkEnd w:id="8"/>
       <w:r>
         <w:rPr>
           <w:rFonts w:ascii="Segoe UI Emoji" w:eastAsia="Arial Unicode MS" w:hAnsi="Segoe UI Emoji" w:cs="Segoe UI Emoji"/>
+          <w:color w:val="2F5496" w:themeColor="accent1" w:themeShade="BF"/>
+          <w:kern w:val="0"/>
+          <w:sz w:val="32"/>
+          <w:szCs w:val="32"/>
+          <w:lang w:val="en"/>
+          <w14:ligatures w14:val="none"/>
         </w:rPr>
         <w:t>❌</w:t>
       </w:r>
       <w:r>
         <w:rPr>
           <w:rFonts w:ascii="Arial Unicode MS" w:eastAsia="Arial Unicode MS" w:hAnsi="Arial Unicode MS" w:cs="Arial Unicode MS"/>
+          <w:color w:val="2F5496" w:themeColor="accent1" w:themeShade="BF"/>
+          <w:kern w:val="0"/>
+          <w:sz w:val="32"/>
+          <w:szCs w:val="32"/>
+          <w:lang w:val="en"/>
+          <w14:ligatures w14:val="none"/>
         </w:rPr>
         <w:t xml:space="preserve"> Disadvantages</w:t>
       </w:r>
     </w:p>
     <w:p>
       <w:pPr>
-        <w:rPr>
-          <w:rFonts w:ascii="Roboto Mono" w:hAnsi="Roboto Mono"/>
-        </w:rPr>
-      </w:pPr>
-      <w:r>
-        <w:rPr>
-          <w:rFonts w:ascii="Arial" w:hAnsi="Arial" w:eastAsia="Arial"/>
-          <w:b/>
-          <w:sz w:val="22"/>
+        <w:spacing w:after="0" w:line="276" w:lineRule="auto"/>
+        <w:rPr>
+          <w:rFonts w:ascii="Roboto Mono" w:eastAsia="Arial" w:hAnsi="Roboto Mono" w:cs="Arial"/>
+          <w:kern w:val="0"/>
+          <w:sz w:val="22"/>
+          <w:szCs w:val="22"/>
+          <w:lang w:val="en"/>
+          <w14:ligatures w14:val="none"/>
+        </w:rPr>
+      </w:pPr>
+      <w:r>
+        <w:rPr>
+          <w:rFonts w:ascii="Arial" w:eastAsia="Arial" w:hAnsi="Arial" w:cs="Arial"/>
+          <w:b/>
+          <w:kern w:val="0"/>
+          <w:sz w:val="22"/>
+          <w:szCs w:val="22"/>
           <w:shd w:val="clear" w:color="auto" w:fill="B7B7B7"/>
+          <w:lang w:val="en"/>
+          <w14:ligatures w14:val="none"/>
         </w:rPr>
         <w:t># Source</w:t>
       </w:r>
       <w:r>
         <w:rPr>
-          <w:rFonts w:ascii="Arial" w:hAnsi="Arial" w:eastAsia="Arial"/>
-          <w:sz w:val="22"/>
+          <w:rFonts w:ascii="Arial" w:eastAsia="Arial" w:hAnsi="Arial" w:cs="Arial"/>
+          <w:kern w:val="0"/>
+          <w:sz w:val="22"/>
+          <w:szCs w:val="22"/>
           <w:shd w:val="clear" w:color="auto" w:fill="B7B7B7"/>
+          <w:lang w:val="en"/>
+          <w14:ligatures w14:val="none"/>
         </w:rPr>
         <w:t xml:space="preserve">: </w:t>
       </w:r>
       <w:r>
         <w:rPr>
-          <w:rFonts w:ascii="Arial" w:hAnsi="Arial" w:eastAsia="Arial"/>
-          <w:b/>
-          <w:sz w:val="22"/>
+          <w:rFonts w:ascii="Arial" w:eastAsia="Arial" w:hAnsi="Arial" w:cs="Arial"/>
+          <w:b/>
+          <w:kern w:val="0"/>
+          <w:sz w:val="22"/>
+          <w:szCs w:val="22"/>
           <w:shd w:val="clear" w:color="auto" w:fill="B7B7B7"/>
+          <w:lang w:val="en"/>
+          <w14:ligatures w14:val="none"/>
         </w:rPr>
         <w:t xml:space="preserve">Chatgpt </w:t>
       </w:r>
       <w:r>
         <w:rPr>
-          <w:rFonts w:ascii="Arial" w:hAnsi="Arial" w:eastAsia="Arial"/>
-          <w:b/>
+          <w:rFonts w:ascii="Arial" w:eastAsia="Arial" w:hAnsi="Arial" w:cs="Arial"/>
+          <w:b/>
+          <w:kern w:val="0"/>
           <w:sz w:val="22"/>
           <w:szCs w:val="14"/>
           <w:shd w:val="clear" w:color="auto" w:fill="B7B7B7"/>
+          <w:lang w:val="en"/>
+          <w14:ligatures w14:val="none"/>
         </w:rPr>
         <w:t>(GPT</w:t>
       </w:r>
       <w:r>
         <w:rPr>
-          <w:rFonts w:ascii="Arial" w:hAnsi="Arial" w:cs="Cambria Math" w:eastAsia="Arial"/>
-          <w:b/>
+          <w:rFonts w:ascii="Cambria Math" w:eastAsia="Arial" w:hAnsi="Cambria Math" w:cs="Cambria Math"/>
+          <w:b/>
+          <w:kern w:val="0"/>
           <w:sz w:val="22"/>
           <w:szCs w:val="14"/>
           <w:shd w:val="clear" w:color="auto" w:fill="B7B7B7"/>
+          <w:lang w:val="en"/>
+          <w14:ligatures w14:val="none"/>
         </w:rPr>
         <w:t>‑</w:t>
       </w:r>
       <w:r>
         <w:rPr>
-          <w:rFonts w:ascii="Arial" w:hAnsi="Arial" w:eastAsia="Arial"/>
-          <w:b/>
+          <w:rFonts w:ascii="Arial" w:eastAsia="Arial" w:hAnsi="Arial" w:cs="Arial"/>
+          <w:b/>
+          <w:kern w:val="0"/>
           <w:sz w:val="22"/>
           <w:szCs w:val="14"/>
           <w:shd w:val="clear" w:color="auto" w:fill="B7B7B7"/>
+          <w:lang w:val="en"/>
+          <w14:ligatures w14:val="none"/>
         </w:rPr>
         <w:t>5 Mini) at [12/9/2025]</w:t>
       </w:r>
@@ -2201,40 +3360,70 @@
           <w:ilvl w:val="0"/>
           <w:numId w:val="1"/>
         </w:numPr>
-        <w:spacing w:before="240"/>
-        <w:rPr>
-          <w:rFonts w:ascii="Roboto Mono" w:hAnsi="Roboto Mono"/>
+        <w:spacing w:before="240" w:after="0" w:line="276" w:lineRule="auto"/>
+        <w:rPr>
+          <w:rFonts w:ascii="Roboto Mono" w:eastAsia="Arial" w:hAnsi="Roboto Mono" w:cs="Arial"/>
+          <w:kern w:val="0"/>
+          <w:sz w:val="22"/>
+          <w:szCs w:val="22"/>
+          <w:lang w:val="en"/>
+          <w14:ligatures w14:val="none"/>
         </w:rPr>
       </w:pPr>
       <w:r>
         <w:rPr>
           <w:rFonts w:ascii="Segoe UI Emoji" w:eastAsia="Arial Unicode MS" w:hAnsi="Segoe UI Emoji" w:cs="Segoe UI Emoji"/>
+          <w:kern w:val="0"/>
+          <w:sz w:val="22"/>
+          <w:szCs w:val="22"/>
+          <w:lang w:val="en"/>
+          <w14:ligatures w14:val="none"/>
         </w:rPr>
         <w:t>❌</w:t>
       </w:r>
       <w:r>
         <w:rPr>
           <w:rFonts w:ascii="Roboto Mono" w:eastAsia="Arial Unicode MS" w:hAnsi="Roboto Mono" w:cs="Arial Unicode MS"/>
+          <w:kern w:val="0"/>
+          <w:sz w:val="22"/>
+          <w:szCs w:val="22"/>
+          <w:lang w:val="en"/>
+          <w14:ligatures w14:val="none"/>
         </w:rPr>
         <w:t xml:space="preserve"> Can lead to </w:t>
       </w:r>
       <w:r>
         <w:rPr>
-          <w:rFonts w:ascii="Roboto Mono" w:hAnsi="Roboto Mono"/>
+          <w:rFonts w:ascii="Roboto Mono" w:eastAsia="Arial" w:hAnsi="Roboto Mono" w:cs="Arial"/>
           <w:b/>
           <w:bCs/>
+          <w:kern w:val="0"/>
+          <w:sz w:val="22"/>
+          <w:szCs w:val="22"/>
+          <w:lang w:val="en"/>
+          <w14:ligatures w14:val="none"/>
         </w:rPr>
         <w:t>broadcast storms</w:t>
       </w:r>
       <w:r>
         <w:rPr>
-          <w:rFonts w:ascii="Roboto Mono" w:hAnsi="Roboto Mono"/>
+          <w:rFonts w:ascii="Roboto Mono" w:eastAsia="Arial" w:hAnsi="Roboto Mono" w:cs="Arial"/>
+          <w:kern w:val="0"/>
+          <w:sz w:val="22"/>
+          <w:szCs w:val="22"/>
+          <w:lang w:val="en"/>
+          <w14:ligatures w14:val="none"/>
         </w:rPr>
         <w:t xml:space="preserve"> in large networks</w:t>
       </w:r>
       <w:r>
         <w:rPr>
-          <w:rFonts w:ascii="Roboto Mono" w:hAnsi="Roboto Mono"/>
+          <w:rFonts w:ascii="Roboto Mono" w:eastAsia="Arial" w:hAnsi="Roboto Mono" w:cs="Arial"/>
+          <w:kern w:val="0"/>
+          <w:sz w:val="22"/>
+          <w:szCs w:val="22"/>
+          <w:lang w:val="en"/>
+          <w14:ligatures w14:val="none"/>
         </w:rPr>
         <w:br/>
       </w:r>
@@ -2245,40 +3434,70 @@
           <w:ilvl w:val="0"/>
           <w:numId w:val="1"/>
         </w:numPr>
-        <w:rPr>
-          <w:rFonts w:ascii="Roboto Mono" w:hAnsi="Roboto Mono"/>
+        <w:spacing w:after="0" w:line="276" w:lineRule="auto"/>
+        <w:rPr>
+          <w:rFonts w:ascii="Roboto Mono" w:eastAsia="Arial" w:hAnsi="Roboto Mono" w:cs="Arial"/>
+          <w:kern w:val="0"/>
+          <w:sz w:val="22"/>
+          <w:szCs w:val="22"/>
+          <w:lang w:val="en"/>
+          <w14:ligatures w14:val="none"/>
         </w:rPr>
       </w:pPr>
       <w:r>
         <w:rPr>
           <w:rFonts w:ascii="Segoe UI Emoji" w:eastAsia="Arial Unicode MS" w:hAnsi="Segoe UI Emoji" w:cs="Segoe UI Emoji"/>
-        </w:rPr>
-        <w:lastRenderedPageBreak/>
+          <w:kern w:val="0"/>
+          <w:sz w:val="22"/>
+          <w:szCs w:val="22"/>
+          <w:lang w:val="en"/>
+          <w14:ligatures w14:val="none"/>
+        </w:rPr>
         <w:t>❌</w:t>
       </w:r>
       <w:r>
         <w:rPr>
           <w:rFonts w:ascii="Roboto Mono" w:eastAsia="Arial Unicode MS" w:hAnsi="Roboto Mono" w:cs="Arial Unicode MS"/>
+          <w:kern w:val="0"/>
+          <w:sz w:val="22"/>
+          <w:szCs w:val="22"/>
+          <w:lang w:val="en"/>
+          <w14:ligatures w14:val="none"/>
         </w:rPr>
         <w:t xml:space="preserve"> </w:t>
       </w:r>
       <w:r>
         <w:rPr>
-          <w:rFonts w:ascii="Roboto Mono" w:hAnsi="Roboto Mono"/>
+          <w:rFonts w:ascii="Roboto Mono" w:eastAsia="Arial" w:hAnsi="Roboto Mono" w:cs="Arial"/>
           <w:b/>
           <w:bCs/>
+          <w:kern w:val="0"/>
+          <w:sz w:val="22"/>
+          <w:szCs w:val="22"/>
+          <w:lang w:val="en"/>
+          <w14:ligatures w14:val="none"/>
         </w:rPr>
         <w:t>Wastes bandwidth</w:t>
       </w:r>
       <w:r>
         <w:rPr>
-          <w:rFonts w:ascii="Roboto Mono" w:hAnsi="Roboto Mono"/>
+          <w:rFonts w:ascii="Roboto Mono" w:eastAsia="Arial" w:hAnsi="Roboto Mono" w:cs="Arial"/>
+          <w:kern w:val="0"/>
+          <w:sz w:val="22"/>
+          <w:szCs w:val="22"/>
+          <w:lang w:val="en"/>
+          <w14:ligatures w14:val="none"/>
         </w:rPr>
         <w:t xml:space="preserve"> — all devices process the message even if not needed</w:t>
       </w:r>
       <w:r>
         <w:rPr>
-          <w:rFonts w:ascii="Roboto Mono" w:hAnsi="Roboto Mono"/>
+          <w:rFonts w:ascii="Roboto Mono" w:eastAsia="Arial" w:hAnsi="Roboto Mono" w:cs="Arial"/>
+          <w:kern w:val="0"/>
+          <w:sz w:val="22"/>
+          <w:szCs w:val="22"/>
+          <w:lang w:val="en"/>
+          <w14:ligatures w14:val="none"/>
         </w:rPr>
         <w:br/>
       </w:r>
@@ -2289,131 +3508,244 @@
           <w:ilvl w:val="0"/>
           <w:numId w:val="1"/>
         </w:numPr>
-        <w:spacing w:after="240"/>
+        <w:spacing w:after="240" w:line="276" w:lineRule="auto"/>
+        <w:rPr>
+          <w:rFonts w:ascii="Arial" w:eastAsia="Arial" w:hAnsi="Arial" w:cs="Arial"/>
+          <w:kern w:val="0"/>
+          <w:sz w:val="22"/>
+          <w:szCs w:val="22"/>
+          <w:lang w:val="en"/>
+          <w14:ligatures w14:val="none"/>
+        </w:rPr>
       </w:pPr>
       <w:r>
         <w:rPr>
           <w:rFonts w:ascii="Segoe UI Emoji" w:eastAsia="Arial Unicode MS" w:hAnsi="Segoe UI Emoji" w:cs="Segoe UI Emoji"/>
+          <w:kern w:val="0"/>
+          <w:sz w:val="22"/>
+          <w:szCs w:val="22"/>
+          <w:lang w:val="en"/>
+          <w14:ligatures w14:val="none"/>
         </w:rPr>
         <w:t>❌</w:t>
       </w:r>
       <w:r>
         <w:rPr>
           <w:rFonts w:ascii="Roboto Mono" w:eastAsia="Arial Unicode MS" w:hAnsi="Roboto Mono" w:cs="Arial Unicode MS"/>
+          <w:kern w:val="0"/>
+          <w:sz w:val="22"/>
+          <w:szCs w:val="22"/>
+          <w:lang w:val="en"/>
+          <w14:ligatures w14:val="none"/>
         </w:rPr>
         <w:t xml:space="preserve"> Not </w:t>
       </w:r>
       <w:r>
         <w:rPr>
-          <w:rFonts w:ascii="Roboto Mono" w:hAnsi="Roboto Mono"/>
+          <w:rFonts w:ascii="Roboto Mono" w:eastAsia="Arial" w:hAnsi="Roboto Mono" w:cs="Arial"/>
           <w:b/>
           <w:bCs/>
+          <w:kern w:val="0"/>
+          <w:sz w:val="22"/>
+          <w:szCs w:val="22"/>
+          <w:lang w:val="en"/>
+          <w14:ligatures w14:val="none"/>
         </w:rPr>
         <w:t>routable</w:t>
       </w:r>
       <w:r>
         <w:rPr>
-          <w:rFonts w:ascii="Roboto Mono" w:hAnsi="Roboto Mono"/>
+          <w:rFonts w:ascii="Roboto Mono" w:eastAsia="Arial" w:hAnsi="Roboto Mono" w:cs="Arial"/>
+          <w:kern w:val="0"/>
+          <w:sz w:val="22"/>
+          <w:szCs w:val="22"/>
+          <w:lang w:val="en"/>
+          <w14:ligatures w14:val="none"/>
         </w:rPr>
         <w:t xml:space="preserve"> — routers block broadcast traffic by default</w:t>
       </w:r>
     </w:p>
     <w:p>
-      <w:r>
-        <w:pict w14:anchorId="641B246A">
+      <w:pPr>
+        <w:spacing w:after="0" w:line="276" w:lineRule="auto"/>
+        <w:rPr>
+          <w:rFonts w:ascii="Arial" w:eastAsia="Arial" w:hAnsi="Arial" w:cs="Arial"/>
+          <w:kern w:val="0"/>
+          <w:sz w:val="22"/>
+          <w:szCs w:val="22"/>
+          <w:lang w:val="en"/>
+          <w14:ligatures w14:val="none"/>
+        </w:rPr>
+      </w:pPr>
+      <w:r>
+        <w:rPr>
+          <w:rFonts w:ascii="Arial" w:eastAsia="Arial" w:hAnsi="Arial" w:cs="Arial"/>
+          <w:kern w:val="0"/>
+          <w:sz w:val="22"/>
+          <w:szCs w:val="22"/>
+          <w:lang w:val="en"/>
+          <w14:ligatures w14:val="none"/>
+        </w:rPr>
+        <w:pict w14:anchorId="71A26532">
           <v:rect id="_x0000_i1032" style="width:0;height:1.5pt" o:hralign="center" o:hrstd="t" o:hr="t" fillcolor="#a0a0a0" stroked="f"/>
         </w:pict>
       </w:r>
     </w:p>
     <w:p>
       <w:pPr>
-        <w:pStyle w:val="Heading2"/>
-        <w:keepNext w:val="0"/>
-        <w:keepLines w:val="0"/>
-        <w:spacing w:before="280"/>
+        <w:spacing w:before="280" w:after="80" w:line="276" w:lineRule="auto"/>
+        <w:outlineLvl w:val="1"/>
+        <w:rPr>
+          <w:rFonts w:asciiTheme="majorHAnsi" w:eastAsiaTheme="majorEastAsia" w:hAnsiTheme="majorHAnsi" w:cstheme="majorBidi"/>
+          <w:color w:val="2F5496" w:themeColor="accent1" w:themeShade="BF"/>
+          <w:kern w:val="0"/>
+          <w:sz w:val="32"/>
+          <w:szCs w:val="32"/>
+          <w:lang w:val="en"/>
+          <w14:ligatures w14:val="none"/>
+        </w:rPr>
       </w:pPr>
       <w:bookmarkStart w:id="9" w:name="_6l0a7l58yr4" w:colFirst="0" w:colLast="0"/>
       <w:bookmarkEnd w:id="9"/>
       <w:r>
         <w:rPr>
-          <w:rFonts w:ascii="Segoe UI Emoji" w:hAnsi="Segoe UI Emoji" w:cs="Segoe UI Emoji"/>
+          <w:rFonts w:ascii="Segoe UI Emoji" w:eastAsiaTheme="majorEastAsia" w:hAnsi="Segoe UI Emoji" w:cs="Segoe UI Emoji"/>
+          <w:color w:val="2F5496" w:themeColor="accent1" w:themeShade="BF"/>
+          <w:kern w:val="0"/>
+          <w:sz w:val="32"/>
+          <w:szCs w:val="32"/>
+          <w:lang w:val="en"/>
+          <w14:ligatures w14:val="none"/>
         </w:rPr>
         <w:t>📋</w:t>
       </w:r>
       <w:r>
+        <w:rPr>
+          <w:rFonts w:asciiTheme="majorHAnsi" w:eastAsiaTheme="majorEastAsia" w:hAnsiTheme="majorHAnsi" w:cstheme="majorBidi"/>
+          <w:color w:val="2F5496" w:themeColor="accent1" w:themeShade="BF"/>
+          <w:kern w:val="0"/>
+          <w:sz w:val="32"/>
+          <w:szCs w:val="32"/>
+          <w:lang w:val="en"/>
+          <w14:ligatures w14:val="none"/>
+        </w:rPr>
         <w:t xml:space="preserve"> Comparison Table</w:t>
       </w:r>
     </w:p>
     <w:p>
       <w:pPr>
-        <w:rPr>
-          <w:rFonts w:ascii="Roboto Mono" w:hAnsi="Roboto Mono"/>
-        </w:rPr>
-      </w:pPr>
-      <w:r>
-        <w:rPr>
-          <w:rFonts w:ascii="Arial" w:hAnsi="Arial" w:eastAsia="Arial"/>
-          <w:b/>
-          <w:sz w:val="22"/>
+        <w:spacing w:after="0" w:line="276" w:lineRule="auto"/>
+        <w:rPr>
+          <w:rFonts w:ascii="Roboto Mono" w:eastAsia="Arial" w:hAnsi="Roboto Mono" w:cs="Arial"/>
+          <w:kern w:val="0"/>
+          <w:sz w:val="22"/>
+          <w:szCs w:val="22"/>
+          <w:lang w:val="en"/>
+          <w14:ligatures w14:val="none"/>
+        </w:rPr>
+      </w:pPr>
+      <w:r>
+        <w:rPr>
+          <w:rFonts w:ascii="Arial" w:eastAsia="Arial" w:hAnsi="Arial" w:cs="Arial"/>
+          <w:b/>
+          <w:kern w:val="0"/>
+          <w:sz w:val="22"/>
+          <w:szCs w:val="22"/>
           <w:shd w:val="clear" w:color="auto" w:fill="B7B7B7"/>
+          <w:lang w:val="en"/>
+          <w14:ligatures w14:val="none"/>
         </w:rPr>
         <w:t># Source</w:t>
       </w:r>
       <w:r>
         <w:rPr>
-          <w:rFonts w:ascii="Arial" w:hAnsi="Arial" w:eastAsia="Arial"/>
-          <w:sz w:val="22"/>
+          <w:rFonts w:ascii="Arial" w:eastAsia="Arial" w:hAnsi="Arial" w:cs="Arial"/>
+          <w:kern w:val="0"/>
+          <w:sz w:val="22"/>
+          <w:szCs w:val="22"/>
           <w:shd w:val="clear" w:color="auto" w:fill="B7B7B7"/>
+          <w:lang w:val="en"/>
+          <w14:ligatures w14:val="none"/>
         </w:rPr>
         <w:t xml:space="preserve">: </w:t>
       </w:r>
       <w:r>
         <w:rPr>
-          <w:rFonts w:ascii="Arial" w:hAnsi="Arial" w:eastAsia="Arial"/>
-          <w:b/>
-          <w:sz w:val="22"/>
+          <w:rFonts w:ascii="Arial" w:eastAsia="Arial" w:hAnsi="Arial" w:cs="Arial"/>
+          <w:b/>
+          <w:kern w:val="0"/>
+          <w:sz w:val="22"/>
+          <w:szCs w:val="22"/>
           <w:shd w:val="clear" w:color="auto" w:fill="B7B7B7"/>
+          <w:lang w:val="en"/>
+          <w14:ligatures w14:val="none"/>
         </w:rPr>
         <w:t xml:space="preserve">Chatgpt </w:t>
       </w:r>
       <w:r>
         <w:rPr>
-          <w:rFonts w:ascii="Arial" w:hAnsi="Arial" w:eastAsia="Arial"/>
-          <w:b/>
+          <w:rFonts w:ascii="Arial" w:eastAsia="Arial" w:hAnsi="Arial" w:cs="Arial"/>
+          <w:b/>
+          <w:kern w:val="0"/>
           <w:sz w:val="22"/>
           <w:szCs w:val="14"/>
           <w:shd w:val="clear" w:color="auto" w:fill="B7B7B7"/>
+          <w:lang w:val="en"/>
+          <w14:ligatures w14:val="none"/>
         </w:rPr>
         <w:t>(GPT</w:t>
       </w:r>
       <w:r>
         <w:rPr>
-          <w:rFonts w:ascii="Arial" w:hAnsi="Arial" w:cs="Cambria Math" w:eastAsia="Arial"/>
-          <w:b/>
+          <w:rFonts w:ascii="Cambria Math" w:eastAsia="Arial" w:hAnsi="Cambria Math" w:cs="Cambria Math"/>
+          <w:b/>
+          <w:kern w:val="0"/>
           <w:sz w:val="22"/>
           <w:szCs w:val="14"/>
           <w:shd w:val="clear" w:color="auto" w:fill="B7B7B7"/>
+          <w:lang w:val="en"/>
+          <w14:ligatures w14:val="none"/>
         </w:rPr>
         <w:t>‑</w:t>
       </w:r>
       <w:r>
         <w:rPr>
-          <w:rFonts w:ascii="Arial" w:hAnsi="Arial" w:eastAsia="Arial"/>
-          <w:b/>
+          <w:rFonts w:ascii="Arial" w:eastAsia="Arial" w:hAnsi="Arial" w:cs="Arial"/>
+          <w:b/>
+          <w:kern w:val="0"/>
           <w:sz w:val="22"/>
           <w:szCs w:val="14"/>
           <w:shd w:val="clear" w:color="auto" w:fill="B7B7B7"/>
+          <w:lang w:val="en"/>
+          <w14:ligatures w14:val="none"/>
         </w:rPr>
         <w:t>5 Mini) at [12/9/2025]</w:t>
       </w:r>
     </w:p>
     <w:p>
-      <w:r>
-        <w:rPr>
+      <w:pPr>
+        <w:spacing w:after="0" w:line="276" w:lineRule="auto"/>
+        <w:rPr>
+          <w:rFonts w:ascii="Arial" w:eastAsia="Arial" w:hAnsi="Arial" w:cs="Arial"/>
+          <w:kern w:val="0"/>
+          <w:sz w:val="22"/>
+          <w:szCs w:val="22"/>
+          <w:lang w:val="en"/>
+          <w14:ligatures w14:val="none"/>
+        </w:rPr>
+      </w:pPr>
+      <w:r>
+        <w:rPr>
+          <w:rFonts w:ascii="Arial" w:eastAsia="Arial" w:hAnsi="Arial" w:cs="Arial"/>
           <w:noProof/>
+          <w:kern w:val="0"/>
+          <w:sz w:val="22"/>
+          <w:szCs w:val="22"/>
+          <w:lang w:val="en"/>
+          <w14:ligatures w14:val="none"/>
         </w:rPr>
         <w:drawing>
-          <wp:inline distT="114300" distB="114300" distL="114300" distR="114300" wp14:anchorId="36BD90E0" wp14:editId="216BB9DE">
+          <wp:inline distT="114300" distB="114300" distL="114300" distR="114300" wp14:anchorId="20EDD893" wp14:editId="5F9A4B01">
             <wp:extent cx="5943600" cy="1231900"/>
             <wp:effectExtent l="0" t="0" r="0" b="0"/>
             <wp:docPr id="2" name="image1.png"/>
@@ -2491,16 +3823,27 @@
           </w:tcPr>
           <w:p>
             <w:pPr>
+              <w:spacing w:after="0" w:line="276" w:lineRule="auto"/>
               <w:jc w:val="center"/>
               <w:rPr>
-                <w:rFonts w:ascii="Roboto Mono" w:hAnsi="Roboto Mono"/>
+                <w:rFonts w:ascii="Roboto Mono" w:eastAsia="Arial" w:hAnsi="Roboto Mono" w:cs="Arial"/>
+                <w:kern w:val="0"/>
+                <w:sz w:val="22"/>
+                <w:szCs w:val="22"/>
+                <w:lang w:val="en"/>
+                <w14:ligatures w14:val="none"/>
               </w:rPr>
             </w:pPr>
             <w:r>
               <w:rPr>
-                <w:rFonts w:ascii="Roboto Mono" w:hAnsi="Roboto Mono"/>
+                <w:rFonts w:ascii="Roboto Mono" w:eastAsia="Arial" w:hAnsi="Roboto Mono" w:cs="Arial"/>
                 <w:b/>
                 <w:bCs/>
+                <w:kern w:val="0"/>
+                <w:sz w:val="22"/>
+                <w:szCs w:val="22"/>
+                <w:lang w:val="en"/>
+                <w14:ligatures w14:val="none"/>
               </w:rPr>
               <w:t>Mode</w:t>
             </w:r>
@@ -2524,16 +3867,27 @@
           </w:tcPr>
           <w:p>
             <w:pPr>
+              <w:spacing w:after="0" w:line="276" w:lineRule="auto"/>
               <w:jc w:val="center"/>
               <w:rPr>
-                <w:rFonts w:ascii="Roboto Mono" w:hAnsi="Roboto Mono"/>
+                <w:rFonts w:ascii="Roboto Mono" w:eastAsia="Arial" w:hAnsi="Roboto Mono" w:cs="Arial"/>
+                <w:kern w:val="0"/>
+                <w:sz w:val="22"/>
+                <w:szCs w:val="22"/>
+                <w:lang w:val="en"/>
+                <w14:ligatures w14:val="none"/>
               </w:rPr>
             </w:pPr>
             <w:r>
               <w:rPr>
-                <w:rFonts w:ascii="Roboto Mono" w:hAnsi="Roboto Mono"/>
+                <w:rFonts w:ascii="Roboto Mono" w:eastAsia="Arial" w:hAnsi="Roboto Mono" w:cs="Arial"/>
                 <w:b/>
                 <w:bCs/>
+                <w:kern w:val="0"/>
+                <w:sz w:val="22"/>
+                <w:szCs w:val="22"/>
+                <w:lang w:val="en"/>
+                <w14:ligatures w14:val="none"/>
               </w:rPr>
               <w:t>Type</w:t>
             </w:r>
@@ -2557,16 +3911,27 @@
           </w:tcPr>
           <w:p>
             <w:pPr>
+              <w:spacing w:after="0" w:line="276" w:lineRule="auto"/>
               <w:jc w:val="center"/>
               <w:rPr>
-                <w:rFonts w:ascii="Roboto Mono" w:hAnsi="Roboto Mono"/>
+                <w:rFonts w:ascii="Roboto Mono" w:eastAsia="Arial" w:hAnsi="Roboto Mono" w:cs="Arial"/>
+                <w:kern w:val="0"/>
+                <w:sz w:val="22"/>
+                <w:szCs w:val="22"/>
+                <w:lang w:val="en"/>
+                <w14:ligatures w14:val="none"/>
               </w:rPr>
             </w:pPr>
             <w:r>
               <w:rPr>
-                <w:rFonts w:ascii="Roboto Mono" w:hAnsi="Roboto Mono"/>
+                <w:rFonts w:ascii="Roboto Mono" w:eastAsia="Arial" w:hAnsi="Roboto Mono" w:cs="Arial"/>
                 <w:b/>
                 <w:bCs/>
+                <w:kern w:val="0"/>
+                <w:sz w:val="22"/>
+                <w:szCs w:val="22"/>
+                <w:lang w:val="en"/>
+                <w14:ligatures w14:val="none"/>
               </w:rPr>
               <w:t>Sent To</w:t>
             </w:r>
@@ -2590,16 +3955,27 @@
           </w:tcPr>
           <w:p>
             <w:pPr>
+              <w:spacing w:after="0" w:line="276" w:lineRule="auto"/>
               <w:jc w:val="center"/>
               <w:rPr>
-                <w:rFonts w:ascii="Roboto Mono" w:hAnsi="Roboto Mono"/>
+                <w:rFonts w:ascii="Roboto Mono" w:eastAsia="Arial" w:hAnsi="Roboto Mono" w:cs="Arial"/>
+                <w:kern w:val="0"/>
+                <w:sz w:val="22"/>
+                <w:szCs w:val="22"/>
+                <w:lang w:val="en"/>
+                <w14:ligatures w14:val="none"/>
               </w:rPr>
             </w:pPr>
             <w:r>
               <w:rPr>
-                <w:rFonts w:ascii="Roboto Mono" w:hAnsi="Roboto Mono"/>
+                <w:rFonts w:ascii="Roboto Mono" w:eastAsia="Arial" w:hAnsi="Roboto Mono" w:cs="Arial"/>
                 <w:b/>
                 <w:bCs/>
+                <w:kern w:val="0"/>
+                <w:sz w:val="22"/>
+                <w:szCs w:val="22"/>
+                <w:lang w:val="en"/>
+                <w14:ligatures w14:val="none"/>
               </w:rPr>
               <w:t>Use Case</w:t>
             </w:r>
@@ -2628,15 +4004,26 @@
           </w:tcPr>
           <w:p>
             <w:pPr>
-              <w:rPr>
-                <w:rFonts w:ascii="Roboto Mono" w:hAnsi="Roboto Mono"/>
+              <w:spacing w:after="0" w:line="276" w:lineRule="auto"/>
+              <w:rPr>
+                <w:rFonts w:ascii="Roboto Mono" w:eastAsia="Arial" w:hAnsi="Roboto Mono" w:cs="Arial"/>
+                <w:kern w:val="0"/>
+                <w:sz w:val="22"/>
+                <w:szCs w:val="22"/>
+                <w:lang w:val="en"/>
+                <w14:ligatures w14:val="none"/>
               </w:rPr>
             </w:pPr>
             <w:r>
               <w:rPr>
-                <w:rFonts w:ascii="Roboto Mono" w:hAnsi="Roboto Mono"/>
+                <w:rFonts w:ascii="Roboto Mono" w:eastAsia="Arial" w:hAnsi="Roboto Mono" w:cs="Arial"/>
                 <w:b/>
                 <w:bCs/>
+                <w:kern w:val="0"/>
+                <w:sz w:val="22"/>
+                <w:szCs w:val="22"/>
+                <w:lang w:val="en"/>
+                <w14:ligatures w14:val="none"/>
               </w:rPr>
               <w:t>Unicast</w:t>
             </w:r>
@@ -2660,13 +4047,24 @@
           </w:tcPr>
           <w:p>
             <w:pPr>
-              <w:rPr>
-                <w:rFonts w:ascii="Roboto Mono" w:hAnsi="Roboto Mono"/>
+              <w:spacing w:after="0" w:line="276" w:lineRule="auto"/>
+              <w:rPr>
+                <w:rFonts w:ascii="Roboto Mono" w:eastAsia="Arial" w:hAnsi="Roboto Mono" w:cs="Arial"/>
+                <w:kern w:val="0"/>
+                <w:sz w:val="22"/>
+                <w:szCs w:val="22"/>
+                <w:lang w:val="en"/>
+                <w14:ligatures w14:val="none"/>
               </w:rPr>
             </w:pPr>
             <w:r>
               <w:rPr>
-                <w:rFonts w:ascii="Roboto Mono" w:hAnsi="Roboto Mono"/>
+                <w:rFonts w:ascii="Roboto Mono" w:eastAsia="Arial" w:hAnsi="Roboto Mono" w:cs="Arial"/>
+                <w:kern w:val="0"/>
+                <w:sz w:val="22"/>
+                <w:szCs w:val="22"/>
+                <w:lang w:val="en"/>
+                <w14:ligatures w14:val="none"/>
               </w:rPr>
               <w:t>One-to-One</w:t>
             </w:r>
@@ -2690,13 +4088,24 @@
           </w:tcPr>
           <w:p>
             <w:pPr>
-              <w:rPr>
-                <w:rFonts w:ascii="Roboto Mono" w:hAnsi="Roboto Mono"/>
+              <w:spacing w:after="0" w:line="276" w:lineRule="auto"/>
+              <w:rPr>
+                <w:rFonts w:ascii="Roboto Mono" w:eastAsia="Arial" w:hAnsi="Roboto Mono" w:cs="Arial"/>
+                <w:kern w:val="0"/>
+                <w:sz w:val="22"/>
+                <w:szCs w:val="22"/>
+                <w:lang w:val="en"/>
+                <w14:ligatures w14:val="none"/>
               </w:rPr>
             </w:pPr>
             <w:r>
               <w:rPr>
-                <w:rFonts w:ascii="Roboto Mono" w:hAnsi="Roboto Mono"/>
+                <w:rFonts w:ascii="Roboto Mono" w:eastAsia="Arial" w:hAnsi="Roboto Mono" w:cs="Arial"/>
+                <w:kern w:val="0"/>
+                <w:sz w:val="22"/>
+                <w:szCs w:val="22"/>
+                <w:lang w:val="en"/>
+                <w14:ligatures w14:val="none"/>
               </w:rPr>
               <w:t>Specific device</w:t>
             </w:r>
@@ -2720,13 +4129,24 @@
           </w:tcPr>
           <w:p>
             <w:pPr>
-              <w:rPr>
-                <w:rFonts w:ascii="Roboto Mono" w:hAnsi="Roboto Mono"/>
+              <w:spacing w:after="0" w:line="276" w:lineRule="auto"/>
+              <w:rPr>
+                <w:rFonts w:ascii="Roboto Mono" w:eastAsia="Arial" w:hAnsi="Roboto Mono" w:cs="Arial"/>
+                <w:kern w:val="0"/>
+                <w:sz w:val="22"/>
+                <w:szCs w:val="22"/>
+                <w:lang w:val="en"/>
+                <w14:ligatures w14:val="none"/>
               </w:rPr>
             </w:pPr>
             <w:r>
               <w:rPr>
-                <w:rFonts w:ascii="Roboto Mono" w:hAnsi="Roboto Mono"/>
+                <w:rFonts w:ascii="Roboto Mono" w:eastAsia="Arial" w:hAnsi="Roboto Mono" w:cs="Arial"/>
+                <w:kern w:val="0"/>
+                <w:sz w:val="22"/>
+                <w:szCs w:val="22"/>
+                <w:lang w:val="en"/>
+                <w14:ligatures w14:val="none"/>
               </w:rPr>
               <w:t>Web browsing, file transfer</w:t>
             </w:r>
@@ -2755,15 +4175,26 @@
           </w:tcPr>
           <w:p>
             <w:pPr>
-              <w:rPr>
-                <w:rFonts w:ascii="Roboto Mono" w:hAnsi="Roboto Mono"/>
+              <w:spacing w:after="0" w:line="276" w:lineRule="auto"/>
+              <w:rPr>
+                <w:rFonts w:ascii="Roboto Mono" w:eastAsia="Arial" w:hAnsi="Roboto Mono" w:cs="Arial"/>
+                <w:kern w:val="0"/>
+                <w:sz w:val="22"/>
+                <w:szCs w:val="22"/>
+                <w:lang w:val="en"/>
+                <w14:ligatures w14:val="none"/>
               </w:rPr>
             </w:pPr>
             <w:r>
               <w:rPr>
-                <w:rFonts w:ascii="Roboto Mono" w:hAnsi="Roboto Mono"/>
+                <w:rFonts w:ascii="Roboto Mono" w:eastAsia="Arial" w:hAnsi="Roboto Mono" w:cs="Arial"/>
                 <w:b/>
                 <w:bCs/>
+                <w:kern w:val="0"/>
+                <w:sz w:val="22"/>
+                <w:szCs w:val="22"/>
+                <w:lang w:val="en"/>
+                <w14:ligatures w14:val="none"/>
               </w:rPr>
               <w:t>Multicast</w:t>
             </w:r>
@@ -2787,13 +4218,24 @@
           </w:tcPr>
           <w:p>
             <w:pPr>
-              <w:rPr>
-                <w:rFonts w:ascii="Roboto Mono" w:hAnsi="Roboto Mono"/>
+              <w:spacing w:after="0" w:line="276" w:lineRule="auto"/>
+              <w:rPr>
+                <w:rFonts w:ascii="Roboto Mono" w:eastAsia="Arial" w:hAnsi="Roboto Mono" w:cs="Arial"/>
+                <w:kern w:val="0"/>
+                <w:sz w:val="22"/>
+                <w:szCs w:val="22"/>
+                <w:lang w:val="en"/>
+                <w14:ligatures w14:val="none"/>
               </w:rPr>
             </w:pPr>
             <w:r>
               <w:rPr>
-                <w:rFonts w:ascii="Roboto Mono" w:hAnsi="Roboto Mono"/>
+                <w:rFonts w:ascii="Roboto Mono" w:eastAsia="Arial" w:hAnsi="Roboto Mono" w:cs="Arial"/>
+                <w:kern w:val="0"/>
+                <w:sz w:val="22"/>
+                <w:szCs w:val="22"/>
+                <w:lang w:val="en"/>
+                <w14:ligatures w14:val="none"/>
               </w:rPr>
               <w:t>One-to-Many</w:t>
             </w:r>
@@ -2817,13 +4259,24 @@
           </w:tcPr>
           <w:p>
             <w:pPr>
-              <w:rPr>
-                <w:rFonts w:ascii="Roboto Mono" w:hAnsi="Roboto Mono"/>
+              <w:spacing w:after="0" w:line="276" w:lineRule="auto"/>
+              <w:rPr>
+                <w:rFonts w:ascii="Roboto Mono" w:eastAsia="Arial" w:hAnsi="Roboto Mono" w:cs="Arial"/>
+                <w:kern w:val="0"/>
+                <w:sz w:val="22"/>
+                <w:szCs w:val="22"/>
+                <w:lang w:val="en"/>
+                <w14:ligatures w14:val="none"/>
               </w:rPr>
             </w:pPr>
             <w:r>
               <w:rPr>
-                <w:rFonts w:ascii="Roboto Mono" w:hAnsi="Roboto Mono"/>
+                <w:rFonts w:ascii="Roboto Mono" w:eastAsia="Arial" w:hAnsi="Roboto Mono" w:cs="Arial"/>
+                <w:kern w:val="0"/>
+                <w:sz w:val="22"/>
+                <w:szCs w:val="22"/>
+                <w:lang w:val="en"/>
+                <w14:ligatures w14:val="none"/>
               </w:rPr>
               <w:t>Subscribed group</w:t>
             </w:r>
@@ -2847,13 +4300,24 @@
           </w:tcPr>
           <w:p>
             <w:pPr>
-              <w:rPr>
-                <w:rFonts w:ascii="Roboto Mono" w:hAnsi="Roboto Mono"/>
+              <w:spacing w:after="0" w:line="276" w:lineRule="auto"/>
+              <w:rPr>
+                <w:rFonts w:ascii="Roboto Mono" w:eastAsia="Arial" w:hAnsi="Roboto Mono" w:cs="Arial"/>
+                <w:kern w:val="0"/>
+                <w:sz w:val="22"/>
+                <w:szCs w:val="22"/>
+                <w:lang w:val="en"/>
+                <w14:ligatures w14:val="none"/>
               </w:rPr>
             </w:pPr>
             <w:r>
               <w:rPr>
-                <w:rFonts w:ascii="Roboto Mono" w:hAnsi="Roboto Mono"/>
+                <w:rFonts w:ascii="Roboto Mono" w:eastAsia="Arial" w:hAnsi="Roboto Mono" w:cs="Arial"/>
+                <w:kern w:val="0"/>
+                <w:sz w:val="22"/>
+                <w:szCs w:val="22"/>
+                <w:lang w:val="en"/>
+                <w14:ligatures w14:val="none"/>
               </w:rPr>
               <w:t>Streaming, conferencing</w:t>
             </w:r>
@@ -2882,15 +4346,26 @@
           </w:tcPr>
           <w:p>
             <w:pPr>
-              <w:rPr>
-                <w:rFonts w:ascii="Roboto Mono" w:hAnsi="Roboto Mono"/>
+              <w:spacing w:after="0" w:line="276" w:lineRule="auto"/>
+              <w:rPr>
+                <w:rFonts w:ascii="Roboto Mono" w:eastAsia="Arial" w:hAnsi="Roboto Mono" w:cs="Arial"/>
+                <w:kern w:val="0"/>
+                <w:sz w:val="22"/>
+                <w:szCs w:val="22"/>
+                <w:lang w:val="en"/>
+                <w14:ligatures w14:val="none"/>
               </w:rPr>
             </w:pPr>
             <w:r>
               <w:rPr>
-                <w:rFonts w:ascii="Roboto Mono" w:hAnsi="Roboto Mono"/>
+                <w:rFonts w:ascii="Roboto Mono" w:eastAsia="Arial" w:hAnsi="Roboto Mono" w:cs="Arial"/>
                 <w:b/>
                 <w:bCs/>
+                <w:kern w:val="0"/>
+                <w:sz w:val="22"/>
+                <w:szCs w:val="22"/>
+                <w:lang w:val="en"/>
+                <w14:ligatures w14:val="none"/>
               </w:rPr>
               <w:t>Broadcast</w:t>
             </w:r>
@@ -2914,13 +4389,24 @@
           </w:tcPr>
           <w:p>
             <w:pPr>
-              <w:rPr>
-                <w:rFonts w:ascii="Roboto Mono" w:hAnsi="Roboto Mono"/>
+              <w:spacing w:after="0" w:line="276" w:lineRule="auto"/>
+              <w:rPr>
+                <w:rFonts w:ascii="Roboto Mono" w:eastAsia="Arial" w:hAnsi="Roboto Mono" w:cs="Arial"/>
+                <w:kern w:val="0"/>
+                <w:sz w:val="22"/>
+                <w:szCs w:val="22"/>
+                <w:lang w:val="en"/>
+                <w14:ligatures w14:val="none"/>
               </w:rPr>
             </w:pPr>
             <w:r>
               <w:rPr>
-                <w:rFonts w:ascii="Roboto Mono" w:hAnsi="Roboto Mono"/>
+                <w:rFonts w:ascii="Roboto Mono" w:eastAsia="Arial" w:hAnsi="Roboto Mono" w:cs="Arial"/>
+                <w:kern w:val="0"/>
+                <w:sz w:val="22"/>
+                <w:szCs w:val="22"/>
+                <w:lang w:val="en"/>
+                <w14:ligatures w14:val="none"/>
               </w:rPr>
               <w:t>One-to-All</w:t>
             </w:r>
@@ -2944,13 +4430,24 @@
           </w:tcPr>
           <w:p>
             <w:pPr>
-              <w:rPr>
-                <w:rFonts w:ascii="Roboto Mono" w:hAnsi="Roboto Mono"/>
+              <w:spacing w:after="0" w:line="276" w:lineRule="auto"/>
+              <w:rPr>
+                <w:rFonts w:ascii="Roboto Mono" w:eastAsia="Arial" w:hAnsi="Roboto Mono" w:cs="Arial"/>
+                <w:kern w:val="0"/>
+                <w:sz w:val="22"/>
+                <w:szCs w:val="22"/>
+                <w:lang w:val="en"/>
+                <w14:ligatures w14:val="none"/>
               </w:rPr>
             </w:pPr>
             <w:r>
               <w:rPr>
-                <w:rFonts w:ascii="Roboto Mono" w:hAnsi="Roboto Mono"/>
+                <w:rFonts w:ascii="Roboto Mono" w:eastAsia="Arial" w:hAnsi="Roboto Mono" w:cs="Arial"/>
+                <w:kern w:val="0"/>
+                <w:sz w:val="22"/>
+                <w:szCs w:val="22"/>
+                <w:lang w:val="en"/>
+                <w14:ligatures w14:val="none"/>
               </w:rPr>
               <w:t>All devices in local subnet</w:t>
             </w:r>
@@ -2974,13 +4471,24 @@
           </w:tcPr>
           <w:p>
             <w:pPr>
-              <w:rPr>
-                <w:rFonts w:ascii="Roboto Mono" w:hAnsi="Roboto Mono"/>
+              <w:spacing w:after="0" w:line="276" w:lineRule="auto"/>
+              <w:rPr>
+                <w:rFonts w:ascii="Roboto Mono" w:eastAsia="Arial" w:hAnsi="Roboto Mono" w:cs="Arial"/>
+                <w:kern w:val="0"/>
+                <w:sz w:val="22"/>
+                <w:szCs w:val="22"/>
+                <w:lang w:val="en"/>
+                <w14:ligatures w14:val="none"/>
               </w:rPr>
             </w:pPr>
             <w:r>
               <w:rPr>
-                <w:rFonts w:ascii="Roboto Mono" w:hAnsi="Roboto Mono"/>
+                <w:rFonts w:ascii="Roboto Mono" w:eastAsia="Arial" w:hAnsi="Roboto Mono" w:cs="Arial"/>
+                <w:kern w:val="0"/>
+                <w:sz w:val="22"/>
+                <w:szCs w:val="22"/>
+                <w:lang w:val="en"/>
+                <w14:ligatures w14:val="none"/>
               </w:rPr>
               <w:t>ARP, DHCP, NetBIOS</w:t>
             </w:r>
@@ -2989,19 +4497,83 @@
       </w:tr>
     </w:tbl>
     <w:p>
-      <w:r>
-        <w:pict w14:anchorId="0050EEB2">
+      <w:pPr>
+        <w:spacing w:after="0" w:line="276" w:lineRule="auto"/>
+        <w:rPr>
+          <w:rFonts w:ascii="Arial" w:eastAsia="Arial" w:hAnsi="Arial" w:cs="Arial"/>
+          <w:kern w:val="0"/>
+          <w:sz w:val="22"/>
+          <w:szCs w:val="22"/>
+          <w:lang w:val="en"/>
+          <w14:ligatures w14:val="none"/>
+        </w:rPr>
+      </w:pPr>
+      <w:r>
+        <w:rPr>
+          <w:rFonts w:ascii="Arial" w:eastAsia="Arial" w:hAnsi="Arial" w:cs="Arial"/>
+          <w:kern w:val="0"/>
+          <w:sz w:val="22"/>
+          <w:szCs w:val="22"/>
+          <w:lang w:val="en"/>
+          <w14:ligatures w14:val="none"/>
+        </w:rPr>
+        <w:pict w14:anchorId="7E112C5E">
           <v:rect id="_x0000_i1033" style="width:0;height:1.5pt" o:hralign="center" o:hrstd="t" o:hr="t" fillcolor="#a0a0a0" stroked="f"/>
         </w:pict>
       </w:r>
     </w:p>
     <w:p>
       <w:pPr>
-        <w:spacing w:before="240" w:after="240"/>
+        <w:spacing w:before="240" w:after="240" w:line="276" w:lineRule="auto"/>
+        <w:rPr>
+          <w:rFonts w:ascii="Arial" w:eastAsia="Arial" w:hAnsi="Arial" w:cs="Arial"/>
+          <w:kern w:val="0"/>
+          <w:sz w:val="22"/>
+          <w:szCs w:val="22"/>
+          <w:lang w:val="en"/>
+          <w14:ligatures w14:val="none"/>
+        </w:rPr>
       </w:pPr>
     </w:p>
-    <w:p/>
-    <w:p/>
+    <w:p>
+      <w:pPr>
+        <w:spacing w:after="0" w:line="276" w:lineRule="auto"/>
+        <w:rPr>
+          <w:rFonts w:ascii="Arial" w:eastAsia="Arial" w:hAnsi="Arial" w:cs="Arial"/>
+          <w:kern w:val="0"/>
+          <w:sz w:val="22"/>
+          <w:szCs w:val="22"/>
+          <w:lang w:val="en"/>
+          <w14:ligatures w14:val="none"/>
+        </w:rPr>
+      </w:pPr>
+    </w:p>
+    <w:p>
+      <w:pPr>
+        <w:spacing w:after="0" w:line="276" w:lineRule="auto"/>
+        <w:rPr>
+          <w:rFonts w:ascii="Arial" w:eastAsia="Arial" w:hAnsi="Arial" w:cs="Arial"/>
+          <w:kern w:val="0"/>
+          <w:sz w:val="22"/>
+          <w:szCs w:val="22"/>
+          <w:lang w:val="en"/>
+          <w14:ligatures w14:val="none"/>
+        </w:rPr>
+      </w:pPr>
+    </w:p>
+    <w:p>
+      <w:pPr>
+        <w:spacing w:after="0" w:line="276" w:lineRule="auto"/>
+        <w:rPr>
+          <w:rFonts w:ascii="Arial" w:eastAsia="Arial" w:hAnsi="Arial" w:cs="Arial"/>
+          <w:kern w:val="0"/>
+          <w:sz w:val="22"/>
+          <w:szCs w:val="22"/>
+          <w:lang w:val="en"/>
+          <w14:ligatures w14:val="none"/>
+        </w:rPr>
+      </w:pPr>
+    </w:p>
     <w:p/>
     <w:sectPr>
       <w:pgSz w:w="12240" w:h="15840"/>
@@ -3650,18 +5222,6 @@
   <w:style w:type="paragraph" w:default="1" w:styleId="Normal">
     <w:name w:val="Normal"/>
     <w:qFormat/>
-    <w:rsid w:val="001A7700"/>
-    <w:pPr>
-      <w:spacing w:after="0" w:line="276" w:lineRule="auto"/>
-    </w:pPr>
-    <w:rPr>
-      <w:rFonts w:ascii="Arial" w:eastAsia="Arial" w:hAnsi="Arial" w:cs="Arial"/>
-      <w:kern w:val="0"/>
-      <w:sz w:val="22"/>
-      <w:szCs w:val="22"/>
-      <w:lang w:val="en"/>
-      <w14:ligatures w14:val="none"/>
-    </w:rPr>
   </w:style>
   <w:style w:type="paragraph" w:styleId="Heading1">
     <w:name w:val="heading 1"/>
@@ -3670,7 +5230,7 @@
     <w:link w:val="Heading1Char"/>
     <w:uiPriority w:val="9"/>
     <w:qFormat/>
-    <w:rsid w:val="008841C2"/>
+    <w:rsid w:val="00EE5ECA"/>
     <w:pPr>
       <w:keepNext/>
       <w:keepLines/>
@@ -3690,9 +5250,10 @@
     <w:next w:val="Normal"/>
     <w:link w:val="Heading2Char"/>
     <w:uiPriority w:val="9"/>
+    <w:semiHidden/>
     <w:unhideWhenUsed/>
     <w:qFormat/>
-    <w:rsid w:val="008841C2"/>
+    <w:rsid w:val="00EE5ECA"/>
     <w:pPr>
       <w:keepNext/>
       <w:keepLines/>
@@ -3715,7 +5276,7 @@
     <w:semiHidden/>
     <w:unhideWhenUsed/>
     <w:qFormat/>
-    <w:rsid w:val="008841C2"/>
+    <w:rsid w:val="00EE5ECA"/>
     <w:pPr>
       <w:keepNext/>
       <w:keepLines/>
@@ -3738,7 +5299,7 @@
     <w:semiHidden/>
     <w:unhideWhenUsed/>
     <w:qFormat/>
-    <w:rsid w:val="008841C2"/>
+    <w:rsid w:val="00EE5ECA"/>
     <w:pPr>
       <w:keepNext/>
       <w:keepLines/>
@@ -3761,7 +5322,7 @@
     <w:semiHidden/>
     <w:unhideWhenUsed/>
     <w:qFormat/>
-    <w:rsid w:val="008841C2"/>
+    <w:rsid w:val="00EE5ECA"/>
     <w:pPr>
       <w:keepNext/>
       <w:keepLines/>
@@ -3782,11 +5343,11 @@
     <w:semiHidden/>
     <w:unhideWhenUsed/>
     <w:qFormat/>
-    <w:rsid w:val="008841C2"/>
+    <w:rsid w:val="00EE5ECA"/>
     <w:pPr>
       <w:keepNext/>
       <w:keepLines/>
-      <w:spacing w:before="40"/>
+      <w:spacing w:before="40" w:after="0"/>
       <w:outlineLvl w:val="5"/>
     </w:pPr>
     <w:rPr>
@@ -3805,11 +5366,11 @@
     <w:semiHidden/>
     <w:unhideWhenUsed/>
     <w:qFormat/>
-    <w:rsid w:val="008841C2"/>
+    <w:rsid w:val="00EE5ECA"/>
     <w:pPr>
       <w:keepNext/>
       <w:keepLines/>
-      <w:spacing w:before="40"/>
+      <w:spacing w:before="40" w:after="0"/>
       <w:outlineLvl w:val="6"/>
     </w:pPr>
     <w:rPr>
@@ -3826,10 +5387,11 @@
     <w:semiHidden/>
     <w:unhideWhenUsed/>
     <w:qFormat/>
-    <w:rsid w:val="008841C2"/>
+    <w:rsid w:val="00EE5ECA"/>
     <w:pPr>
       <w:keepNext/>
       <w:keepLines/>
+      <w:spacing w:after="0"/>
       <w:outlineLvl w:val="7"/>
     </w:pPr>
     <w:rPr>
@@ -3848,10 +5410,11 @@
     <w:semiHidden/>
     <w:unhideWhenUsed/>
     <w:qFormat/>
-    <w:rsid w:val="008841C2"/>
+    <w:rsid w:val="00EE5ECA"/>
     <w:pPr>
       <w:keepNext/>
       <w:keepLines/>
+      <w:spacing w:after="0"/>
       <w:outlineLvl w:val="8"/>
     </w:pPr>
     <w:rPr>
@@ -3891,7 +5454,7 @@
     <w:basedOn w:val="DefaultParagraphFont"/>
     <w:link w:val="Heading1"/>
     <w:uiPriority w:val="9"/>
-    <w:rsid w:val="008841C2"/>
+    <w:rsid w:val="00EE5ECA"/>
     <w:rPr>
       <w:rFonts w:asciiTheme="majorHAnsi" w:eastAsiaTheme="majorEastAsia" w:hAnsiTheme="majorHAnsi" w:cstheme="majorBidi"/>
       <w:color w:val="2F5496" w:themeColor="accent1" w:themeShade="BF"/>
@@ -3904,7 +5467,8 @@
     <w:basedOn w:val="DefaultParagraphFont"/>
     <w:link w:val="Heading2"/>
     <w:uiPriority w:val="9"/>
-    <w:rsid w:val="008841C2"/>
+    <w:semiHidden/>
+    <w:rsid w:val="00EE5ECA"/>
     <w:rPr>
       <w:rFonts w:asciiTheme="majorHAnsi" w:eastAsiaTheme="majorEastAsia" w:hAnsiTheme="majorHAnsi" w:cstheme="majorBidi"/>
       <w:color w:val="2F5496" w:themeColor="accent1" w:themeShade="BF"/>
@@ -3918,7 +5482,7 @@
     <w:link w:val="Heading3"/>
     <w:uiPriority w:val="9"/>
     <w:semiHidden/>
-    <w:rsid w:val="008841C2"/>
+    <w:rsid w:val="00EE5ECA"/>
     <w:rPr>
       <w:rFonts w:eastAsiaTheme="majorEastAsia" w:cstheme="majorBidi"/>
       <w:color w:val="2F5496" w:themeColor="accent1" w:themeShade="BF"/>
@@ -3932,7 +5496,7 @@
     <w:link w:val="Heading4"/>
     <w:uiPriority w:val="9"/>
     <w:semiHidden/>
-    <w:rsid w:val="008841C2"/>
+    <w:rsid w:val="00EE5ECA"/>
     <w:rPr>
       <w:rFonts w:eastAsiaTheme="majorEastAsia" w:cstheme="majorBidi"/>
       <w:i/>
@@ -3946,7 +5510,7 @@
     <w:link w:val="Heading5"/>
     <w:uiPriority w:val="9"/>
     <w:semiHidden/>
-    <w:rsid w:val="008841C2"/>
+    <w:rsid w:val="00EE5ECA"/>
     <w:rPr>
       <w:rFonts w:eastAsiaTheme="majorEastAsia" w:cstheme="majorBidi"/>
       <w:color w:val="2F5496" w:themeColor="accent1" w:themeShade="BF"/>
@@ -3958,7 +5522,7 @@
     <w:link w:val="Heading6"/>
     <w:uiPriority w:val="9"/>
     <w:semiHidden/>
-    <w:rsid w:val="008841C2"/>
+    <w:rsid w:val="00EE5ECA"/>
     <w:rPr>
       <w:rFonts w:eastAsiaTheme="majorEastAsia" w:cstheme="majorBidi"/>
       <w:i/>
@@ -3972,7 +5536,7 @@
     <w:link w:val="Heading7"/>
     <w:uiPriority w:val="9"/>
     <w:semiHidden/>
-    <w:rsid w:val="008841C2"/>
+    <w:rsid w:val="00EE5ECA"/>
     <w:rPr>
       <w:rFonts w:eastAsiaTheme="majorEastAsia" w:cstheme="majorBidi"/>
       <w:color w:val="595959" w:themeColor="text1" w:themeTint="A6"/>
@@ -3984,7 +5548,7 @@
     <w:link w:val="Heading8"/>
     <w:uiPriority w:val="9"/>
     <w:semiHidden/>
-    <w:rsid w:val="008841C2"/>
+    <w:rsid w:val="00EE5ECA"/>
     <w:rPr>
       <w:rFonts w:eastAsiaTheme="majorEastAsia" w:cstheme="majorBidi"/>
       <w:i/>
@@ -3998,7 +5562,7 @@
     <w:link w:val="Heading9"/>
     <w:uiPriority w:val="9"/>
     <w:semiHidden/>
-    <w:rsid w:val="008841C2"/>
+    <w:rsid w:val="00EE5ECA"/>
     <w:rPr>
       <w:rFonts w:eastAsiaTheme="majorEastAsia" w:cstheme="majorBidi"/>
       <w:color w:val="272727" w:themeColor="text1" w:themeTint="D8"/>
@@ -4011,7 +5575,7 @@
     <w:link w:val="TitleChar"/>
     <w:uiPriority w:val="10"/>
     <w:qFormat/>
-    <w:rsid w:val="008841C2"/>
+    <w:rsid w:val="00EE5ECA"/>
     <w:pPr>
       <w:spacing w:after="80" w:line="240" w:lineRule="auto"/>
       <w:contextualSpacing/>
@@ -4029,7 +5593,7 @@
     <w:basedOn w:val="DefaultParagraphFont"/>
     <w:link w:val="Title"/>
     <w:uiPriority w:val="10"/>
-    <w:rsid w:val="008841C2"/>
+    <w:rsid w:val="00EE5ECA"/>
     <w:rPr>
       <w:rFonts w:asciiTheme="majorHAnsi" w:eastAsiaTheme="majorEastAsia" w:hAnsiTheme="majorHAnsi" w:cstheme="majorBidi"/>
       <w:spacing w:val="-10"/>
@@ -4045,7 +5609,7 @@
     <w:link w:val="SubtitleChar"/>
     <w:uiPriority w:val="11"/>
     <w:qFormat/>
-    <w:rsid w:val="008841C2"/>
+    <w:rsid w:val="00EE5ECA"/>
     <w:pPr>
       <w:numPr>
         <w:ilvl w:val="1"/>
@@ -4064,7 +5628,7 @@
     <w:basedOn w:val="DefaultParagraphFont"/>
     <w:link w:val="Subtitle"/>
     <w:uiPriority w:val="11"/>
-    <w:rsid w:val="008841C2"/>
+    <w:rsid w:val="00EE5ECA"/>
     <w:rPr>
       <w:rFonts w:eastAsiaTheme="majorEastAsia" w:cstheme="majorBidi"/>
       <w:color w:val="595959" w:themeColor="text1" w:themeTint="A6"/>
@@ -4080,7 +5644,7 @@
     <w:link w:val="QuoteChar"/>
     <w:uiPriority w:val="29"/>
     <w:qFormat/>
-    <w:rsid w:val="008841C2"/>
+    <w:rsid w:val="00EE5ECA"/>
     <w:pPr>
       <w:spacing w:before="160"/>
       <w:jc w:val="center"/>
@@ -4096,7 +5660,7 @@
     <w:basedOn w:val="DefaultParagraphFont"/>
     <w:link w:val="Quote"/>
     <w:uiPriority w:val="29"/>
-    <w:rsid w:val="008841C2"/>
+    <w:rsid w:val="00EE5ECA"/>
     <w:rPr>
       <w:i/>
       <w:iCs/>
@@ -4108,7 +5672,7 @@
     <w:basedOn w:val="Normal"/>
     <w:uiPriority w:val="34"/>
     <w:qFormat/>
-    <w:rsid w:val="008841C2"/>
+    <w:rsid w:val="00EE5ECA"/>
     <w:pPr>
       <w:ind w:left="720"/>
       <w:contextualSpacing/>
@@ -4119,7 +5683,7 @@
     <w:basedOn w:val="DefaultParagraphFont"/>
     <w:uiPriority w:val="21"/>
     <w:qFormat/>
-    <w:rsid w:val="008841C2"/>
+    <w:rsid w:val="00EE5ECA"/>
     <w:rPr>
       <w:i/>
       <w:iCs/>
@@ -4133,7 +5697,7 @@
     <w:link w:val="IntenseQuoteChar"/>
     <w:uiPriority w:val="30"/>
     <w:qFormat/>
-    <w:rsid w:val="008841C2"/>
+    <w:rsid w:val="00EE5ECA"/>
     <w:pPr>
       <w:pBdr>
         <w:top w:val="single" w:sz="4" w:space="10" w:color="2F5496" w:themeColor="accent1" w:themeShade="BF"/>
@@ -4154,7 +5718,7 @@
     <w:basedOn w:val="DefaultParagraphFont"/>
     <w:link w:val="IntenseQuote"/>
     <w:uiPriority w:val="30"/>
-    <w:rsid w:val="008841C2"/>
+    <w:rsid w:val="00EE5ECA"/>
     <w:rPr>
       <w:i/>
       <w:iCs/>
@@ -4166,7 +5730,7 @@
     <w:basedOn w:val="DefaultParagraphFont"/>
     <w:uiPriority w:val="32"/>
     <w:qFormat/>
-    <w:rsid w:val="008841C2"/>
+    <w:rsid w:val="00EE5ECA"/>
     <w:rPr>
       <w:b/>
       <w:bCs/>

--- a/Knowledge/3-Work knowledge/1-Software Engineering/1-Software Engineering Fundamentals/5-My Source/1-Network Traffic/1-Types of Network Traffic/5-Broadcast.docx
+++ b/Knowledge/3-Work knowledge/1-Software Engineering/1-Software Engineering Fundamentals/5-My Source/1-Network Traffic/1-Types of Network Traffic/5-Broadcast.docx
@@ -4,72 +4,39 @@
   <w:body>
     <w:p>
       <w:pPr>
-        <w:keepNext/>
-        <w:keepLines/>
-        <w:spacing w:before="360" w:after="80" w:line="276" w:lineRule="auto"/>
-        <w:outlineLvl w:val="0"/>
-        <w:rPr>
-          <w:rFonts w:asciiTheme="majorHAnsi" w:eastAsiaTheme="majorEastAsia" w:hAnsiTheme="majorHAnsi" w:cstheme="majorBidi"/>
-          <w:color w:val="2F5496" w:themeColor="accent1" w:themeShade="BF"/>
-          <w:kern w:val="0"/>
-          <w:sz w:val="40"/>
-          <w:szCs w:val="40"/>
-          <w:lang w:val="en"/>
-          <w14:ligatures w14:val="none"/>
+        <w:pStyle w:val="Heading1"/>
+        <w:rPr>
+          <w:lang w:val="en"/>
         </w:rPr>
       </w:pPr>
       <w:bookmarkStart w:id="0" w:name="_4cgf9dw909jm" w:colFirst="0" w:colLast="0"/>
       <w:bookmarkEnd w:id="0"/>
       <w:r>
         <w:rPr>
-          <w:rFonts w:asciiTheme="majorHAnsi" w:eastAsiaTheme="majorEastAsia" w:hAnsiTheme="majorHAnsi" w:cstheme="majorBidi"/>
-          <w:color w:val="2F5496" w:themeColor="accent1" w:themeShade="BF"/>
-          <w:kern w:val="0"/>
-          <w:sz w:val="40"/>
-          <w:szCs w:val="40"/>
-          <w:lang w:val="en"/>
-          <w14:ligatures w14:val="none"/>
+          <w:lang w:val="en"/>
         </w:rPr>
         <w:t>Broadcast</w:t>
       </w:r>
     </w:p>
     <w:p>
       <w:pPr>
-        <w:spacing w:before="280" w:after="80" w:line="276" w:lineRule="auto"/>
-        <w:outlineLvl w:val="1"/>
-        <w:rPr>
-          <w:rFonts w:asciiTheme="majorHAnsi" w:eastAsiaTheme="majorEastAsia" w:hAnsiTheme="majorHAnsi" w:cstheme="majorBidi"/>
-          <w:color w:val="2F5496" w:themeColor="accent1" w:themeShade="BF"/>
-          <w:kern w:val="0"/>
-          <w:sz w:val="32"/>
-          <w:szCs w:val="32"/>
-          <w:lang w:val="en"/>
-          <w14:ligatures w14:val="none"/>
+        <w:pStyle w:val="Heading2"/>
+        <w:rPr>
+          <w:lang w:val="en"/>
         </w:rPr>
       </w:pPr>
       <w:bookmarkStart w:id="1" w:name="_mztb2npx7011" w:colFirst="0" w:colLast="0"/>
       <w:bookmarkEnd w:id="1"/>
       <w:r>
         <w:rPr>
-          <w:rFonts w:ascii="Segoe UI Emoji" w:eastAsiaTheme="majorEastAsia" w:hAnsi="Segoe UI Emoji" w:cs="Segoe UI Emoji"/>
-          <w:color w:val="2F5496" w:themeColor="accent1" w:themeShade="BF"/>
-          <w:kern w:val="0"/>
-          <w:sz w:val="32"/>
-          <w:szCs w:val="32"/>
-          <w:lang w:val="en"/>
-          <w14:ligatures w14:val="none"/>
+          <w:rFonts w:ascii="Segoe UI Emoji" w:hAnsi="Segoe UI Emoji" w:cs="Segoe UI Emoji"/>
+          <w:lang w:val="en"/>
         </w:rPr>
         <w:t>📢</w:t>
       </w:r>
       <w:r>
         <w:rPr>
-          <w:rFonts w:asciiTheme="majorHAnsi" w:eastAsiaTheme="majorEastAsia" w:hAnsiTheme="majorHAnsi" w:cstheme="majorBidi"/>
-          <w:color w:val="2F5496" w:themeColor="accent1" w:themeShade="BF"/>
-          <w:kern w:val="0"/>
-          <w:sz w:val="32"/>
-          <w:szCs w:val="32"/>
-          <w:lang w:val="en"/>
-          <w14:ligatures w14:val="none"/>
+          <w:lang w:val="en"/>
         </w:rPr>
         <w:t xml:space="preserve"> What Is Broadcast in Networking?</w:t>
       </w:r>
@@ -111,18 +78,33 @@
         </w:rPr>
         <w:t xml:space="preserve">: </w:t>
       </w:r>
-      <w:r>
-        <w:rPr>
-          <w:rFonts w:ascii="Arial" w:eastAsia="Arial" w:hAnsi="Arial" w:cs="Arial"/>
-          <w:b/>
-          <w:kern w:val="0"/>
-          <w:sz w:val="22"/>
-          <w:szCs w:val="22"/>
-          <w:shd w:val="clear" w:color="auto" w:fill="B7B7B7"/>
-          <w:lang w:val="en"/>
-          <w14:ligatures w14:val="none"/>
-        </w:rPr>
-        <w:t xml:space="preserve">Chatgpt </w:t>
+      <w:proofErr w:type="spellStart"/>
+      <w:r>
+        <w:rPr>
+          <w:rFonts w:ascii="Arial" w:eastAsia="Arial" w:hAnsi="Arial" w:cs="Arial"/>
+          <w:b/>
+          <w:kern w:val="0"/>
+          <w:sz w:val="22"/>
+          <w:szCs w:val="22"/>
+          <w:shd w:val="clear" w:color="auto" w:fill="B7B7B7"/>
+          <w:lang w:val="en"/>
+          <w14:ligatures w14:val="none"/>
+        </w:rPr>
+        <w:t>Chatgpt</w:t>
+      </w:r>
+      <w:proofErr w:type="spellEnd"/>
+      <w:r>
+        <w:rPr>
+          <w:rFonts w:ascii="Arial" w:eastAsia="Arial" w:hAnsi="Arial" w:cs="Arial"/>
+          <w:b/>
+          <w:kern w:val="0"/>
+          <w:sz w:val="22"/>
+          <w:szCs w:val="22"/>
+          <w:shd w:val="clear" w:color="auto" w:fill="B7B7B7"/>
+          <w:lang w:val="en"/>
+          <w14:ligatures w14:val="none"/>
+        </w:rPr>
+        <w:t xml:space="preserve"> </w:t>
       </w:r>
       <w:r>
         <w:rPr>
@@ -277,41 +259,23 @@
     </w:p>
     <w:p>
       <w:pPr>
-        <w:spacing w:before="280" w:after="80" w:line="276" w:lineRule="auto"/>
-        <w:outlineLvl w:val="1"/>
-        <w:rPr>
-          <w:rFonts w:asciiTheme="majorHAnsi" w:eastAsiaTheme="majorEastAsia" w:hAnsiTheme="majorHAnsi" w:cstheme="majorBidi"/>
-          <w:color w:val="2F5496" w:themeColor="accent1" w:themeShade="BF"/>
-          <w:kern w:val="0"/>
-          <w:sz w:val="32"/>
-          <w:szCs w:val="32"/>
-          <w:lang w:val="en"/>
-          <w14:ligatures w14:val="none"/>
+        <w:pStyle w:val="Heading2"/>
+        <w:rPr>
+          <w:lang w:val="en"/>
         </w:rPr>
       </w:pPr>
       <w:bookmarkStart w:id="2" w:name="_b71urqnp8jxp" w:colFirst="0" w:colLast="0"/>
       <w:bookmarkEnd w:id="2"/>
       <w:r>
         <w:rPr>
-          <w:rFonts w:ascii="Segoe UI Emoji" w:eastAsiaTheme="majorEastAsia" w:hAnsi="Segoe UI Emoji" w:cs="Segoe UI Emoji"/>
-          <w:color w:val="2F5496" w:themeColor="accent1" w:themeShade="BF"/>
-          <w:kern w:val="0"/>
-          <w:sz w:val="32"/>
-          <w:szCs w:val="32"/>
-          <w:lang w:val="en"/>
-          <w14:ligatures w14:val="none"/>
+          <w:rFonts w:ascii="Segoe UI Emoji" w:hAnsi="Segoe UI Emoji" w:cs="Segoe UI Emoji"/>
+          <w:lang w:val="en"/>
         </w:rPr>
         <w:t>📦</w:t>
       </w:r>
       <w:r>
         <w:rPr>
-          <w:rFonts w:asciiTheme="majorHAnsi" w:eastAsiaTheme="majorEastAsia" w:hAnsiTheme="majorHAnsi" w:cstheme="majorBidi"/>
-          <w:color w:val="2F5496" w:themeColor="accent1" w:themeShade="BF"/>
-          <w:kern w:val="0"/>
-          <w:sz w:val="32"/>
-          <w:szCs w:val="32"/>
-          <w:lang w:val="en"/>
-          <w14:ligatures w14:val="none"/>
+          <w:lang w:val="en"/>
         </w:rPr>
         <w:t xml:space="preserve"> Belongs to:</w:t>
       </w:r>
@@ -353,18 +317,33 @@
         </w:rPr>
         <w:t xml:space="preserve">: </w:t>
       </w:r>
-      <w:r>
-        <w:rPr>
-          <w:rFonts w:ascii="Arial" w:eastAsia="Arial" w:hAnsi="Arial" w:cs="Arial"/>
-          <w:b/>
-          <w:kern w:val="0"/>
-          <w:sz w:val="22"/>
-          <w:szCs w:val="22"/>
-          <w:shd w:val="clear" w:color="auto" w:fill="B7B7B7"/>
-          <w:lang w:val="en"/>
-          <w14:ligatures w14:val="none"/>
-        </w:rPr>
-        <w:t xml:space="preserve">Chatgpt </w:t>
+      <w:proofErr w:type="spellStart"/>
+      <w:r>
+        <w:rPr>
+          <w:rFonts w:ascii="Arial" w:eastAsia="Arial" w:hAnsi="Arial" w:cs="Arial"/>
+          <w:b/>
+          <w:kern w:val="0"/>
+          <w:sz w:val="22"/>
+          <w:szCs w:val="22"/>
+          <w:shd w:val="clear" w:color="auto" w:fill="B7B7B7"/>
+          <w:lang w:val="en"/>
+          <w14:ligatures w14:val="none"/>
+        </w:rPr>
+        <w:t>Chatgpt</w:t>
+      </w:r>
+      <w:proofErr w:type="spellEnd"/>
+      <w:r>
+        <w:rPr>
+          <w:rFonts w:ascii="Arial" w:eastAsia="Arial" w:hAnsi="Arial" w:cs="Arial"/>
+          <w:b/>
+          <w:kern w:val="0"/>
+          <w:sz w:val="22"/>
+          <w:szCs w:val="22"/>
+          <w:shd w:val="clear" w:color="auto" w:fill="B7B7B7"/>
+          <w:lang w:val="en"/>
+          <w14:ligatures w14:val="none"/>
+        </w:rPr>
+        <w:t xml:space="preserve"> </w:t>
       </w:r>
       <w:r>
         <w:rPr>
@@ -557,41 +536,23 @@
     </w:p>
     <w:p>
       <w:pPr>
-        <w:spacing w:before="280" w:after="80" w:line="276" w:lineRule="auto"/>
-        <w:outlineLvl w:val="1"/>
-        <w:rPr>
-          <w:rFonts w:asciiTheme="majorHAnsi" w:eastAsiaTheme="majorEastAsia" w:hAnsiTheme="majorHAnsi" w:cstheme="majorBidi"/>
-          <w:color w:val="2F5496" w:themeColor="accent1" w:themeShade="BF"/>
-          <w:kern w:val="0"/>
-          <w:sz w:val="32"/>
-          <w:szCs w:val="32"/>
-          <w:lang w:val="en"/>
-          <w14:ligatures w14:val="none"/>
+        <w:pStyle w:val="Heading2"/>
+        <w:rPr>
+          <w:lang w:val="en"/>
         </w:rPr>
       </w:pPr>
       <w:bookmarkStart w:id="3" w:name="_5r6vfejz1wvc" w:colFirst="0" w:colLast="0"/>
       <w:bookmarkEnd w:id="3"/>
       <w:r>
         <w:rPr>
-          <w:rFonts w:ascii="Segoe UI Emoji" w:eastAsiaTheme="majorEastAsia" w:hAnsi="Segoe UI Emoji" w:cs="Segoe UI Emoji"/>
-          <w:color w:val="2F5496" w:themeColor="accent1" w:themeShade="BF"/>
-          <w:kern w:val="0"/>
-          <w:sz w:val="32"/>
-          <w:szCs w:val="32"/>
-          <w:lang w:val="en"/>
-          <w14:ligatures w14:val="none"/>
+          <w:rFonts w:ascii="Segoe UI Emoji" w:hAnsi="Segoe UI Emoji" w:cs="Segoe UI Emoji"/>
+          <w:lang w:val="en"/>
         </w:rPr>
         <w:t>🧠</w:t>
       </w:r>
       <w:r>
         <w:rPr>
-          <w:rFonts w:asciiTheme="majorHAnsi" w:eastAsiaTheme="majorEastAsia" w:hAnsiTheme="majorHAnsi" w:cstheme="majorBidi"/>
-          <w:color w:val="2F5496" w:themeColor="accent1" w:themeShade="BF"/>
-          <w:kern w:val="0"/>
-          <w:sz w:val="32"/>
-          <w:szCs w:val="32"/>
-          <w:lang w:val="en"/>
-          <w14:ligatures w14:val="none"/>
+          <w:lang w:val="en"/>
         </w:rPr>
         <w:t xml:space="preserve"> Definition:</w:t>
       </w:r>
@@ -633,18 +594,33 @@
         </w:rPr>
         <w:t xml:space="preserve">: </w:t>
       </w:r>
-      <w:r>
-        <w:rPr>
-          <w:rFonts w:ascii="Arial" w:eastAsia="Arial" w:hAnsi="Arial" w:cs="Arial"/>
-          <w:b/>
-          <w:kern w:val="0"/>
-          <w:sz w:val="22"/>
-          <w:szCs w:val="22"/>
-          <w:shd w:val="clear" w:color="auto" w:fill="B7B7B7"/>
-          <w:lang w:val="en"/>
-          <w14:ligatures w14:val="none"/>
-        </w:rPr>
-        <w:t xml:space="preserve">Chatgpt </w:t>
+      <w:proofErr w:type="spellStart"/>
+      <w:r>
+        <w:rPr>
+          <w:rFonts w:ascii="Arial" w:eastAsia="Arial" w:hAnsi="Arial" w:cs="Arial"/>
+          <w:b/>
+          <w:kern w:val="0"/>
+          <w:sz w:val="22"/>
+          <w:szCs w:val="22"/>
+          <w:shd w:val="clear" w:color="auto" w:fill="B7B7B7"/>
+          <w:lang w:val="en"/>
+          <w14:ligatures w14:val="none"/>
+        </w:rPr>
+        <w:t>Chatgpt</w:t>
+      </w:r>
+      <w:proofErr w:type="spellEnd"/>
+      <w:r>
+        <w:rPr>
+          <w:rFonts w:ascii="Arial" w:eastAsia="Arial" w:hAnsi="Arial" w:cs="Arial"/>
+          <w:b/>
+          <w:kern w:val="0"/>
+          <w:sz w:val="22"/>
+          <w:szCs w:val="22"/>
+          <w:shd w:val="clear" w:color="auto" w:fill="B7B7B7"/>
+          <w:lang w:val="en"/>
+          <w14:ligatures w14:val="none"/>
+        </w:rPr>
+        <w:t xml:space="preserve"> </w:t>
       </w:r>
       <w:r>
         <w:rPr>
@@ -787,41 +763,23 @@
     </w:p>
     <w:p>
       <w:pPr>
-        <w:spacing w:before="280" w:after="80" w:line="276" w:lineRule="auto"/>
-        <w:outlineLvl w:val="1"/>
-        <w:rPr>
-          <w:rFonts w:asciiTheme="majorHAnsi" w:eastAsiaTheme="majorEastAsia" w:hAnsiTheme="majorHAnsi" w:cstheme="majorBidi"/>
-          <w:color w:val="2F5496" w:themeColor="accent1" w:themeShade="BF"/>
-          <w:kern w:val="0"/>
-          <w:sz w:val="32"/>
-          <w:szCs w:val="32"/>
-          <w:lang w:val="en"/>
-          <w14:ligatures w14:val="none"/>
+        <w:pStyle w:val="Heading2"/>
+        <w:rPr>
+          <w:lang w:val="en"/>
         </w:rPr>
       </w:pPr>
       <w:bookmarkStart w:id="4" w:name="_k6oewusyr04l" w:colFirst="0" w:colLast="0"/>
       <w:bookmarkEnd w:id="4"/>
       <w:r>
         <w:rPr>
-          <w:rFonts w:ascii="Segoe UI Emoji" w:eastAsiaTheme="majorEastAsia" w:hAnsi="Segoe UI Emoji" w:cs="Segoe UI Emoji"/>
-          <w:color w:val="2F5496" w:themeColor="accent1" w:themeShade="BF"/>
-          <w:kern w:val="0"/>
-          <w:sz w:val="32"/>
-          <w:szCs w:val="32"/>
-          <w:lang w:val="en"/>
-          <w14:ligatures w14:val="none"/>
+          <w:rFonts w:ascii="Segoe UI Emoji" w:hAnsi="Segoe UI Emoji" w:cs="Segoe UI Emoji"/>
+          <w:lang w:val="en"/>
         </w:rPr>
         <w:t>📡</w:t>
       </w:r>
       <w:r>
         <w:rPr>
-          <w:rFonts w:asciiTheme="majorHAnsi" w:eastAsiaTheme="majorEastAsia" w:hAnsiTheme="majorHAnsi" w:cstheme="majorBidi"/>
-          <w:color w:val="2F5496" w:themeColor="accent1" w:themeShade="BF"/>
-          <w:kern w:val="0"/>
-          <w:sz w:val="32"/>
-          <w:szCs w:val="32"/>
-          <w:lang w:val="en"/>
-          <w14:ligatures w14:val="none"/>
+          <w:lang w:val="en"/>
         </w:rPr>
         <w:t xml:space="preserve"> Example Use Cases:</w:t>
       </w:r>
@@ -863,18 +821,33 @@
         </w:rPr>
         <w:t xml:space="preserve">: </w:t>
       </w:r>
-      <w:r>
-        <w:rPr>
-          <w:rFonts w:ascii="Arial" w:eastAsia="Arial" w:hAnsi="Arial" w:cs="Arial"/>
-          <w:b/>
-          <w:kern w:val="0"/>
-          <w:sz w:val="22"/>
-          <w:szCs w:val="22"/>
-          <w:shd w:val="clear" w:color="auto" w:fill="B7B7B7"/>
-          <w:lang w:val="en"/>
-          <w14:ligatures w14:val="none"/>
-        </w:rPr>
-        <w:t xml:space="preserve">Chatgpt </w:t>
+      <w:proofErr w:type="spellStart"/>
+      <w:r>
+        <w:rPr>
+          <w:rFonts w:ascii="Arial" w:eastAsia="Arial" w:hAnsi="Arial" w:cs="Arial"/>
+          <w:b/>
+          <w:kern w:val="0"/>
+          <w:sz w:val="22"/>
+          <w:szCs w:val="22"/>
+          <w:shd w:val="clear" w:color="auto" w:fill="B7B7B7"/>
+          <w:lang w:val="en"/>
+          <w14:ligatures w14:val="none"/>
+        </w:rPr>
+        <w:t>Chatgpt</w:t>
+      </w:r>
+      <w:proofErr w:type="spellEnd"/>
+      <w:r>
+        <w:rPr>
+          <w:rFonts w:ascii="Arial" w:eastAsia="Arial" w:hAnsi="Arial" w:cs="Arial"/>
+          <w:b/>
+          <w:kern w:val="0"/>
+          <w:sz w:val="22"/>
+          <w:szCs w:val="22"/>
+          <w:shd w:val="clear" w:color="auto" w:fill="B7B7B7"/>
+          <w:lang w:val="en"/>
+          <w14:ligatures w14:val="none"/>
+        </w:rPr>
+        <w:t xml:space="preserve"> </w:t>
       </w:r>
       <w:r>
         <w:rPr>
@@ -1127,6 +1100,7 @@
                 <w:lang w:val="en"/>
                 <w14:ligatures w14:val="none"/>
               </w:rPr>
+              <w:lastRenderedPageBreak/>
               <w:t>🧭</w:t>
             </w:r>
             <w:r>
@@ -1470,41 +1444,23 @@
     </w:p>
     <w:p>
       <w:pPr>
-        <w:spacing w:before="280" w:after="80" w:line="276" w:lineRule="auto"/>
-        <w:outlineLvl w:val="1"/>
-        <w:rPr>
-          <w:rFonts w:asciiTheme="majorHAnsi" w:eastAsiaTheme="majorEastAsia" w:hAnsiTheme="majorHAnsi" w:cstheme="majorBidi"/>
-          <w:color w:val="2F5496" w:themeColor="accent1" w:themeShade="BF"/>
-          <w:kern w:val="0"/>
-          <w:sz w:val="32"/>
-          <w:szCs w:val="32"/>
-          <w:lang w:val="en"/>
-          <w14:ligatures w14:val="none"/>
+        <w:pStyle w:val="Heading2"/>
+        <w:rPr>
+          <w:lang w:val="en"/>
         </w:rPr>
       </w:pPr>
       <w:bookmarkStart w:id="5" w:name="_sc6a4k3070dp" w:colFirst="0" w:colLast="0"/>
       <w:bookmarkEnd w:id="5"/>
       <w:r>
         <w:rPr>
-          <w:rFonts w:ascii="Segoe UI Emoji" w:eastAsiaTheme="majorEastAsia" w:hAnsi="Segoe UI Emoji" w:cs="Segoe UI Emoji"/>
-          <w:color w:val="2F5496" w:themeColor="accent1" w:themeShade="BF"/>
-          <w:kern w:val="0"/>
-          <w:sz w:val="32"/>
-          <w:szCs w:val="32"/>
-          <w:lang w:val="en"/>
-          <w14:ligatures w14:val="none"/>
+          <w:rFonts w:ascii="Segoe UI Emoji" w:hAnsi="Segoe UI Emoji" w:cs="Segoe UI Emoji"/>
+          <w:lang w:val="en"/>
         </w:rPr>
         <w:t>🔢</w:t>
       </w:r>
       <w:r>
         <w:rPr>
-          <w:rFonts w:asciiTheme="majorHAnsi" w:eastAsiaTheme="majorEastAsia" w:hAnsiTheme="majorHAnsi" w:cstheme="majorBidi"/>
-          <w:color w:val="2F5496" w:themeColor="accent1" w:themeShade="BF"/>
-          <w:kern w:val="0"/>
-          <w:sz w:val="32"/>
-          <w:szCs w:val="32"/>
-          <w:lang w:val="en"/>
-          <w14:ligatures w14:val="none"/>
+          <w:lang w:val="en"/>
         </w:rPr>
         <w:t xml:space="preserve"> IPv4 Broadcast Address</w:t>
       </w:r>
@@ -1546,18 +1502,33 @@
         </w:rPr>
         <w:t xml:space="preserve">: </w:t>
       </w:r>
-      <w:r>
-        <w:rPr>
-          <w:rFonts w:ascii="Arial" w:eastAsia="Arial" w:hAnsi="Arial" w:cs="Arial"/>
-          <w:b/>
-          <w:kern w:val="0"/>
-          <w:sz w:val="22"/>
-          <w:szCs w:val="22"/>
-          <w:shd w:val="clear" w:color="auto" w:fill="B7B7B7"/>
-          <w:lang w:val="en"/>
-          <w14:ligatures w14:val="none"/>
-        </w:rPr>
-        <w:t xml:space="preserve">Chatgpt </w:t>
+      <w:proofErr w:type="spellStart"/>
+      <w:r>
+        <w:rPr>
+          <w:rFonts w:ascii="Arial" w:eastAsia="Arial" w:hAnsi="Arial" w:cs="Arial"/>
+          <w:b/>
+          <w:kern w:val="0"/>
+          <w:sz w:val="22"/>
+          <w:szCs w:val="22"/>
+          <w:shd w:val="clear" w:color="auto" w:fill="B7B7B7"/>
+          <w:lang w:val="en"/>
+          <w14:ligatures w14:val="none"/>
+        </w:rPr>
+        <w:t>Chatgpt</w:t>
+      </w:r>
+      <w:proofErr w:type="spellEnd"/>
+      <w:r>
+        <w:rPr>
+          <w:rFonts w:ascii="Arial" w:eastAsia="Arial" w:hAnsi="Arial" w:cs="Arial"/>
+          <w:b/>
+          <w:kern w:val="0"/>
+          <w:sz w:val="22"/>
+          <w:szCs w:val="22"/>
+          <w:shd w:val="clear" w:color="auto" w:fill="B7B7B7"/>
+          <w:lang w:val="en"/>
+          <w14:ligatures w14:val="none"/>
+        </w:rPr>
+        <w:t xml:space="preserve"> </w:t>
       </w:r>
       <w:r>
         <w:rPr>
@@ -2224,41 +2195,23 @@
     </w:p>
     <w:p>
       <w:pPr>
-        <w:spacing w:before="280" w:after="80" w:line="276" w:lineRule="auto"/>
-        <w:outlineLvl w:val="1"/>
-        <w:rPr>
-          <w:rFonts w:asciiTheme="majorHAnsi" w:eastAsiaTheme="majorEastAsia" w:hAnsiTheme="majorHAnsi" w:cstheme="majorBidi"/>
-          <w:color w:val="2F5496" w:themeColor="accent1" w:themeShade="BF"/>
-          <w:kern w:val="0"/>
-          <w:sz w:val="32"/>
-          <w:szCs w:val="32"/>
-          <w:lang w:val="en"/>
-          <w14:ligatures w14:val="none"/>
+        <w:pStyle w:val="Heading2"/>
+        <w:rPr>
+          <w:lang w:val="en"/>
         </w:rPr>
       </w:pPr>
       <w:bookmarkStart w:id="6" w:name="_ng8oxl72f67h" w:colFirst="0" w:colLast="0"/>
       <w:bookmarkEnd w:id="6"/>
       <w:r>
         <w:rPr>
-          <w:rFonts w:ascii="Segoe UI Emoji" w:eastAsiaTheme="majorEastAsia" w:hAnsi="Segoe UI Emoji" w:cs="Segoe UI Emoji"/>
-          <w:color w:val="2F5496" w:themeColor="accent1" w:themeShade="BF"/>
-          <w:kern w:val="0"/>
-          <w:sz w:val="32"/>
-          <w:szCs w:val="32"/>
-          <w:lang w:val="en"/>
-          <w14:ligatures w14:val="none"/>
+          <w:rFonts w:ascii="Segoe UI Emoji" w:hAnsi="Segoe UI Emoji" w:cs="Segoe UI Emoji"/>
+          <w:lang w:val="en"/>
         </w:rPr>
         <w:t>🧰</w:t>
       </w:r>
       <w:r>
         <w:rPr>
-          <w:rFonts w:asciiTheme="majorHAnsi" w:eastAsiaTheme="majorEastAsia" w:hAnsiTheme="majorHAnsi" w:cstheme="majorBidi"/>
-          <w:color w:val="2F5496" w:themeColor="accent1" w:themeShade="BF"/>
-          <w:kern w:val="0"/>
-          <w:sz w:val="32"/>
-          <w:szCs w:val="32"/>
-          <w:lang w:val="en"/>
-          <w14:ligatures w14:val="none"/>
+          <w:lang w:val="en"/>
         </w:rPr>
         <w:t xml:space="preserve"> Characteristics</w:t>
       </w:r>
@@ -2300,18 +2253,33 @@
         </w:rPr>
         <w:t xml:space="preserve">: </w:t>
       </w:r>
-      <w:r>
-        <w:rPr>
-          <w:rFonts w:ascii="Arial" w:eastAsia="Arial" w:hAnsi="Arial" w:cs="Arial"/>
-          <w:b/>
-          <w:kern w:val="0"/>
-          <w:sz w:val="22"/>
-          <w:szCs w:val="22"/>
-          <w:shd w:val="clear" w:color="auto" w:fill="B7B7B7"/>
-          <w:lang w:val="en"/>
-          <w14:ligatures w14:val="none"/>
-        </w:rPr>
-        <w:t xml:space="preserve">Chatgpt </w:t>
+      <w:proofErr w:type="spellStart"/>
+      <w:r>
+        <w:rPr>
+          <w:rFonts w:ascii="Arial" w:eastAsia="Arial" w:hAnsi="Arial" w:cs="Arial"/>
+          <w:b/>
+          <w:kern w:val="0"/>
+          <w:sz w:val="22"/>
+          <w:szCs w:val="22"/>
+          <w:shd w:val="clear" w:color="auto" w:fill="B7B7B7"/>
+          <w:lang w:val="en"/>
+          <w14:ligatures w14:val="none"/>
+        </w:rPr>
+        <w:t>Chatgpt</w:t>
+      </w:r>
+      <w:proofErr w:type="spellEnd"/>
+      <w:r>
+        <w:rPr>
+          <w:rFonts w:ascii="Arial" w:eastAsia="Arial" w:hAnsi="Arial" w:cs="Arial"/>
+          <w:b/>
+          <w:kern w:val="0"/>
+          <w:sz w:val="22"/>
+          <w:szCs w:val="22"/>
+          <w:shd w:val="clear" w:color="auto" w:fill="B7B7B7"/>
+          <w:lang w:val="en"/>
+          <w14:ligatures w14:val="none"/>
+        </w:rPr>
+        <w:t xml:space="preserve"> </w:t>
       </w:r>
       <w:r>
         <w:rPr>
@@ -2474,6 +2442,7 @@
                 <w:lang w:val="en"/>
                 <w14:ligatures w14:val="none"/>
               </w:rPr>
+              <w:lastRenderedPageBreak/>
               <w:t>Property</w:t>
             </w:r>
           </w:p>
@@ -2787,6 +2756,7 @@
               </w:rPr>
               <w:t xml:space="preserve">Sent to MAC address </w:t>
             </w:r>
+            <w:proofErr w:type="gramStart"/>
             <w:r>
               <w:rPr>
                 <w:rFonts w:ascii="Roboto Mono" w:eastAsia="Roboto Mono" w:hAnsi="Roboto Mono" w:cs="Roboto Mono"/>
@@ -2797,8 +2767,61 @@
                 <w:lang w:val="en"/>
                 <w14:ligatures w14:val="none"/>
               </w:rPr>
-              <w:t>FF:FF:FF:FF:FF:FF</w:t>
+              <w:t>FF:FF</w:t>
             </w:r>
+            <w:proofErr w:type="gramEnd"/>
+            <w:r>
+              <w:rPr>
+                <w:rFonts w:ascii="Roboto Mono" w:eastAsia="Roboto Mono" w:hAnsi="Roboto Mono" w:cs="Roboto Mono"/>
+                <w:color w:val="188038"/>
+                <w:kern w:val="0"/>
+                <w:sz w:val="22"/>
+                <w:szCs w:val="22"/>
+                <w:lang w:val="en"/>
+                <w14:ligatures w14:val="none"/>
+              </w:rPr>
+              <w:t>:</w:t>
+            </w:r>
+            <w:proofErr w:type="gramStart"/>
+            <w:r>
+              <w:rPr>
+                <w:rFonts w:ascii="Roboto Mono" w:eastAsia="Roboto Mono" w:hAnsi="Roboto Mono" w:cs="Roboto Mono"/>
+                <w:color w:val="188038"/>
+                <w:kern w:val="0"/>
+                <w:sz w:val="22"/>
+                <w:szCs w:val="22"/>
+                <w:lang w:val="en"/>
+                <w14:ligatures w14:val="none"/>
+              </w:rPr>
+              <w:t>FF:FF</w:t>
+            </w:r>
+            <w:proofErr w:type="gramEnd"/>
+            <w:r>
+              <w:rPr>
+                <w:rFonts w:ascii="Roboto Mono" w:eastAsia="Roboto Mono" w:hAnsi="Roboto Mono" w:cs="Roboto Mono"/>
+                <w:color w:val="188038"/>
+                <w:kern w:val="0"/>
+                <w:sz w:val="22"/>
+                <w:szCs w:val="22"/>
+                <w:lang w:val="en"/>
+                <w14:ligatures w14:val="none"/>
+              </w:rPr>
+              <w:t>:</w:t>
+            </w:r>
+            <w:proofErr w:type="gramStart"/>
+            <w:r>
+              <w:rPr>
+                <w:rFonts w:ascii="Roboto Mono" w:eastAsia="Roboto Mono" w:hAnsi="Roboto Mono" w:cs="Roboto Mono"/>
+                <w:color w:val="188038"/>
+                <w:kern w:val="0"/>
+                <w:sz w:val="22"/>
+                <w:szCs w:val="22"/>
+                <w:lang w:val="en"/>
+                <w14:ligatures w14:val="none"/>
+              </w:rPr>
+              <w:t>FF:FF</w:t>
+            </w:r>
+            <w:proofErr w:type="gramEnd"/>
           </w:p>
         </w:tc>
       </w:tr>
@@ -2920,16 +2943,9 @@
     </w:p>
     <w:p>
       <w:pPr>
-        <w:spacing w:before="280" w:after="80" w:line="276" w:lineRule="auto"/>
-        <w:outlineLvl w:val="1"/>
-        <w:rPr>
-          <w:rFonts w:asciiTheme="majorHAnsi" w:eastAsiaTheme="majorEastAsia" w:hAnsiTheme="majorHAnsi" w:cstheme="majorBidi"/>
-          <w:color w:val="2F5496" w:themeColor="accent1" w:themeShade="BF"/>
-          <w:kern w:val="0"/>
-          <w:sz w:val="32"/>
-          <w:szCs w:val="32"/>
-          <w:lang w:val="en"/>
-          <w14:ligatures w14:val="none"/>
+        <w:pStyle w:val="Heading2"/>
+        <w:rPr>
+          <w:lang w:val="en"/>
         </w:rPr>
       </w:pPr>
       <w:bookmarkStart w:id="7" w:name="_ymgu979ahfze" w:colFirst="0" w:colLast="0"/>
@@ -2937,24 +2953,14 @@
       <w:r>
         <w:rPr>
           <w:rFonts w:ascii="Segoe UI Emoji" w:eastAsia="Arial Unicode MS" w:hAnsi="Segoe UI Emoji" w:cs="Segoe UI Emoji"/>
-          <w:color w:val="2F5496" w:themeColor="accent1" w:themeShade="BF"/>
-          <w:kern w:val="0"/>
-          <w:sz w:val="32"/>
-          <w:szCs w:val="32"/>
-          <w:lang w:val="en"/>
-          <w14:ligatures w14:val="none"/>
+          <w:lang w:val="en"/>
         </w:rPr>
         <w:t>✅</w:t>
       </w:r>
       <w:r>
         <w:rPr>
-          <w:rFonts w:ascii="Arial Unicode MS" w:eastAsia="Arial Unicode MS" w:hAnsi="Arial Unicode MS" w:cs="Arial Unicode MS"/>
-          <w:color w:val="2F5496" w:themeColor="accent1" w:themeShade="BF"/>
-          <w:kern w:val="0"/>
-          <w:sz w:val="32"/>
-          <w:szCs w:val="32"/>
-          <w:lang w:val="en"/>
-          <w14:ligatures w14:val="none"/>
+          <w:rFonts w:eastAsia="Arial Unicode MS"/>
+          <w:lang w:val="en"/>
         </w:rPr>
         <w:t xml:space="preserve"> Advantages</w:t>
       </w:r>
@@ -2996,18 +3002,33 @@
         </w:rPr>
         <w:t xml:space="preserve">: </w:t>
       </w:r>
-      <w:r>
-        <w:rPr>
-          <w:rFonts w:ascii="Arial" w:eastAsia="Arial" w:hAnsi="Arial" w:cs="Arial"/>
-          <w:b/>
-          <w:kern w:val="0"/>
-          <w:sz w:val="22"/>
-          <w:szCs w:val="22"/>
-          <w:shd w:val="clear" w:color="auto" w:fill="B7B7B7"/>
-          <w:lang w:val="en"/>
-          <w14:ligatures w14:val="none"/>
-        </w:rPr>
-        <w:t xml:space="preserve">Chatgpt </w:t>
+      <w:proofErr w:type="spellStart"/>
+      <w:r>
+        <w:rPr>
+          <w:rFonts w:ascii="Arial" w:eastAsia="Arial" w:hAnsi="Arial" w:cs="Arial"/>
+          <w:b/>
+          <w:kern w:val="0"/>
+          <w:sz w:val="22"/>
+          <w:szCs w:val="22"/>
+          <w:shd w:val="clear" w:color="auto" w:fill="B7B7B7"/>
+          <w:lang w:val="en"/>
+          <w14:ligatures w14:val="none"/>
+        </w:rPr>
+        <w:t>Chatgpt</w:t>
+      </w:r>
+      <w:proofErr w:type="spellEnd"/>
+      <w:r>
+        <w:rPr>
+          <w:rFonts w:ascii="Arial" w:eastAsia="Arial" w:hAnsi="Arial" w:cs="Arial"/>
+          <w:b/>
+          <w:kern w:val="0"/>
+          <w:sz w:val="22"/>
+          <w:szCs w:val="22"/>
+          <w:shd w:val="clear" w:color="auto" w:fill="B7B7B7"/>
+          <w:lang w:val="en"/>
+          <w14:ligatures w14:val="none"/>
+        </w:rPr>
+        <w:t xml:space="preserve"> </w:t>
       </w:r>
       <w:r>
         <w:rPr>
@@ -3225,16 +3246,9 @@
     </w:p>
     <w:p>
       <w:pPr>
-        <w:spacing w:before="280" w:after="80" w:line="276" w:lineRule="auto"/>
-        <w:outlineLvl w:val="1"/>
-        <w:rPr>
-          <w:rFonts w:asciiTheme="majorHAnsi" w:eastAsiaTheme="majorEastAsia" w:hAnsiTheme="majorHAnsi" w:cstheme="majorBidi"/>
-          <w:color w:val="2F5496" w:themeColor="accent1" w:themeShade="BF"/>
-          <w:kern w:val="0"/>
-          <w:sz w:val="32"/>
-          <w:szCs w:val="32"/>
-          <w:lang w:val="en"/>
-          <w14:ligatures w14:val="none"/>
+        <w:pStyle w:val="Heading2"/>
+        <w:rPr>
+          <w:lang w:val="en"/>
         </w:rPr>
       </w:pPr>
       <w:bookmarkStart w:id="8" w:name="_cix7x0dk95ie" w:colFirst="0" w:colLast="0"/>
@@ -3242,24 +3256,14 @@
       <w:r>
         <w:rPr>
           <w:rFonts w:ascii="Segoe UI Emoji" w:eastAsia="Arial Unicode MS" w:hAnsi="Segoe UI Emoji" w:cs="Segoe UI Emoji"/>
-          <w:color w:val="2F5496" w:themeColor="accent1" w:themeShade="BF"/>
-          <w:kern w:val="0"/>
-          <w:sz w:val="32"/>
-          <w:szCs w:val="32"/>
-          <w:lang w:val="en"/>
-          <w14:ligatures w14:val="none"/>
+          <w:lang w:val="en"/>
         </w:rPr>
         <w:t>❌</w:t>
       </w:r>
       <w:r>
         <w:rPr>
-          <w:rFonts w:ascii="Arial Unicode MS" w:eastAsia="Arial Unicode MS" w:hAnsi="Arial Unicode MS" w:cs="Arial Unicode MS"/>
-          <w:color w:val="2F5496" w:themeColor="accent1" w:themeShade="BF"/>
-          <w:kern w:val="0"/>
-          <w:sz w:val="32"/>
-          <w:szCs w:val="32"/>
-          <w:lang w:val="en"/>
-          <w14:ligatures w14:val="none"/>
+          <w:rFonts w:eastAsia="Arial Unicode MS"/>
+          <w:lang w:val="en"/>
         </w:rPr>
         <w:t xml:space="preserve"> Disadvantages</w:t>
       </w:r>
@@ -3301,18 +3305,33 @@
         </w:rPr>
         <w:t xml:space="preserve">: </w:t>
       </w:r>
-      <w:r>
-        <w:rPr>
-          <w:rFonts w:ascii="Arial" w:eastAsia="Arial" w:hAnsi="Arial" w:cs="Arial"/>
-          <w:b/>
-          <w:kern w:val="0"/>
-          <w:sz w:val="22"/>
-          <w:szCs w:val="22"/>
-          <w:shd w:val="clear" w:color="auto" w:fill="B7B7B7"/>
-          <w:lang w:val="en"/>
-          <w14:ligatures w14:val="none"/>
-        </w:rPr>
-        <w:t xml:space="preserve">Chatgpt </w:t>
+      <w:proofErr w:type="spellStart"/>
+      <w:r>
+        <w:rPr>
+          <w:rFonts w:ascii="Arial" w:eastAsia="Arial" w:hAnsi="Arial" w:cs="Arial"/>
+          <w:b/>
+          <w:kern w:val="0"/>
+          <w:sz w:val="22"/>
+          <w:szCs w:val="22"/>
+          <w:shd w:val="clear" w:color="auto" w:fill="B7B7B7"/>
+          <w:lang w:val="en"/>
+          <w14:ligatures w14:val="none"/>
+        </w:rPr>
+        <w:t>Chatgpt</w:t>
+      </w:r>
+      <w:proofErr w:type="spellEnd"/>
+      <w:r>
+        <w:rPr>
+          <w:rFonts w:ascii="Arial" w:eastAsia="Arial" w:hAnsi="Arial" w:cs="Arial"/>
+          <w:b/>
+          <w:kern w:val="0"/>
+          <w:sz w:val="22"/>
+          <w:szCs w:val="22"/>
+          <w:shd w:val="clear" w:color="auto" w:fill="B7B7B7"/>
+          <w:lang w:val="en"/>
+          <w14:ligatures w14:val="none"/>
+        </w:rPr>
+        <w:t xml:space="preserve"> </w:t>
       </w:r>
       <w:r>
         <w:rPr>
@@ -3593,41 +3612,23 @@
     </w:p>
     <w:p>
       <w:pPr>
-        <w:spacing w:before="280" w:after="80" w:line="276" w:lineRule="auto"/>
-        <w:outlineLvl w:val="1"/>
-        <w:rPr>
-          <w:rFonts w:asciiTheme="majorHAnsi" w:eastAsiaTheme="majorEastAsia" w:hAnsiTheme="majorHAnsi" w:cstheme="majorBidi"/>
-          <w:color w:val="2F5496" w:themeColor="accent1" w:themeShade="BF"/>
-          <w:kern w:val="0"/>
-          <w:sz w:val="32"/>
-          <w:szCs w:val="32"/>
-          <w:lang w:val="en"/>
-          <w14:ligatures w14:val="none"/>
+        <w:pStyle w:val="Heading2"/>
+        <w:rPr>
+          <w:lang w:val="en"/>
         </w:rPr>
       </w:pPr>
       <w:bookmarkStart w:id="9" w:name="_6l0a7l58yr4" w:colFirst="0" w:colLast="0"/>
       <w:bookmarkEnd w:id="9"/>
       <w:r>
         <w:rPr>
-          <w:rFonts w:ascii="Segoe UI Emoji" w:eastAsiaTheme="majorEastAsia" w:hAnsi="Segoe UI Emoji" w:cs="Segoe UI Emoji"/>
-          <w:color w:val="2F5496" w:themeColor="accent1" w:themeShade="BF"/>
-          <w:kern w:val="0"/>
-          <w:sz w:val="32"/>
-          <w:szCs w:val="32"/>
-          <w:lang w:val="en"/>
-          <w14:ligatures w14:val="none"/>
+          <w:rFonts w:ascii="Segoe UI Emoji" w:hAnsi="Segoe UI Emoji" w:cs="Segoe UI Emoji"/>
+          <w:lang w:val="en"/>
         </w:rPr>
         <w:t>📋</w:t>
       </w:r>
       <w:r>
         <w:rPr>
-          <w:rFonts w:asciiTheme="majorHAnsi" w:eastAsiaTheme="majorEastAsia" w:hAnsiTheme="majorHAnsi" w:cstheme="majorBidi"/>
-          <w:color w:val="2F5496" w:themeColor="accent1" w:themeShade="BF"/>
-          <w:kern w:val="0"/>
-          <w:sz w:val="32"/>
-          <w:szCs w:val="32"/>
-          <w:lang w:val="en"/>
-          <w14:ligatures w14:val="none"/>
+          <w:lang w:val="en"/>
         </w:rPr>
         <w:t xml:space="preserve"> Comparison Table</w:t>
       </w:r>
@@ -3669,18 +3670,33 @@
         </w:rPr>
         <w:t xml:space="preserve">: </w:t>
       </w:r>
-      <w:r>
-        <w:rPr>
-          <w:rFonts w:ascii="Arial" w:eastAsia="Arial" w:hAnsi="Arial" w:cs="Arial"/>
-          <w:b/>
-          <w:kern w:val="0"/>
-          <w:sz w:val="22"/>
-          <w:szCs w:val="22"/>
-          <w:shd w:val="clear" w:color="auto" w:fill="B7B7B7"/>
-          <w:lang w:val="en"/>
-          <w14:ligatures w14:val="none"/>
-        </w:rPr>
-        <w:t xml:space="preserve">Chatgpt </w:t>
+      <w:proofErr w:type="spellStart"/>
+      <w:r>
+        <w:rPr>
+          <w:rFonts w:ascii="Arial" w:eastAsia="Arial" w:hAnsi="Arial" w:cs="Arial"/>
+          <w:b/>
+          <w:kern w:val="0"/>
+          <w:sz w:val="22"/>
+          <w:szCs w:val="22"/>
+          <w:shd w:val="clear" w:color="auto" w:fill="B7B7B7"/>
+          <w:lang w:val="en"/>
+          <w14:ligatures w14:val="none"/>
+        </w:rPr>
+        <w:t>Chatgpt</w:t>
+      </w:r>
+      <w:proofErr w:type="spellEnd"/>
+      <w:r>
+        <w:rPr>
+          <w:rFonts w:ascii="Arial" w:eastAsia="Arial" w:hAnsi="Arial" w:cs="Arial"/>
+          <w:b/>
+          <w:kern w:val="0"/>
+          <w:sz w:val="22"/>
+          <w:szCs w:val="22"/>
+          <w:shd w:val="clear" w:color="auto" w:fill="B7B7B7"/>
+          <w:lang w:val="en"/>
+          <w14:ligatures w14:val="none"/>
+        </w:rPr>
+        <w:t xml:space="preserve"> </w:t>
       </w:r>
       <w:r>
         <w:rPr>
@@ -3744,6 +3760,7 @@
           <w:lang w:val="en"/>
           <w14:ligatures w14:val="none"/>
         </w:rPr>
+        <w:lastRenderedPageBreak/>
         <w:drawing>
           <wp:inline distT="114300" distB="114300" distL="114300" distR="114300" wp14:anchorId="20EDD893" wp14:editId="5F9A4B01">
             <wp:extent cx="5943600" cy="1231900"/>
@@ -5250,7 +5267,6 @@
     <w:next w:val="Normal"/>
     <w:link w:val="Heading2Char"/>
     <w:uiPriority w:val="9"/>
-    <w:semiHidden/>
     <w:unhideWhenUsed/>
     <w:qFormat/>
     <w:rsid w:val="00EE5ECA"/>
@@ -5467,7 +5483,6 @@
     <w:basedOn w:val="DefaultParagraphFont"/>
     <w:link w:val="Heading2"/>
     <w:uiPriority w:val="9"/>
-    <w:semiHidden/>
     <w:rsid w:val="00EE5ECA"/>
     <w:rPr>
       <w:rFonts w:asciiTheme="majorHAnsi" w:eastAsiaTheme="majorEastAsia" w:hAnsiTheme="majorHAnsi" w:cstheme="majorBidi"/>
